--- a/9-band teatr muzey qadamjolar (2) (1).docx
+++ b/9-band teatr muzey qadamjolar (2) (1).docx
@@ -212,21 +212,32 @@
           <w:numId w:val="1"/>
         </w:numPr>
         <w:tabs>
-          <w:tab w:val="left" w:pos="1416"/>
+          <w:tab w:pos="1416" w:val="left" w:leader="none"/>
         </w:tabs>
-        <w:spacing w:before="23" w:after="20"/>
-        <w:ind w:left="1416" w:hanging="283"/>
-        <w:rPr>
-          <w:b/>
-          <w:sz w:val="24"/>
-        </w:rPr>
-      </w:pPr>
-      <w:r>
-        <w:rPr>
-          <w:b/>
+        <w:spacing w:line="240" w:lineRule="auto" w:before="23" w:after="20"/>
+        <w:ind w:left="1416" w:right="0" w:hanging="283"/>
+        <w:jc w:val="left"/>
+        <w:rPr>
+          <w:b/>
+          <w:sz w:val="24"/>
+        </w:rPr>
+      </w:pPr>
+      <w:r>
+        <w:rPr>
+          <w:b/>
+          <w:color w:val="000000"/>
           <w:sz w:val="24"/>
         </w:rPr>
         <w:t xml:space="preserve">Link: </w:t>
+      </w:r>
+      <w:r>
+        <w:rPr>
+          <w:b/>
+          <w:color w:val="000000"/>
+          <w:u w:val="single"/>
+          <w:sz w:val="24"/>
+        </w:rPr>
+        <w:t>https://yandex.uz/maps/org/ansambl_khazrati_imam/77229904402/</w:t>
       </w:r>
     </w:p>
     <w:p>
@@ -266,7 +277,7 @@
                   <pic:spPr>
                     <a:xfrm>
                       <a:off x="0" y="0"/>
-                      <a:ext cx="2449745" cy="1898208"/>
+                      <a:ext cx="2160000" cy="1620000"/>
                     </a:xfrm>
                     <a:prstGeom prst="rect">
                       <a:avLst/>
@@ -472,7 +483,14 @@
     <w:tbl>
       <w:tblPr>
         <w:tblW w:w="9360" w:type="dxa"/>
-        <w:tblLook w:val="04A0" w:firstRow="1" w:lastRow="0" w:firstColumn="1" w:lastColumn="0" w:noHBand="0" w:noVBand="1"/>
+        <w:tblBorders>
+          <w:top w:val="none" w:sz="0" w:space="0" w:color="auto"/>
+          <w:left w:val="none" w:sz="0" w:space="0" w:color="auto"/>
+          <w:bottom w:val="none" w:sz="0" w:space="0" w:color="auto"/>
+          <w:right w:val="none" w:sz="0" w:space="0" w:color="auto"/>
+          <w:insideH w:val="none" w:sz="0" w:space="0" w:color="auto"/>
+          <w:insideV w:val="none" w:sz="0" w:space="0" w:color="auto"/>
+        </w:tblBorders>
       </w:tblPr>
       <w:tblGrid>
         <w:gridCol w:w="3800"/>
@@ -483,81 +501,163 @@
         <w:tc>
           <w:tcPr>
             <w:tcW w:w="3800" w:type="dxa"/>
+            <w:tcBorders>
+              <w:top w:val="none" w:sz="0" w:space="0" w:color="auto"/>
+              <w:left w:val="none" w:sz="0" w:space="0" w:color="auto"/>
+              <w:bottom w:val="none" w:sz="0" w:space="0" w:color="auto"/>
+              <w:right w:val="none" w:sz="0" w:space="0" w:color="auto"/>
+            </w:tcBorders>
           </w:tcPr>
           <w:p>
             <w:pPr>
               <w:pStyle w:val="BodyText"/>
-            </w:pPr>
-            <w:r>
-              <w:rPr>
-                <w:color w:val="000000"/>
-              </w:rPr>
-              <w:t>Menejment fakulteti talabasi:</w:t>
-            </w:r>
-          </w:p>
-          <w:p>
-            <w:pPr>
-              <w:pStyle w:val="BodyText"/>
-            </w:pPr>
-            <w:r>
-              <w:rPr>
-                <w:color w:val="000000"/>
-              </w:rPr>
-              <w:t>Lapasov D.O</w:t>
-            </w:r>
-          </w:p>
-          <w:p>
-            <w:pPr>
-              <w:pStyle w:val="BodyText"/>
-            </w:pPr>
+              <w:spacing w:after="0"/>
+            </w:pPr>
+            <w:r>
+              <w:rPr>
+                <w:color w:val="000000"/>
+                <w:sz w:val="20"/>
+                <w:szCs w:val="20"/>
+              </w:rPr>
+              <w:t xml:space="preserve">Menejment fakulteti talabasi:</w:t>
+            </w:r>
+          </w:p>
+          <w:p>
+            <w:pPr>
+              <w:pStyle w:val="BodyText"/>
+              <w:spacing w:after="0"/>
+            </w:pPr>
+            <w:r>
+              <w:rPr>
+                <w:color w:val="000000"/>
+                <w:sz w:val="20"/>
+                <w:szCs w:val="20"/>
+              </w:rPr>
+              <w:t xml:space="preserve">Lapasov D.O</w:t>
+            </w:r>
+          </w:p>
+          <w:p>
+            <w:pPr>
+              <w:pStyle w:val="BodyText"/>
+              <w:spacing w:after="0"/>
+            </w:pPr>
+            <w:r>
+              <w:rPr>
+                <w:color w:val="000000"/>
+                <w:sz w:val="20"/>
+                <w:szCs w:val="20"/>
+              </w:rPr>
+              <w:t xml:space="preserve"/>
+            </w:r>
           </w:p>
         </w:tc>
         <w:tc>
           <w:tcPr>
             <w:tcW w:w="2500" w:type="dxa"/>
+            <w:tcBorders>
+              <w:top w:val="none" w:sz="0" w:space="0" w:color="auto"/>
+              <w:left w:val="none" w:sz="0" w:space="0" w:color="auto"/>
+              <w:bottom w:val="none" w:sz="0" w:space="0" w:color="auto"/>
+              <w:right w:val="none" w:sz="0" w:space="0" w:color="auto"/>
+            </w:tcBorders>
           </w:tcPr>
           <w:p>
             <w:pPr>
               <w:pStyle w:val="BodyText"/>
               <w:jc w:val="center"/>
-            </w:pPr>
+              <w:spacing w:after="0"/>
+            </w:pPr>
+            <w:r>
+              <w:rPr>
+                <w:color w:val="000000"/>
+                <w:sz w:val="20"/>
+                <w:szCs w:val="20"/>
+              </w:rPr>
+              <w:t xml:space="preserve">imzo</w:t>
+            </w:r>
           </w:p>
           <w:p>
             <w:pPr>
               <w:pStyle w:val="BodyText"/>
               <w:jc w:val="center"/>
-            </w:pPr>
-          </w:p>
-          <w:p>
-            <w:pPr>
-              <w:pStyle w:val="BodyText"/>
-            </w:pPr>
+              <w:spacing w:after="0"/>
+            </w:pPr>
+            <w:r>
+              <w:rPr>
+                <w:u w:val="single"/>
+                <w:color w:val="000000"/>
+                <w:sz w:val="20"/>
+                <w:szCs w:val="20"/>
+              </w:rPr>
+              <w:t xml:space="preserve">__________________</w:t>
+            </w:r>
+          </w:p>
+          <w:p>
+            <w:pPr>
+              <w:pStyle w:val="BodyText"/>
+              <w:spacing w:after="0"/>
+            </w:pPr>
+            <w:r>
+              <w:rPr>
+                <w:color w:val="000000"/>
+                <w:sz w:val="20"/>
+                <w:szCs w:val="20"/>
+              </w:rPr>
+              <w:t xml:space="preserve"/>
+            </w:r>
           </w:p>
         </w:tc>
         <w:tc>
           <w:tcPr>
             <w:tcW w:w="3060" w:type="dxa"/>
+            <w:tcBorders>
+              <w:top w:val="none" w:sz="0" w:space="0" w:color="auto"/>
+              <w:left w:val="none" w:sz="0" w:space="0" w:color="auto"/>
+              <w:bottom w:val="none" w:sz="0" w:space="0" w:color="auto"/>
+              <w:right w:val="none" w:sz="0" w:space="0" w:color="auto"/>
+            </w:tcBorders>
           </w:tcPr>
           <w:p>
             <w:pPr>
               <w:pStyle w:val="BodyText"/>
-            </w:pPr>
-            <w:r>
-              <w:rPr>
-                <w:color w:val="000000"/>
-              </w:rPr>
-              <w:t>Lapasov Davron Oybek o’g‘li</w:t>
-            </w:r>
-          </w:p>
-          <w:p>
-            <w:pPr>
-              <w:pStyle w:val="BodyText"/>
-            </w:pPr>
-          </w:p>
-          <w:p>
-            <w:pPr>
-              <w:pStyle w:val="BodyText"/>
-            </w:pPr>
+              <w:spacing w:after="0"/>
+            </w:pPr>
+            <w:r>
+              <w:rPr>
+                <w:color w:val="000000"/>
+                <w:sz w:val="20"/>
+                <w:szCs w:val="20"/>
+              </w:rPr>
+              <w:t xml:space="preserve">Lapasov Davron Oybek o’g‘li</w:t>
+            </w:r>
+          </w:p>
+          <w:p>
+            <w:pPr>
+              <w:pStyle w:val="BodyText"/>
+              <w:spacing w:after="0"/>
+            </w:pPr>
+            <w:r>
+              <w:rPr>
+                <w:color w:val="000000"/>
+                <w:sz w:val="20"/>
+                <w:szCs w:val="20"/>
+              </w:rPr>
+              <w:t xml:space="preserve"/>
+            </w:r>
+          </w:p>
+          <w:p>
+            <w:pPr>
+              <w:pStyle w:val="BodyText"/>
+              <w:spacing w:after="0"/>
+            </w:pPr>
+            <w:r>
+              <w:rPr>
+                <w:color w:val="000000"/>
+                <w:sz w:val="20"/>
+                <w:szCs w:val="20"/>
+              </w:rPr>
+              <w:t xml:space="preserve"/>
+            </w:r>
           </w:p>
         </w:tc>
       </w:tr>
@@ -565,87 +665,163 @@
         <w:tc>
           <w:tcPr>
             <w:tcW w:w="3800" w:type="dxa"/>
+            <w:tcBorders>
+              <w:top w:val="none" w:sz="0" w:space="0" w:color="auto"/>
+              <w:left w:val="none" w:sz="0" w:space="0" w:color="auto"/>
+              <w:bottom w:val="none" w:sz="0" w:space="0" w:color="auto"/>
+              <w:right w:val="none" w:sz="0" w:space="0" w:color="auto"/>
+            </w:tcBorders>
           </w:tcPr>
           <w:p>
             <w:pPr>
               <w:pStyle w:val="BodyText"/>
-            </w:pPr>
-            <w:r>
-              <w:rPr>
-                <w:color w:val="000000"/>
-              </w:rPr>
-              <w:t>Tyutorlar faoliyatini</w:t>
-            </w:r>
-          </w:p>
-          <w:p>
-            <w:pPr>
-              <w:pStyle w:val="BodyText"/>
-            </w:pPr>
-            <w:r>
-              <w:rPr>
-                <w:color w:val="000000"/>
-              </w:rPr>
-              <w:t>muvofiqlashtirish bo’limi tyutori:</w:t>
-            </w:r>
-          </w:p>
-          <w:p>
-            <w:pPr>
-              <w:pStyle w:val="BodyText"/>
-            </w:pPr>
-            <w:r>
-              <w:rPr>
-                <w:color w:val="000000"/>
-              </w:rPr>
-              <w:t>Maxsimov A.Q</w:t>
+              <w:spacing w:after="0"/>
+            </w:pPr>
+            <w:r>
+              <w:rPr>
+                <w:color w:val="000000"/>
+                <w:sz w:val="20"/>
+                <w:szCs w:val="20"/>
+              </w:rPr>
+              <w:t xml:space="preserve">Tyutorlar faoliyatini</w:t>
+            </w:r>
+          </w:p>
+          <w:p>
+            <w:pPr>
+              <w:pStyle w:val="BodyText"/>
+              <w:spacing w:after="0"/>
+            </w:pPr>
+            <w:r>
+              <w:rPr>
+                <w:color w:val="000000"/>
+                <w:sz w:val="20"/>
+                <w:szCs w:val="20"/>
+              </w:rPr>
+              <w:t xml:space="preserve">muvofiqlashtirish bo’limi tyutori:</w:t>
+            </w:r>
+          </w:p>
+          <w:p>
+            <w:pPr>
+              <w:pStyle w:val="BodyText"/>
+              <w:spacing w:after="0"/>
+            </w:pPr>
+            <w:r>
+              <w:rPr>
+                <w:color w:val="000000"/>
+                <w:sz w:val="20"/>
+                <w:szCs w:val="20"/>
+              </w:rPr>
+              <w:t xml:space="preserve">Maxsimov A.Q</w:t>
             </w:r>
           </w:p>
         </w:tc>
         <w:tc>
           <w:tcPr>
             <w:tcW w:w="2500" w:type="dxa"/>
+            <w:tcBorders>
+              <w:top w:val="none" w:sz="0" w:space="0" w:color="auto"/>
+              <w:left w:val="none" w:sz="0" w:space="0" w:color="auto"/>
+              <w:bottom w:val="none" w:sz="0" w:space="0" w:color="auto"/>
+              <w:right w:val="none" w:sz="0" w:space="0" w:color="auto"/>
+            </w:tcBorders>
           </w:tcPr>
           <w:p>
             <w:pPr>
               <w:pStyle w:val="BodyText"/>
               <w:jc w:val="center"/>
-            </w:pPr>
+              <w:spacing w:after="0"/>
+            </w:pPr>
+            <w:r>
+              <w:rPr>
+                <w:color w:val="000000"/>
+                <w:sz w:val="20"/>
+                <w:szCs w:val="20"/>
+              </w:rPr>
+              <w:t xml:space="preserve">imzo</w:t>
+            </w:r>
           </w:p>
           <w:p>
             <w:pPr>
               <w:pStyle w:val="BodyText"/>
               <w:jc w:val="center"/>
-            </w:pPr>
-          </w:p>
-          <w:p>
-            <w:pPr>
-              <w:pStyle w:val="BodyText"/>
-            </w:pPr>
+              <w:spacing w:after="0"/>
+            </w:pPr>
+            <w:r>
+              <w:rPr>
+                <w:u w:val="single"/>
+                <w:color w:val="000000"/>
+                <w:sz w:val="20"/>
+                <w:szCs w:val="20"/>
+              </w:rPr>
+              <w:t xml:space="preserve">__________________</w:t>
+            </w:r>
+          </w:p>
+          <w:p>
+            <w:pPr>
+              <w:pStyle w:val="BodyText"/>
+              <w:spacing w:after="0"/>
+            </w:pPr>
+            <w:r>
+              <w:rPr>
+                <w:color w:val="000000"/>
+                <w:sz w:val="20"/>
+                <w:szCs w:val="20"/>
+              </w:rPr>
+              <w:t xml:space="preserve"/>
+            </w:r>
           </w:p>
         </w:tc>
         <w:tc>
           <w:tcPr>
             <w:tcW w:w="3060" w:type="dxa"/>
+            <w:tcBorders>
+              <w:top w:val="none" w:sz="0" w:space="0" w:color="auto"/>
+              <w:left w:val="none" w:sz="0" w:space="0" w:color="auto"/>
+              <w:bottom w:val="none" w:sz="0" w:space="0" w:color="auto"/>
+              <w:right w:val="none" w:sz="0" w:space="0" w:color="auto"/>
+            </w:tcBorders>
           </w:tcPr>
           <w:p>
             <w:pPr>
               <w:pStyle w:val="BodyText"/>
-            </w:pPr>
-            <w:r>
-              <w:rPr>
-                <w:color w:val="000000"/>
-              </w:rPr>
-              <w:t>Maxsimov Akmal Qosimovich</w:t>
-            </w:r>
-          </w:p>
-          <w:p>
-            <w:pPr>
-              <w:pStyle w:val="BodyText"/>
-            </w:pPr>
-          </w:p>
-          <w:p>
-            <w:pPr>
-              <w:pStyle w:val="BodyText"/>
-            </w:pPr>
+              <w:spacing w:after="0"/>
+            </w:pPr>
+            <w:r>
+              <w:rPr>
+                <w:color w:val="000000"/>
+                <w:sz w:val="20"/>
+                <w:szCs w:val="20"/>
+              </w:rPr>
+              <w:t xml:space="preserve">Maxsimov Akmal Qosimovich</w:t>
+            </w:r>
+          </w:p>
+          <w:p>
+            <w:pPr>
+              <w:pStyle w:val="BodyText"/>
+              <w:spacing w:after="0"/>
+            </w:pPr>
+            <w:r>
+              <w:rPr>
+                <w:color w:val="000000"/>
+                <w:sz w:val="20"/>
+                <w:szCs w:val="20"/>
+              </w:rPr>
+              <w:t xml:space="preserve"/>
+            </w:r>
+          </w:p>
+          <w:p>
+            <w:pPr>
+              <w:pStyle w:val="BodyText"/>
+              <w:spacing w:after="0"/>
+            </w:pPr>
+            <w:r>
+              <w:rPr>
+                <w:color w:val="000000"/>
+                <w:sz w:val="20"/>
+                <w:szCs w:val="20"/>
+              </w:rPr>
+              <w:t xml:space="preserve"/>
+            </w:r>
           </w:p>
         </w:tc>
       </w:tr>
@@ -653,91 +829,221 @@
         <w:tc>
           <w:tcPr>
             <w:tcW w:w="3800" w:type="dxa"/>
+            <w:tcBorders>
+              <w:top w:val="none" w:sz="0" w:space="0" w:color="auto"/>
+              <w:left w:val="none" w:sz="0" w:space="0" w:color="auto"/>
+              <w:bottom w:val="none" w:sz="0" w:space="0" w:color="auto"/>
+              <w:right w:val="none" w:sz="0" w:space="0" w:color="auto"/>
+            </w:tcBorders>
           </w:tcPr>
           <w:p>
             <w:pPr>
               <w:pStyle w:val="BodyText"/>
-            </w:pPr>
-            <w:r>
-              <w:rPr>
-                <w:color w:val="000000"/>
-              </w:rPr>
-              <w:t>Yoshlar masalalari va ma’naviy-ma’rifiy</w:t>
-            </w:r>
-          </w:p>
-          <w:p>
-            <w:pPr>
-              <w:pStyle w:val="BodyText"/>
-            </w:pPr>
-            <w:r>
-              <w:rPr>
-                <w:color w:val="000000"/>
-              </w:rPr>
-              <w:t>ishlar bo’yicha dekan o’rinbosari:</w:t>
-            </w:r>
-          </w:p>
-          <w:p>
-            <w:pPr>
-              <w:pStyle w:val="BodyText"/>
-            </w:pPr>
-            <w:r>
-              <w:rPr>
-                <w:color w:val="000000"/>
-              </w:rPr>
-              <w:t>Yegamberdiyev Sh.S</w:t>
+              <w:spacing w:after="0"/>
+            </w:pPr>
+            <w:r>
+              <w:rPr>
+                <w:color w:val="000000"/>
+                <w:sz w:val="20"/>
+                <w:szCs w:val="20"/>
+              </w:rPr>
+              <w:t xml:space="preserve">Yoshlar masalalari va ma’naviy-ma’rifiy</w:t>
+            </w:r>
+          </w:p>
+          <w:p>
+            <w:pPr>
+              <w:pStyle w:val="BodyText"/>
+              <w:spacing w:after="0"/>
+            </w:pPr>
+            <w:r>
+              <w:rPr>
+                <w:color w:val="000000"/>
+                <w:sz w:val="20"/>
+                <w:szCs w:val="20"/>
+              </w:rPr>
+              <w:t xml:space="preserve">ishlar bo’yicha dekan o’rinbosari:</w:t>
+            </w:r>
+          </w:p>
+          <w:p>
+            <w:pPr>
+              <w:pStyle w:val="BodyText"/>
+              <w:spacing w:after="0"/>
+            </w:pPr>
+            <w:r>
+              <w:rPr>
+                <w:color w:val="000000"/>
+                <w:sz w:val="20"/>
+                <w:szCs w:val="20"/>
+              </w:rPr>
+              <w:t xml:space="preserve">Yegamberdiyev Sh.S</w:t>
             </w:r>
           </w:p>
         </w:tc>
         <w:tc>
           <w:tcPr>
             <w:tcW w:w="2500" w:type="dxa"/>
+            <w:tcBorders>
+              <w:top w:val="none" w:sz="0" w:space="0" w:color="auto"/>
+              <w:left w:val="none" w:sz="0" w:space="0" w:color="auto"/>
+              <w:bottom w:val="none" w:sz="0" w:space="0" w:color="auto"/>
+              <w:right w:val="none" w:sz="0" w:space="0" w:color="auto"/>
+            </w:tcBorders>
           </w:tcPr>
           <w:p>
             <w:pPr>
               <w:pStyle w:val="BodyText"/>
               <w:jc w:val="center"/>
-            </w:pPr>
+              <w:spacing w:after="0"/>
+            </w:pPr>
+            <w:r>
+              <w:rPr>
+                <w:color w:val="000000"/>
+                <w:sz w:val="20"/>
+                <w:szCs w:val="20"/>
+              </w:rPr>
+              <w:t xml:space="preserve">imzo</w:t>
+            </w:r>
           </w:p>
           <w:p>
             <w:pPr>
               <w:pStyle w:val="BodyText"/>
               <w:jc w:val="center"/>
-            </w:pPr>
-          </w:p>
-          <w:p>
-            <w:pPr>
-              <w:pStyle w:val="BodyText"/>
-            </w:pPr>
+              <w:spacing w:after="0"/>
+            </w:pPr>
+            <w:r>
+              <w:rPr>
+                <w:u w:val="single"/>
+                <w:color w:val="000000"/>
+                <w:sz w:val="20"/>
+                <w:szCs w:val="20"/>
+              </w:rPr>
+              <w:t xml:space="preserve">__________________</w:t>
+            </w:r>
+          </w:p>
+          <w:p>
+            <w:pPr>
+              <w:pStyle w:val="BodyText"/>
+              <w:spacing w:after="0"/>
+            </w:pPr>
+            <w:r>
+              <w:rPr>
+                <w:color w:val="000000"/>
+                <w:sz w:val="20"/>
+                <w:szCs w:val="20"/>
+              </w:rPr>
+              <w:t xml:space="preserve"/>
+            </w:r>
           </w:p>
         </w:tc>
         <w:tc>
           <w:tcPr>
             <w:tcW w:w="3060" w:type="dxa"/>
+            <w:tcBorders>
+              <w:top w:val="none" w:sz="0" w:space="0" w:color="auto"/>
+              <w:left w:val="none" w:sz="0" w:space="0" w:color="auto"/>
+              <w:bottom w:val="none" w:sz="0" w:space="0" w:color="auto"/>
+              <w:right w:val="none" w:sz="0" w:space="0" w:color="auto"/>
+            </w:tcBorders>
           </w:tcPr>
           <w:p>
             <w:pPr>
               <w:pStyle w:val="BodyText"/>
-            </w:pPr>
-            <w:r>
-              <w:rPr>
-                <w:color w:val="000000"/>
-              </w:rPr>
-              <w:t>Yegamberdiyev Shuhrat Satimbayevich</w:t>
-            </w:r>
-          </w:p>
-          <w:p>
-            <w:pPr>
-              <w:pStyle w:val="BodyText"/>
-            </w:pPr>
-          </w:p>
-          <w:p>
-            <w:pPr>
-              <w:pStyle w:val="BodyText"/>
-            </w:pPr>
+              <w:spacing w:after="0"/>
+            </w:pPr>
+            <w:r>
+              <w:rPr>
+                <w:color w:val="000000"/>
+                <w:sz w:val="20"/>
+                <w:szCs w:val="20"/>
+              </w:rPr>
+              <w:t xml:space="preserve">Yegamberdiyev Shuhrat Satimbayevich</w:t>
+            </w:r>
+          </w:p>
+          <w:p>
+            <w:pPr>
+              <w:pStyle w:val="BodyText"/>
+              <w:spacing w:after="0"/>
+            </w:pPr>
+            <w:r>
+              <w:rPr>
+                <w:color w:val="000000"/>
+                <w:sz w:val="20"/>
+                <w:szCs w:val="20"/>
+              </w:rPr>
+              <w:t xml:space="preserve"/>
+            </w:r>
+          </w:p>
+          <w:p>
+            <w:pPr>
+              <w:pStyle w:val="BodyText"/>
+              <w:spacing w:after="0"/>
+            </w:pPr>
+            <w:r>
+              <w:rPr>
+                <w:color w:val="000000"/>
+                <w:sz w:val="20"/>
+                <w:szCs w:val="20"/>
+              </w:rPr>
+              <w:t xml:space="preserve"/>
+            </w:r>
           </w:p>
         </w:tc>
       </w:tr>
     </w:tbl>
+    <w:p>
+      <w:pPr>
+        <w:pStyle w:val="BodyText"/>
+      </w:pPr>
+    </w:p>
+    <w:p>
+      <w:pPr>
+        <w:pStyle w:val="BodyText"/>
+      </w:pPr>
+      <w:r>
+        <w:rPr>
+          <w:color w:val="000000"/>
+        </w:rPr>
+        <w:t>Yegamberdiyev Sh.S</w:t>
+      </w:r>
+    </w:p>
+    <w:p>
+      <w:pPr>
+        <w:pStyle w:val="BodyText"/>
+        <w:jc w:val="center"/>
+      </w:pPr>
+    </w:p>
+    <w:p>
+      <w:pPr>
+        <w:pStyle w:val="BodyText"/>
+        <w:jc w:val="center"/>
+      </w:pPr>
+    </w:p>
+    <w:p>
+      <w:pPr>
+        <w:pStyle w:val="BodyText"/>
+      </w:pPr>
+    </w:p>
+    <w:p>
+      <w:pPr>
+        <w:pStyle w:val="BodyText"/>
+      </w:pPr>
+      <w:r>
+        <w:rPr>
+          <w:color w:val="000000"/>
+        </w:rPr>
+        <w:t>Yegamberdiyev Shuhrat Satimbayevich</w:t>
+      </w:r>
+    </w:p>
+    <w:p>
+      <w:pPr>
+        <w:pStyle w:val="BodyText"/>
+      </w:pPr>
+    </w:p>
+    <w:p>
+      <w:pPr>
+        <w:pStyle w:val="BodyText"/>
+      </w:pPr>
+    </w:p>
     <w:p>
       <w:pPr>
         <w:pStyle w:val="BodyText"/>
@@ -1040,6 +1346,42 @@
           <w:sz w:val="24"/>
         </w:rPr>
         <w:t>29.10.2025</w:t>
+      </w:r>
+    </w:p>
+    <w:p>
+      <w:pPr>
+        <w:pStyle w:val="ListParagraph"/>
+        <w:numPr>
+          <w:ilvl w:val="0"/>
+          <w:numId w:val="1"/>
+        </w:numPr>
+        <w:tabs>
+          <w:tab w:pos="1416" w:val="left" w:leader="none"/>
+        </w:tabs>
+        <w:spacing w:line="240" w:lineRule="auto" w:before="23" w:after="20"/>
+        <w:ind w:left="1416" w:right="0" w:hanging="283"/>
+        <w:jc w:val="left"/>
+        <w:rPr>
+          <w:b/>
+          <w:sz w:val="24"/>
+        </w:rPr>
+      </w:pPr>
+      <w:r>
+        <w:rPr>
+          <w:b/>
+          <w:color w:val="000000"/>
+          <w:sz w:val="24"/>
+        </w:rPr>
+        <w:t xml:space="preserve">Link: </w:t>
+      </w:r>
+      <w:r>
+        <w:rPr>
+          <w:b/>
+          <w:color w:val="000000"/>
+          <w:u w:val="single"/>
+          <w:sz w:val="24"/>
+        </w:rPr>
+        <w:t>https://yandex.uz/maps/-/CTayqA-M</w:t>
       </w:r>
     </w:p>
     <w:p>
@@ -1098,7 +1440,7 @@
                   <pic:spPr>
                     <a:xfrm>
                       <a:off x="0" y="0"/>
-                      <a:ext cx="2283221" cy="1620000"/>
+                      <a:ext cx="2160000" cy="1620000"/>
                     </a:xfrm>
                     <a:prstGeom prst="rect">
                       <a:avLst/>
@@ -1146,7 +1488,7 @@
                   <pic:spPr>
                     <a:xfrm>
                       <a:off x="0" y="0"/>
-                      <a:ext cx="2930439" cy="1910530"/>
+                      <a:ext cx="2160000" cy="1620000"/>
                     </a:xfrm>
                     <a:prstGeom prst="rect">
                       <a:avLst/>
@@ -1312,7 +1654,14 @@
     <w:tbl>
       <w:tblPr>
         <w:tblW w:w="9360" w:type="dxa"/>
-        <w:tblLook w:val="04A0" w:firstRow="1" w:lastRow="0" w:firstColumn="1" w:lastColumn="0" w:noHBand="0" w:noVBand="1"/>
+        <w:tblBorders>
+          <w:top w:val="none" w:sz="0" w:space="0" w:color="auto"/>
+          <w:left w:val="none" w:sz="0" w:space="0" w:color="auto"/>
+          <w:bottom w:val="none" w:sz="0" w:space="0" w:color="auto"/>
+          <w:right w:val="none" w:sz="0" w:space="0" w:color="auto"/>
+          <w:insideH w:val="none" w:sz="0" w:space="0" w:color="auto"/>
+          <w:insideV w:val="none" w:sz="0" w:space="0" w:color="auto"/>
+        </w:tblBorders>
       </w:tblPr>
       <w:tblGrid>
         <w:gridCol w:w="3800"/>
@@ -1323,81 +1672,163 @@
         <w:tc>
           <w:tcPr>
             <w:tcW w:w="3800" w:type="dxa"/>
+            <w:tcBorders>
+              <w:top w:val="none" w:sz="0" w:space="0" w:color="auto"/>
+              <w:left w:val="none" w:sz="0" w:space="0" w:color="auto"/>
+              <w:bottom w:val="none" w:sz="0" w:space="0" w:color="auto"/>
+              <w:right w:val="none" w:sz="0" w:space="0" w:color="auto"/>
+            </w:tcBorders>
           </w:tcPr>
           <w:p>
             <w:pPr>
               <w:pStyle w:val="BodyText"/>
-            </w:pPr>
-            <w:r>
-              <w:rPr>
-                <w:color w:val="000000"/>
-              </w:rPr>
-              <w:t>Menejment fakulteti talabasi:</w:t>
-            </w:r>
-          </w:p>
-          <w:p>
-            <w:pPr>
-              <w:pStyle w:val="BodyText"/>
-            </w:pPr>
-            <w:r>
-              <w:rPr>
-                <w:color w:val="000000"/>
-              </w:rPr>
-              <w:t>Lapasov D.O</w:t>
-            </w:r>
-          </w:p>
-          <w:p>
-            <w:pPr>
-              <w:pStyle w:val="BodyText"/>
-            </w:pPr>
+              <w:spacing w:after="0"/>
+            </w:pPr>
+            <w:r>
+              <w:rPr>
+                <w:color w:val="000000"/>
+                <w:sz w:val="20"/>
+                <w:szCs w:val="20"/>
+              </w:rPr>
+              <w:t xml:space="preserve">Menejment fakulteti talabasi:</w:t>
+            </w:r>
+          </w:p>
+          <w:p>
+            <w:pPr>
+              <w:pStyle w:val="BodyText"/>
+              <w:spacing w:after="0"/>
+            </w:pPr>
+            <w:r>
+              <w:rPr>
+                <w:color w:val="000000"/>
+                <w:sz w:val="20"/>
+                <w:szCs w:val="20"/>
+              </w:rPr>
+              <w:t xml:space="preserve">Lapasov D.O</w:t>
+            </w:r>
+          </w:p>
+          <w:p>
+            <w:pPr>
+              <w:pStyle w:val="BodyText"/>
+              <w:spacing w:after="0"/>
+            </w:pPr>
+            <w:r>
+              <w:rPr>
+                <w:color w:val="000000"/>
+                <w:sz w:val="20"/>
+                <w:szCs w:val="20"/>
+              </w:rPr>
+              <w:t xml:space="preserve"/>
+            </w:r>
           </w:p>
         </w:tc>
         <w:tc>
           <w:tcPr>
             <w:tcW w:w="2500" w:type="dxa"/>
+            <w:tcBorders>
+              <w:top w:val="none" w:sz="0" w:space="0" w:color="auto"/>
+              <w:left w:val="none" w:sz="0" w:space="0" w:color="auto"/>
+              <w:bottom w:val="none" w:sz="0" w:space="0" w:color="auto"/>
+              <w:right w:val="none" w:sz="0" w:space="0" w:color="auto"/>
+            </w:tcBorders>
           </w:tcPr>
           <w:p>
             <w:pPr>
               <w:pStyle w:val="BodyText"/>
               <w:jc w:val="center"/>
-            </w:pPr>
+              <w:spacing w:after="0"/>
+            </w:pPr>
+            <w:r>
+              <w:rPr>
+                <w:color w:val="000000"/>
+                <w:sz w:val="20"/>
+                <w:szCs w:val="20"/>
+              </w:rPr>
+              <w:t xml:space="preserve">imzo</w:t>
+            </w:r>
           </w:p>
           <w:p>
             <w:pPr>
               <w:pStyle w:val="BodyText"/>
               <w:jc w:val="center"/>
-            </w:pPr>
-          </w:p>
-          <w:p>
-            <w:pPr>
-              <w:pStyle w:val="BodyText"/>
-            </w:pPr>
+              <w:spacing w:after="0"/>
+            </w:pPr>
+            <w:r>
+              <w:rPr>
+                <w:u w:val="single"/>
+                <w:color w:val="000000"/>
+                <w:sz w:val="20"/>
+                <w:szCs w:val="20"/>
+              </w:rPr>
+              <w:t xml:space="preserve">__________________</w:t>
+            </w:r>
+          </w:p>
+          <w:p>
+            <w:pPr>
+              <w:pStyle w:val="BodyText"/>
+              <w:spacing w:after="0"/>
+            </w:pPr>
+            <w:r>
+              <w:rPr>
+                <w:color w:val="000000"/>
+                <w:sz w:val="20"/>
+                <w:szCs w:val="20"/>
+              </w:rPr>
+              <w:t xml:space="preserve"/>
+            </w:r>
           </w:p>
         </w:tc>
         <w:tc>
           <w:tcPr>
             <w:tcW w:w="3060" w:type="dxa"/>
+            <w:tcBorders>
+              <w:top w:val="none" w:sz="0" w:space="0" w:color="auto"/>
+              <w:left w:val="none" w:sz="0" w:space="0" w:color="auto"/>
+              <w:bottom w:val="none" w:sz="0" w:space="0" w:color="auto"/>
+              <w:right w:val="none" w:sz="0" w:space="0" w:color="auto"/>
+            </w:tcBorders>
           </w:tcPr>
           <w:p>
             <w:pPr>
               <w:pStyle w:val="BodyText"/>
-            </w:pPr>
-            <w:r>
-              <w:rPr>
-                <w:color w:val="000000"/>
-              </w:rPr>
-              <w:t>Lapasov Davron Oybek o’g‘li</w:t>
-            </w:r>
-          </w:p>
-          <w:p>
-            <w:pPr>
-              <w:pStyle w:val="BodyText"/>
-            </w:pPr>
-          </w:p>
-          <w:p>
-            <w:pPr>
-              <w:pStyle w:val="BodyText"/>
-            </w:pPr>
+              <w:spacing w:after="0"/>
+            </w:pPr>
+            <w:r>
+              <w:rPr>
+                <w:color w:val="000000"/>
+                <w:sz w:val="20"/>
+                <w:szCs w:val="20"/>
+              </w:rPr>
+              <w:t xml:space="preserve">Lapasov Davron Oybek o’g‘li</w:t>
+            </w:r>
+          </w:p>
+          <w:p>
+            <w:pPr>
+              <w:pStyle w:val="BodyText"/>
+              <w:spacing w:after="0"/>
+            </w:pPr>
+            <w:r>
+              <w:rPr>
+                <w:color w:val="000000"/>
+                <w:sz w:val="20"/>
+                <w:szCs w:val="20"/>
+              </w:rPr>
+              <w:t xml:space="preserve"/>
+            </w:r>
+          </w:p>
+          <w:p>
+            <w:pPr>
+              <w:pStyle w:val="BodyText"/>
+              <w:spacing w:after="0"/>
+            </w:pPr>
+            <w:r>
+              <w:rPr>
+                <w:color w:val="000000"/>
+                <w:sz w:val="20"/>
+                <w:szCs w:val="20"/>
+              </w:rPr>
+              <w:t xml:space="preserve"/>
+            </w:r>
           </w:p>
         </w:tc>
       </w:tr>
@@ -1405,87 +1836,163 @@
         <w:tc>
           <w:tcPr>
             <w:tcW w:w="3800" w:type="dxa"/>
+            <w:tcBorders>
+              <w:top w:val="none" w:sz="0" w:space="0" w:color="auto"/>
+              <w:left w:val="none" w:sz="0" w:space="0" w:color="auto"/>
+              <w:bottom w:val="none" w:sz="0" w:space="0" w:color="auto"/>
+              <w:right w:val="none" w:sz="0" w:space="0" w:color="auto"/>
+            </w:tcBorders>
           </w:tcPr>
           <w:p>
             <w:pPr>
               <w:pStyle w:val="BodyText"/>
-            </w:pPr>
-            <w:r>
-              <w:rPr>
-                <w:color w:val="000000"/>
-              </w:rPr>
-              <w:t>Tyutorlar faoliyatini</w:t>
-            </w:r>
-          </w:p>
-          <w:p>
-            <w:pPr>
-              <w:pStyle w:val="BodyText"/>
-            </w:pPr>
-            <w:r>
-              <w:rPr>
-                <w:color w:val="000000"/>
-              </w:rPr>
-              <w:t>muvofiqlashtirish bo’limi tyutori:</w:t>
-            </w:r>
-          </w:p>
-          <w:p>
-            <w:pPr>
-              <w:pStyle w:val="BodyText"/>
-            </w:pPr>
-            <w:r>
-              <w:rPr>
-                <w:color w:val="000000"/>
-              </w:rPr>
-              <w:t>Maxsimov A.Q</w:t>
+              <w:spacing w:after="0"/>
+            </w:pPr>
+            <w:r>
+              <w:rPr>
+                <w:color w:val="000000"/>
+                <w:sz w:val="20"/>
+                <w:szCs w:val="20"/>
+              </w:rPr>
+              <w:t xml:space="preserve">Tyutorlar faoliyatini</w:t>
+            </w:r>
+          </w:p>
+          <w:p>
+            <w:pPr>
+              <w:pStyle w:val="BodyText"/>
+              <w:spacing w:after="0"/>
+            </w:pPr>
+            <w:r>
+              <w:rPr>
+                <w:color w:val="000000"/>
+                <w:sz w:val="20"/>
+                <w:szCs w:val="20"/>
+              </w:rPr>
+              <w:t xml:space="preserve">muvofiqlashtirish bo’limi tyutori:</w:t>
+            </w:r>
+          </w:p>
+          <w:p>
+            <w:pPr>
+              <w:pStyle w:val="BodyText"/>
+              <w:spacing w:after="0"/>
+            </w:pPr>
+            <w:r>
+              <w:rPr>
+                <w:color w:val="000000"/>
+                <w:sz w:val="20"/>
+                <w:szCs w:val="20"/>
+              </w:rPr>
+              <w:t xml:space="preserve">Maxsimov A.Q</w:t>
             </w:r>
           </w:p>
         </w:tc>
         <w:tc>
           <w:tcPr>
             <w:tcW w:w="2500" w:type="dxa"/>
+            <w:tcBorders>
+              <w:top w:val="none" w:sz="0" w:space="0" w:color="auto"/>
+              <w:left w:val="none" w:sz="0" w:space="0" w:color="auto"/>
+              <w:bottom w:val="none" w:sz="0" w:space="0" w:color="auto"/>
+              <w:right w:val="none" w:sz="0" w:space="0" w:color="auto"/>
+            </w:tcBorders>
           </w:tcPr>
           <w:p>
             <w:pPr>
               <w:pStyle w:val="BodyText"/>
               <w:jc w:val="center"/>
-            </w:pPr>
+              <w:spacing w:after="0"/>
+            </w:pPr>
+            <w:r>
+              <w:rPr>
+                <w:color w:val="000000"/>
+                <w:sz w:val="20"/>
+                <w:szCs w:val="20"/>
+              </w:rPr>
+              <w:t xml:space="preserve">imzo</w:t>
+            </w:r>
           </w:p>
           <w:p>
             <w:pPr>
               <w:pStyle w:val="BodyText"/>
               <w:jc w:val="center"/>
-            </w:pPr>
-          </w:p>
-          <w:p>
-            <w:pPr>
-              <w:pStyle w:val="BodyText"/>
-            </w:pPr>
+              <w:spacing w:after="0"/>
+            </w:pPr>
+            <w:r>
+              <w:rPr>
+                <w:u w:val="single"/>
+                <w:color w:val="000000"/>
+                <w:sz w:val="20"/>
+                <w:szCs w:val="20"/>
+              </w:rPr>
+              <w:t xml:space="preserve">__________________</w:t>
+            </w:r>
+          </w:p>
+          <w:p>
+            <w:pPr>
+              <w:pStyle w:val="BodyText"/>
+              <w:spacing w:after="0"/>
+            </w:pPr>
+            <w:r>
+              <w:rPr>
+                <w:color w:val="000000"/>
+                <w:sz w:val="20"/>
+                <w:szCs w:val="20"/>
+              </w:rPr>
+              <w:t xml:space="preserve"/>
+            </w:r>
           </w:p>
         </w:tc>
         <w:tc>
           <w:tcPr>
             <w:tcW w:w="3060" w:type="dxa"/>
+            <w:tcBorders>
+              <w:top w:val="none" w:sz="0" w:space="0" w:color="auto"/>
+              <w:left w:val="none" w:sz="0" w:space="0" w:color="auto"/>
+              <w:bottom w:val="none" w:sz="0" w:space="0" w:color="auto"/>
+              <w:right w:val="none" w:sz="0" w:space="0" w:color="auto"/>
+            </w:tcBorders>
           </w:tcPr>
           <w:p>
             <w:pPr>
               <w:pStyle w:val="BodyText"/>
-            </w:pPr>
-            <w:r>
-              <w:rPr>
-                <w:color w:val="000000"/>
-              </w:rPr>
-              <w:t>Maxsimov Akmal Qosimovich</w:t>
-            </w:r>
-          </w:p>
-          <w:p>
-            <w:pPr>
-              <w:pStyle w:val="BodyText"/>
-            </w:pPr>
-          </w:p>
-          <w:p>
-            <w:pPr>
-              <w:pStyle w:val="BodyText"/>
-            </w:pPr>
+              <w:spacing w:after="0"/>
+            </w:pPr>
+            <w:r>
+              <w:rPr>
+                <w:color w:val="000000"/>
+                <w:sz w:val="20"/>
+                <w:szCs w:val="20"/>
+              </w:rPr>
+              <w:t xml:space="preserve">Maxsimov Akmal Qosimovich</w:t>
+            </w:r>
+          </w:p>
+          <w:p>
+            <w:pPr>
+              <w:pStyle w:val="BodyText"/>
+              <w:spacing w:after="0"/>
+            </w:pPr>
+            <w:r>
+              <w:rPr>
+                <w:color w:val="000000"/>
+                <w:sz w:val="20"/>
+                <w:szCs w:val="20"/>
+              </w:rPr>
+              <w:t xml:space="preserve"/>
+            </w:r>
+          </w:p>
+          <w:p>
+            <w:pPr>
+              <w:pStyle w:val="BodyText"/>
+              <w:spacing w:after="0"/>
+            </w:pPr>
+            <w:r>
+              <w:rPr>
+                <w:color w:val="000000"/>
+                <w:sz w:val="20"/>
+                <w:szCs w:val="20"/>
+              </w:rPr>
+              <w:t xml:space="preserve"/>
+            </w:r>
           </w:p>
         </w:tc>
       </w:tr>
@@ -1493,91 +2000,221 @@
         <w:tc>
           <w:tcPr>
             <w:tcW w:w="3800" w:type="dxa"/>
+            <w:tcBorders>
+              <w:top w:val="none" w:sz="0" w:space="0" w:color="auto"/>
+              <w:left w:val="none" w:sz="0" w:space="0" w:color="auto"/>
+              <w:bottom w:val="none" w:sz="0" w:space="0" w:color="auto"/>
+              <w:right w:val="none" w:sz="0" w:space="0" w:color="auto"/>
+            </w:tcBorders>
           </w:tcPr>
           <w:p>
             <w:pPr>
               <w:pStyle w:val="BodyText"/>
-            </w:pPr>
-            <w:r>
-              <w:rPr>
-                <w:color w:val="000000"/>
-              </w:rPr>
-              <w:t>Yoshlar masalalari va ma’naviy-ma’rifiy</w:t>
-            </w:r>
-          </w:p>
-          <w:p>
-            <w:pPr>
-              <w:pStyle w:val="BodyText"/>
-            </w:pPr>
-            <w:r>
-              <w:rPr>
-                <w:color w:val="000000"/>
-              </w:rPr>
-              <w:t>ishlar bo’yicha dekan o’rinbosari:</w:t>
-            </w:r>
-          </w:p>
-          <w:p>
-            <w:pPr>
-              <w:pStyle w:val="BodyText"/>
-            </w:pPr>
-            <w:r>
-              <w:rPr>
-                <w:color w:val="000000"/>
-              </w:rPr>
-              <w:t>Yegamberdiyev Sh.S</w:t>
+              <w:spacing w:after="0"/>
+            </w:pPr>
+            <w:r>
+              <w:rPr>
+                <w:color w:val="000000"/>
+                <w:sz w:val="20"/>
+                <w:szCs w:val="20"/>
+              </w:rPr>
+              <w:t xml:space="preserve">Yoshlar masalalari va ma’naviy-ma’rifiy</w:t>
+            </w:r>
+          </w:p>
+          <w:p>
+            <w:pPr>
+              <w:pStyle w:val="BodyText"/>
+              <w:spacing w:after="0"/>
+            </w:pPr>
+            <w:r>
+              <w:rPr>
+                <w:color w:val="000000"/>
+                <w:sz w:val="20"/>
+                <w:szCs w:val="20"/>
+              </w:rPr>
+              <w:t xml:space="preserve">ishlar bo’yicha dekan o’rinbosari:</w:t>
+            </w:r>
+          </w:p>
+          <w:p>
+            <w:pPr>
+              <w:pStyle w:val="BodyText"/>
+              <w:spacing w:after="0"/>
+            </w:pPr>
+            <w:r>
+              <w:rPr>
+                <w:color w:val="000000"/>
+                <w:sz w:val="20"/>
+                <w:szCs w:val="20"/>
+              </w:rPr>
+              <w:t xml:space="preserve">Yegamberdiyev Sh.S</w:t>
             </w:r>
           </w:p>
         </w:tc>
         <w:tc>
           <w:tcPr>
             <w:tcW w:w="2500" w:type="dxa"/>
+            <w:tcBorders>
+              <w:top w:val="none" w:sz="0" w:space="0" w:color="auto"/>
+              <w:left w:val="none" w:sz="0" w:space="0" w:color="auto"/>
+              <w:bottom w:val="none" w:sz="0" w:space="0" w:color="auto"/>
+              <w:right w:val="none" w:sz="0" w:space="0" w:color="auto"/>
+            </w:tcBorders>
           </w:tcPr>
           <w:p>
             <w:pPr>
               <w:pStyle w:val="BodyText"/>
               <w:jc w:val="center"/>
-            </w:pPr>
+              <w:spacing w:after="0"/>
+            </w:pPr>
+            <w:r>
+              <w:rPr>
+                <w:color w:val="000000"/>
+                <w:sz w:val="20"/>
+                <w:szCs w:val="20"/>
+              </w:rPr>
+              <w:t xml:space="preserve">imzo</w:t>
+            </w:r>
           </w:p>
           <w:p>
             <w:pPr>
               <w:pStyle w:val="BodyText"/>
               <w:jc w:val="center"/>
-            </w:pPr>
-          </w:p>
-          <w:p>
-            <w:pPr>
-              <w:pStyle w:val="BodyText"/>
-            </w:pPr>
+              <w:spacing w:after="0"/>
+            </w:pPr>
+            <w:r>
+              <w:rPr>
+                <w:u w:val="single"/>
+                <w:color w:val="000000"/>
+                <w:sz w:val="20"/>
+                <w:szCs w:val="20"/>
+              </w:rPr>
+              <w:t xml:space="preserve">__________________</w:t>
+            </w:r>
+          </w:p>
+          <w:p>
+            <w:pPr>
+              <w:pStyle w:val="BodyText"/>
+              <w:spacing w:after="0"/>
+            </w:pPr>
+            <w:r>
+              <w:rPr>
+                <w:color w:val="000000"/>
+                <w:sz w:val="20"/>
+                <w:szCs w:val="20"/>
+              </w:rPr>
+              <w:t xml:space="preserve"/>
+            </w:r>
           </w:p>
         </w:tc>
         <w:tc>
           <w:tcPr>
             <w:tcW w:w="3060" w:type="dxa"/>
+            <w:tcBorders>
+              <w:top w:val="none" w:sz="0" w:space="0" w:color="auto"/>
+              <w:left w:val="none" w:sz="0" w:space="0" w:color="auto"/>
+              <w:bottom w:val="none" w:sz="0" w:space="0" w:color="auto"/>
+              <w:right w:val="none" w:sz="0" w:space="0" w:color="auto"/>
+            </w:tcBorders>
           </w:tcPr>
           <w:p>
             <w:pPr>
               <w:pStyle w:val="BodyText"/>
-            </w:pPr>
-            <w:r>
-              <w:rPr>
-                <w:color w:val="000000"/>
-              </w:rPr>
-              <w:t>Yegamberdiyev Shuhrat Satimbayevich</w:t>
-            </w:r>
-          </w:p>
-          <w:p>
-            <w:pPr>
-              <w:pStyle w:val="BodyText"/>
-            </w:pPr>
-          </w:p>
-          <w:p>
-            <w:pPr>
-              <w:pStyle w:val="BodyText"/>
-            </w:pPr>
+              <w:spacing w:after="0"/>
+            </w:pPr>
+            <w:r>
+              <w:rPr>
+                <w:color w:val="000000"/>
+                <w:sz w:val="20"/>
+                <w:szCs w:val="20"/>
+              </w:rPr>
+              <w:t xml:space="preserve">Yegamberdiyev Shuhrat Satimbayevich</w:t>
+            </w:r>
+          </w:p>
+          <w:p>
+            <w:pPr>
+              <w:pStyle w:val="BodyText"/>
+              <w:spacing w:after="0"/>
+            </w:pPr>
+            <w:r>
+              <w:rPr>
+                <w:color w:val="000000"/>
+                <w:sz w:val="20"/>
+                <w:szCs w:val="20"/>
+              </w:rPr>
+              <w:t xml:space="preserve"/>
+            </w:r>
+          </w:p>
+          <w:p>
+            <w:pPr>
+              <w:pStyle w:val="BodyText"/>
+              <w:spacing w:after="0"/>
+            </w:pPr>
+            <w:r>
+              <w:rPr>
+                <w:color w:val="000000"/>
+                <w:sz w:val="20"/>
+                <w:szCs w:val="20"/>
+              </w:rPr>
+              <w:t xml:space="preserve"/>
+            </w:r>
           </w:p>
         </w:tc>
       </w:tr>
     </w:tbl>
+    <w:p>
+      <w:pPr>
+        <w:pStyle w:val="BodyText"/>
+      </w:pPr>
+    </w:p>
+    <w:p>
+      <w:pPr>
+        <w:pStyle w:val="BodyText"/>
+      </w:pPr>
+      <w:r>
+        <w:rPr>
+          <w:color w:val="000000"/>
+        </w:rPr>
+        <w:t>Yegamberdiyev Sh.S</w:t>
+      </w:r>
+    </w:p>
+    <w:p>
+      <w:pPr>
+        <w:pStyle w:val="BodyText"/>
+        <w:jc w:val="center"/>
+      </w:pPr>
+    </w:p>
+    <w:p>
+      <w:pPr>
+        <w:pStyle w:val="BodyText"/>
+        <w:jc w:val="center"/>
+      </w:pPr>
+    </w:p>
+    <w:p>
+      <w:pPr>
+        <w:pStyle w:val="BodyText"/>
+      </w:pPr>
+    </w:p>
+    <w:p>
+      <w:pPr>
+        <w:pStyle w:val="BodyText"/>
+      </w:pPr>
+      <w:r>
+        <w:rPr>
+          <w:color w:val="000000"/>
+        </w:rPr>
+        <w:t>Yegamberdiyev Shuhrat Satimbayevich</w:t>
+      </w:r>
+    </w:p>
+    <w:p>
+      <w:pPr>
+        <w:pStyle w:val="BodyText"/>
+      </w:pPr>
+    </w:p>
+    <w:p>
+      <w:pPr>
+        <w:pStyle w:val="BodyText"/>
+      </w:pPr>
+    </w:p>
     <w:p>
       <w:pPr>
         <w:pStyle w:val="BodyText"/>
@@ -1793,6 +2430,42 @@
           <w:sz w:val="24"/>
         </w:rPr>
         <w:t>19.02.2026</w:t>
+      </w:r>
+    </w:p>
+    <w:p>
+      <w:pPr>
+        <w:pStyle w:val="ListParagraph"/>
+        <w:numPr>
+          <w:ilvl w:val="0"/>
+          <w:numId w:val="1"/>
+        </w:numPr>
+        <w:tabs>
+          <w:tab w:pos="1416" w:val="left" w:leader="none"/>
+        </w:tabs>
+        <w:spacing w:line="240" w:lineRule="auto" w:before="23" w:after="20"/>
+        <w:ind w:left="1416" w:right="0" w:hanging="283"/>
+        <w:jc w:val="left"/>
+        <w:rPr>
+          <w:b/>
+          <w:sz w:val="24"/>
+        </w:rPr>
+      </w:pPr>
+      <w:r>
+        <w:rPr>
+          <w:b/>
+          <w:color w:val="000000"/>
+          <w:sz w:val="24"/>
+        </w:rPr>
+        <w:t xml:space="preserve">Link: </w:t>
+      </w:r>
+      <w:r>
+        <w:rPr>
+          <w:b/>
+          <w:color w:val="000000"/>
+          <w:u w:val="single"/>
+          <w:sz w:val="24"/>
+        </w:rPr>
+        <w:t>https://yandex.uz/maps/org/ibragim_yusupov/205538120334/</w:t>
       </w:r>
     </w:p>
     <w:p>
@@ -1898,7 +2571,7 @@
                   <pic:spPr>
                     <a:xfrm>
                       <a:off x="0" y="0"/>
-                      <a:ext cx="2161300" cy="1569802"/>
+                      <a:ext cx="2160000" cy="1620000"/>
                     </a:xfrm>
                     <a:prstGeom prst="rect">
                       <a:avLst/>
@@ -2064,7 +2737,14 @@
     <w:tbl>
       <w:tblPr>
         <w:tblW w:w="9360" w:type="dxa"/>
-        <w:tblLook w:val="04A0" w:firstRow="1" w:lastRow="0" w:firstColumn="1" w:lastColumn="0" w:noHBand="0" w:noVBand="1"/>
+        <w:tblBorders>
+          <w:top w:val="none" w:sz="0" w:space="0" w:color="auto"/>
+          <w:left w:val="none" w:sz="0" w:space="0" w:color="auto"/>
+          <w:bottom w:val="none" w:sz="0" w:space="0" w:color="auto"/>
+          <w:right w:val="none" w:sz="0" w:space="0" w:color="auto"/>
+          <w:insideH w:val="none" w:sz="0" w:space="0" w:color="auto"/>
+          <w:insideV w:val="none" w:sz="0" w:space="0" w:color="auto"/>
+        </w:tblBorders>
       </w:tblPr>
       <w:tblGrid>
         <w:gridCol w:w="3800"/>
@@ -2075,81 +2755,163 @@
         <w:tc>
           <w:tcPr>
             <w:tcW w:w="3800" w:type="dxa"/>
+            <w:tcBorders>
+              <w:top w:val="none" w:sz="0" w:space="0" w:color="auto"/>
+              <w:left w:val="none" w:sz="0" w:space="0" w:color="auto"/>
+              <w:bottom w:val="none" w:sz="0" w:space="0" w:color="auto"/>
+              <w:right w:val="none" w:sz="0" w:space="0" w:color="auto"/>
+            </w:tcBorders>
           </w:tcPr>
           <w:p>
             <w:pPr>
               <w:pStyle w:val="BodyText"/>
-            </w:pPr>
-            <w:r>
-              <w:rPr>
-                <w:color w:val="000000"/>
-              </w:rPr>
-              <w:t>Menejment fakulteti talabasi:</w:t>
-            </w:r>
-          </w:p>
-          <w:p>
-            <w:pPr>
-              <w:pStyle w:val="BodyText"/>
-            </w:pPr>
-            <w:r>
-              <w:rPr>
-                <w:color w:val="000000"/>
-              </w:rPr>
-              <w:t>Lapasov D.O</w:t>
-            </w:r>
-          </w:p>
-          <w:p>
-            <w:pPr>
-              <w:pStyle w:val="BodyText"/>
-            </w:pPr>
+              <w:spacing w:after="0"/>
+            </w:pPr>
+            <w:r>
+              <w:rPr>
+                <w:color w:val="000000"/>
+                <w:sz w:val="20"/>
+                <w:szCs w:val="20"/>
+              </w:rPr>
+              <w:t xml:space="preserve">Menejment fakulteti talabasi:</w:t>
+            </w:r>
+          </w:p>
+          <w:p>
+            <w:pPr>
+              <w:pStyle w:val="BodyText"/>
+              <w:spacing w:after="0"/>
+            </w:pPr>
+            <w:r>
+              <w:rPr>
+                <w:color w:val="000000"/>
+                <w:sz w:val="20"/>
+                <w:szCs w:val="20"/>
+              </w:rPr>
+              <w:t xml:space="preserve">Lapasov D.O</w:t>
+            </w:r>
+          </w:p>
+          <w:p>
+            <w:pPr>
+              <w:pStyle w:val="BodyText"/>
+              <w:spacing w:after="0"/>
+            </w:pPr>
+            <w:r>
+              <w:rPr>
+                <w:color w:val="000000"/>
+                <w:sz w:val="20"/>
+                <w:szCs w:val="20"/>
+              </w:rPr>
+              <w:t xml:space="preserve"/>
+            </w:r>
           </w:p>
         </w:tc>
         <w:tc>
           <w:tcPr>
             <w:tcW w:w="2500" w:type="dxa"/>
+            <w:tcBorders>
+              <w:top w:val="none" w:sz="0" w:space="0" w:color="auto"/>
+              <w:left w:val="none" w:sz="0" w:space="0" w:color="auto"/>
+              <w:bottom w:val="none" w:sz="0" w:space="0" w:color="auto"/>
+              <w:right w:val="none" w:sz="0" w:space="0" w:color="auto"/>
+            </w:tcBorders>
           </w:tcPr>
           <w:p>
             <w:pPr>
               <w:pStyle w:val="BodyText"/>
               <w:jc w:val="center"/>
-            </w:pPr>
+              <w:spacing w:after="0"/>
+            </w:pPr>
+            <w:r>
+              <w:rPr>
+                <w:color w:val="000000"/>
+                <w:sz w:val="20"/>
+                <w:szCs w:val="20"/>
+              </w:rPr>
+              <w:t xml:space="preserve">imzo</w:t>
+            </w:r>
           </w:p>
           <w:p>
             <w:pPr>
               <w:pStyle w:val="BodyText"/>
               <w:jc w:val="center"/>
-            </w:pPr>
-          </w:p>
-          <w:p>
-            <w:pPr>
-              <w:pStyle w:val="BodyText"/>
-            </w:pPr>
+              <w:spacing w:after="0"/>
+            </w:pPr>
+            <w:r>
+              <w:rPr>
+                <w:u w:val="single"/>
+                <w:color w:val="000000"/>
+                <w:sz w:val="20"/>
+                <w:szCs w:val="20"/>
+              </w:rPr>
+              <w:t xml:space="preserve">__________________</w:t>
+            </w:r>
+          </w:p>
+          <w:p>
+            <w:pPr>
+              <w:pStyle w:val="BodyText"/>
+              <w:spacing w:after="0"/>
+            </w:pPr>
+            <w:r>
+              <w:rPr>
+                <w:color w:val="000000"/>
+                <w:sz w:val="20"/>
+                <w:szCs w:val="20"/>
+              </w:rPr>
+              <w:t xml:space="preserve"/>
+            </w:r>
           </w:p>
         </w:tc>
         <w:tc>
           <w:tcPr>
             <w:tcW w:w="3060" w:type="dxa"/>
+            <w:tcBorders>
+              <w:top w:val="none" w:sz="0" w:space="0" w:color="auto"/>
+              <w:left w:val="none" w:sz="0" w:space="0" w:color="auto"/>
+              <w:bottom w:val="none" w:sz="0" w:space="0" w:color="auto"/>
+              <w:right w:val="none" w:sz="0" w:space="0" w:color="auto"/>
+            </w:tcBorders>
           </w:tcPr>
           <w:p>
             <w:pPr>
               <w:pStyle w:val="BodyText"/>
-            </w:pPr>
-            <w:r>
-              <w:rPr>
-                <w:color w:val="000000"/>
-              </w:rPr>
-              <w:t>Lapasov Davron Oybek o’g‘li</w:t>
-            </w:r>
-          </w:p>
-          <w:p>
-            <w:pPr>
-              <w:pStyle w:val="BodyText"/>
-            </w:pPr>
-          </w:p>
-          <w:p>
-            <w:pPr>
-              <w:pStyle w:val="BodyText"/>
-            </w:pPr>
+              <w:spacing w:after="0"/>
+            </w:pPr>
+            <w:r>
+              <w:rPr>
+                <w:color w:val="000000"/>
+                <w:sz w:val="20"/>
+                <w:szCs w:val="20"/>
+              </w:rPr>
+              <w:t xml:space="preserve">Lapasov Davron Oybek o’g‘li</w:t>
+            </w:r>
+          </w:p>
+          <w:p>
+            <w:pPr>
+              <w:pStyle w:val="BodyText"/>
+              <w:spacing w:after="0"/>
+            </w:pPr>
+            <w:r>
+              <w:rPr>
+                <w:color w:val="000000"/>
+                <w:sz w:val="20"/>
+                <w:szCs w:val="20"/>
+              </w:rPr>
+              <w:t xml:space="preserve"/>
+            </w:r>
+          </w:p>
+          <w:p>
+            <w:pPr>
+              <w:pStyle w:val="BodyText"/>
+              <w:spacing w:after="0"/>
+            </w:pPr>
+            <w:r>
+              <w:rPr>
+                <w:color w:val="000000"/>
+                <w:sz w:val="20"/>
+                <w:szCs w:val="20"/>
+              </w:rPr>
+              <w:t xml:space="preserve"/>
+            </w:r>
           </w:p>
         </w:tc>
       </w:tr>
@@ -2157,87 +2919,163 @@
         <w:tc>
           <w:tcPr>
             <w:tcW w:w="3800" w:type="dxa"/>
+            <w:tcBorders>
+              <w:top w:val="none" w:sz="0" w:space="0" w:color="auto"/>
+              <w:left w:val="none" w:sz="0" w:space="0" w:color="auto"/>
+              <w:bottom w:val="none" w:sz="0" w:space="0" w:color="auto"/>
+              <w:right w:val="none" w:sz="0" w:space="0" w:color="auto"/>
+            </w:tcBorders>
           </w:tcPr>
           <w:p>
             <w:pPr>
               <w:pStyle w:val="BodyText"/>
-            </w:pPr>
-            <w:r>
-              <w:rPr>
-                <w:color w:val="000000"/>
-              </w:rPr>
-              <w:t>Tyutorlar faoliyatini</w:t>
-            </w:r>
-          </w:p>
-          <w:p>
-            <w:pPr>
-              <w:pStyle w:val="BodyText"/>
-            </w:pPr>
-            <w:r>
-              <w:rPr>
-                <w:color w:val="000000"/>
-              </w:rPr>
-              <w:t>muvofiqlashtirish bo’limi tyutori:</w:t>
-            </w:r>
-          </w:p>
-          <w:p>
-            <w:pPr>
-              <w:pStyle w:val="BodyText"/>
-            </w:pPr>
-            <w:r>
-              <w:rPr>
-                <w:color w:val="000000"/>
-              </w:rPr>
-              <w:t>Maxsimov A.Q</w:t>
+              <w:spacing w:after="0"/>
+            </w:pPr>
+            <w:r>
+              <w:rPr>
+                <w:color w:val="000000"/>
+                <w:sz w:val="20"/>
+                <w:szCs w:val="20"/>
+              </w:rPr>
+              <w:t xml:space="preserve">Tyutorlar faoliyatini</w:t>
+            </w:r>
+          </w:p>
+          <w:p>
+            <w:pPr>
+              <w:pStyle w:val="BodyText"/>
+              <w:spacing w:after="0"/>
+            </w:pPr>
+            <w:r>
+              <w:rPr>
+                <w:color w:val="000000"/>
+                <w:sz w:val="20"/>
+                <w:szCs w:val="20"/>
+              </w:rPr>
+              <w:t xml:space="preserve">muvofiqlashtirish bo’limi tyutori:</w:t>
+            </w:r>
+          </w:p>
+          <w:p>
+            <w:pPr>
+              <w:pStyle w:val="BodyText"/>
+              <w:spacing w:after="0"/>
+            </w:pPr>
+            <w:r>
+              <w:rPr>
+                <w:color w:val="000000"/>
+                <w:sz w:val="20"/>
+                <w:szCs w:val="20"/>
+              </w:rPr>
+              <w:t xml:space="preserve">Maxsimov A.Q</w:t>
             </w:r>
           </w:p>
         </w:tc>
         <w:tc>
           <w:tcPr>
             <w:tcW w:w="2500" w:type="dxa"/>
+            <w:tcBorders>
+              <w:top w:val="none" w:sz="0" w:space="0" w:color="auto"/>
+              <w:left w:val="none" w:sz="0" w:space="0" w:color="auto"/>
+              <w:bottom w:val="none" w:sz="0" w:space="0" w:color="auto"/>
+              <w:right w:val="none" w:sz="0" w:space="0" w:color="auto"/>
+            </w:tcBorders>
           </w:tcPr>
           <w:p>
             <w:pPr>
               <w:pStyle w:val="BodyText"/>
               <w:jc w:val="center"/>
-            </w:pPr>
+              <w:spacing w:after="0"/>
+            </w:pPr>
+            <w:r>
+              <w:rPr>
+                <w:color w:val="000000"/>
+                <w:sz w:val="20"/>
+                <w:szCs w:val="20"/>
+              </w:rPr>
+              <w:t xml:space="preserve">imzo</w:t>
+            </w:r>
           </w:p>
           <w:p>
             <w:pPr>
               <w:pStyle w:val="BodyText"/>
               <w:jc w:val="center"/>
-            </w:pPr>
-          </w:p>
-          <w:p>
-            <w:pPr>
-              <w:pStyle w:val="BodyText"/>
-            </w:pPr>
+              <w:spacing w:after="0"/>
+            </w:pPr>
+            <w:r>
+              <w:rPr>
+                <w:u w:val="single"/>
+                <w:color w:val="000000"/>
+                <w:sz w:val="20"/>
+                <w:szCs w:val="20"/>
+              </w:rPr>
+              <w:t xml:space="preserve">__________________</w:t>
+            </w:r>
+          </w:p>
+          <w:p>
+            <w:pPr>
+              <w:pStyle w:val="BodyText"/>
+              <w:spacing w:after="0"/>
+            </w:pPr>
+            <w:r>
+              <w:rPr>
+                <w:color w:val="000000"/>
+                <w:sz w:val="20"/>
+                <w:szCs w:val="20"/>
+              </w:rPr>
+              <w:t xml:space="preserve"/>
+            </w:r>
           </w:p>
         </w:tc>
         <w:tc>
           <w:tcPr>
             <w:tcW w:w="3060" w:type="dxa"/>
+            <w:tcBorders>
+              <w:top w:val="none" w:sz="0" w:space="0" w:color="auto"/>
+              <w:left w:val="none" w:sz="0" w:space="0" w:color="auto"/>
+              <w:bottom w:val="none" w:sz="0" w:space="0" w:color="auto"/>
+              <w:right w:val="none" w:sz="0" w:space="0" w:color="auto"/>
+            </w:tcBorders>
           </w:tcPr>
           <w:p>
             <w:pPr>
               <w:pStyle w:val="BodyText"/>
-            </w:pPr>
-            <w:r>
-              <w:rPr>
-                <w:color w:val="000000"/>
-              </w:rPr>
-              <w:t>Maxsimov Akmal Qosimovich</w:t>
-            </w:r>
-          </w:p>
-          <w:p>
-            <w:pPr>
-              <w:pStyle w:val="BodyText"/>
-            </w:pPr>
-          </w:p>
-          <w:p>
-            <w:pPr>
-              <w:pStyle w:val="BodyText"/>
-            </w:pPr>
+              <w:spacing w:after="0"/>
+            </w:pPr>
+            <w:r>
+              <w:rPr>
+                <w:color w:val="000000"/>
+                <w:sz w:val="20"/>
+                <w:szCs w:val="20"/>
+              </w:rPr>
+              <w:t xml:space="preserve">Maxsimov Akmal Qosimovich</w:t>
+            </w:r>
+          </w:p>
+          <w:p>
+            <w:pPr>
+              <w:pStyle w:val="BodyText"/>
+              <w:spacing w:after="0"/>
+            </w:pPr>
+            <w:r>
+              <w:rPr>
+                <w:color w:val="000000"/>
+                <w:sz w:val="20"/>
+                <w:szCs w:val="20"/>
+              </w:rPr>
+              <w:t xml:space="preserve"/>
+            </w:r>
+          </w:p>
+          <w:p>
+            <w:pPr>
+              <w:pStyle w:val="BodyText"/>
+              <w:spacing w:after="0"/>
+            </w:pPr>
+            <w:r>
+              <w:rPr>
+                <w:color w:val="000000"/>
+                <w:sz w:val="20"/>
+                <w:szCs w:val="20"/>
+              </w:rPr>
+              <w:t xml:space="preserve"/>
+            </w:r>
           </w:p>
         </w:tc>
       </w:tr>
@@ -2245,91 +3083,221 @@
         <w:tc>
           <w:tcPr>
             <w:tcW w:w="3800" w:type="dxa"/>
+            <w:tcBorders>
+              <w:top w:val="none" w:sz="0" w:space="0" w:color="auto"/>
+              <w:left w:val="none" w:sz="0" w:space="0" w:color="auto"/>
+              <w:bottom w:val="none" w:sz="0" w:space="0" w:color="auto"/>
+              <w:right w:val="none" w:sz="0" w:space="0" w:color="auto"/>
+            </w:tcBorders>
           </w:tcPr>
           <w:p>
             <w:pPr>
               <w:pStyle w:val="BodyText"/>
-            </w:pPr>
-            <w:r>
-              <w:rPr>
-                <w:color w:val="000000"/>
-              </w:rPr>
-              <w:t>Yoshlar masalalari va ma’naviy-ma’rifiy</w:t>
-            </w:r>
-          </w:p>
-          <w:p>
-            <w:pPr>
-              <w:pStyle w:val="BodyText"/>
-            </w:pPr>
-            <w:r>
-              <w:rPr>
-                <w:color w:val="000000"/>
-              </w:rPr>
-              <w:t>ishlar bo’yicha dekan o’rinbosari:</w:t>
-            </w:r>
-          </w:p>
-          <w:p>
-            <w:pPr>
-              <w:pStyle w:val="BodyText"/>
-            </w:pPr>
-            <w:r>
-              <w:rPr>
-                <w:color w:val="000000"/>
-              </w:rPr>
-              <w:t>Yegamberdiyev Sh.S</w:t>
+              <w:spacing w:after="0"/>
+            </w:pPr>
+            <w:r>
+              <w:rPr>
+                <w:color w:val="000000"/>
+                <w:sz w:val="20"/>
+                <w:szCs w:val="20"/>
+              </w:rPr>
+              <w:t xml:space="preserve">Yoshlar masalalari va ma’naviy-ma’rifiy</w:t>
+            </w:r>
+          </w:p>
+          <w:p>
+            <w:pPr>
+              <w:pStyle w:val="BodyText"/>
+              <w:spacing w:after="0"/>
+            </w:pPr>
+            <w:r>
+              <w:rPr>
+                <w:color w:val="000000"/>
+                <w:sz w:val="20"/>
+                <w:szCs w:val="20"/>
+              </w:rPr>
+              <w:t xml:space="preserve">ishlar bo’yicha dekan o’rinbosari:</w:t>
+            </w:r>
+          </w:p>
+          <w:p>
+            <w:pPr>
+              <w:pStyle w:val="BodyText"/>
+              <w:spacing w:after="0"/>
+            </w:pPr>
+            <w:r>
+              <w:rPr>
+                <w:color w:val="000000"/>
+                <w:sz w:val="20"/>
+                <w:szCs w:val="20"/>
+              </w:rPr>
+              <w:t xml:space="preserve">Yegamberdiyev Sh.S</w:t>
             </w:r>
           </w:p>
         </w:tc>
         <w:tc>
           <w:tcPr>
             <w:tcW w:w="2500" w:type="dxa"/>
+            <w:tcBorders>
+              <w:top w:val="none" w:sz="0" w:space="0" w:color="auto"/>
+              <w:left w:val="none" w:sz="0" w:space="0" w:color="auto"/>
+              <w:bottom w:val="none" w:sz="0" w:space="0" w:color="auto"/>
+              <w:right w:val="none" w:sz="0" w:space="0" w:color="auto"/>
+            </w:tcBorders>
           </w:tcPr>
           <w:p>
             <w:pPr>
               <w:pStyle w:val="BodyText"/>
               <w:jc w:val="center"/>
-            </w:pPr>
+              <w:spacing w:after="0"/>
+            </w:pPr>
+            <w:r>
+              <w:rPr>
+                <w:color w:val="000000"/>
+                <w:sz w:val="20"/>
+                <w:szCs w:val="20"/>
+              </w:rPr>
+              <w:t xml:space="preserve">imzo</w:t>
+            </w:r>
           </w:p>
           <w:p>
             <w:pPr>
               <w:pStyle w:val="BodyText"/>
               <w:jc w:val="center"/>
-            </w:pPr>
-          </w:p>
-          <w:p>
-            <w:pPr>
-              <w:pStyle w:val="BodyText"/>
-            </w:pPr>
+              <w:spacing w:after="0"/>
+            </w:pPr>
+            <w:r>
+              <w:rPr>
+                <w:u w:val="single"/>
+                <w:color w:val="000000"/>
+                <w:sz w:val="20"/>
+                <w:szCs w:val="20"/>
+              </w:rPr>
+              <w:t xml:space="preserve">__________________</w:t>
+            </w:r>
+          </w:p>
+          <w:p>
+            <w:pPr>
+              <w:pStyle w:val="BodyText"/>
+              <w:spacing w:after="0"/>
+            </w:pPr>
+            <w:r>
+              <w:rPr>
+                <w:color w:val="000000"/>
+                <w:sz w:val="20"/>
+                <w:szCs w:val="20"/>
+              </w:rPr>
+              <w:t xml:space="preserve"/>
+            </w:r>
           </w:p>
         </w:tc>
         <w:tc>
           <w:tcPr>
             <w:tcW w:w="3060" w:type="dxa"/>
+            <w:tcBorders>
+              <w:top w:val="none" w:sz="0" w:space="0" w:color="auto"/>
+              <w:left w:val="none" w:sz="0" w:space="0" w:color="auto"/>
+              <w:bottom w:val="none" w:sz="0" w:space="0" w:color="auto"/>
+              <w:right w:val="none" w:sz="0" w:space="0" w:color="auto"/>
+            </w:tcBorders>
           </w:tcPr>
           <w:p>
             <w:pPr>
               <w:pStyle w:val="BodyText"/>
-            </w:pPr>
-            <w:r>
-              <w:rPr>
-                <w:color w:val="000000"/>
-              </w:rPr>
-              <w:t>Yegamberdiyev Shuhrat Satimbayevich</w:t>
-            </w:r>
-          </w:p>
-          <w:p>
-            <w:pPr>
-              <w:pStyle w:val="BodyText"/>
-            </w:pPr>
-          </w:p>
-          <w:p>
-            <w:pPr>
-              <w:pStyle w:val="BodyText"/>
-            </w:pPr>
+              <w:spacing w:after="0"/>
+            </w:pPr>
+            <w:r>
+              <w:rPr>
+                <w:color w:val="000000"/>
+                <w:sz w:val="20"/>
+                <w:szCs w:val="20"/>
+              </w:rPr>
+              <w:t xml:space="preserve">Yegamberdiyev Shuhrat Satimbayevich</w:t>
+            </w:r>
+          </w:p>
+          <w:p>
+            <w:pPr>
+              <w:pStyle w:val="BodyText"/>
+              <w:spacing w:after="0"/>
+            </w:pPr>
+            <w:r>
+              <w:rPr>
+                <w:color w:val="000000"/>
+                <w:sz w:val="20"/>
+                <w:szCs w:val="20"/>
+              </w:rPr>
+              <w:t xml:space="preserve"/>
+            </w:r>
+          </w:p>
+          <w:p>
+            <w:pPr>
+              <w:pStyle w:val="BodyText"/>
+              <w:spacing w:after="0"/>
+            </w:pPr>
+            <w:r>
+              <w:rPr>
+                <w:color w:val="000000"/>
+                <w:sz w:val="20"/>
+                <w:szCs w:val="20"/>
+              </w:rPr>
+              <w:t xml:space="preserve"/>
+            </w:r>
           </w:p>
         </w:tc>
       </w:tr>
     </w:tbl>
+    <w:p>
+      <w:pPr>
+        <w:pStyle w:val="BodyText"/>
+      </w:pPr>
+    </w:p>
+    <w:p>
+      <w:pPr>
+        <w:pStyle w:val="BodyText"/>
+      </w:pPr>
+      <w:r>
+        <w:rPr>
+          <w:color w:val="000000"/>
+        </w:rPr>
+        <w:t>Yegamberdiyev Sh.S</w:t>
+      </w:r>
+    </w:p>
+    <w:p>
+      <w:pPr>
+        <w:pStyle w:val="BodyText"/>
+        <w:jc w:val="center"/>
+      </w:pPr>
+    </w:p>
+    <w:p>
+      <w:pPr>
+        <w:pStyle w:val="BodyText"/>
+        <w:jc w:val="center"/>
+      </w:pPr>
+    </w:p>
+    <w:p>
+      <w:pPr>
+        <w:pStyle w:val="BodyText"/>
+      </w:pPr>
+    </w:p>
+    <w:p>
+      <w:pPr>
+        <w:pStyle w:val="BodyText"/>
+      </w:pPr>
+      <w:r>
+        <w:rPr>
+          <w:color w:val="000000"/>
+        </w:rPr>
+        <w:t>Yegamberdiyev Shuhrat Satimbayevich</w:t>
+      </w:r>
+    </w:p>
+    <w:p>
+      <w:pPr>
+        <w:pStyle w:val="BodyText"/>
+      </w:pPr>
+    </w:p>
+    <w:p>
+      <w:pPr>
+        <w:pStyle w:val="BodyText"/>
+      </w:pPr>
+    </w:p>
     <w:p>
       <w:pPr>
         <w:pStyle w:val="BodyText"/>
@@ -2640,6 +3608,42 @@
           <w:sz w:val="24"/>
         </w:rPr>
         <w:t>27.02.2026</w:t>
+      </w:r>
+    </w:p>
+    <w:p>
+      <w:pPr>
+        <w:pStyle w:val="ListParagraph"/>
+        <w:numPr>
+          <w:ilvl w:val="0"/>
+          <w:numId w:val="1"/>
+        </w:numPr>
+        <w:tabs>
+          <w:tab w:pos="1416" w:val="left" w:leader="none"/>
+        </w:tabs>
+        <w:spacing w:line="240" w:lineRule="auto" w:before="23" w:after="20"/>
+        <w:ind w:left="1416" w:right="0" w:hanging="283"/>
+        <w:jc w:val="left"/>
+        <w:rPr>
+          <w:b/>
+          <w:sz w:val="24"/>
+        </w:rPr>
+      </w:pPr>
+      <w:r>
+        <w:rPr>
+          <w:b/>
+          <w:color w:val="000000"/>
+          <w:sz w:val="24"/>
+        </w:rPr>
+        <w:t xml:space="preserve">Link: </w:t>
+      </w:r>
+      <w:r>
+        <w:rPr>
+          <w:b/>
+          <w:color w:val="000000"/>
+          <w:u w:val="single"/>
+          <w:sz w:val="24"/>
+        </w:rPr>
+        <w:t>https://yandex.uz/maps/org/humo_arena/163218343209/</w:t>
       </w:r>
     </w:p>
     <w:p>
@@ -2698,7 +3702,7 @@
                   <pic:spPr>
                     <a:xfrm>
                       <a:off x="0" y="0"/>
-                      <a:ext cx="2161378" cy="1580312"/>
+                      <a:ext cx="2160000" cy="1620000"/>
                     </a:xfrm>
                     <a:prstGeom prst="rect">
                       <a:avLst/>
@@ -2745,7 +3749,7 @@
                   <pic:spPr>
                     <a:xfrm>
                       <a:off x="0" y="0"/>
-                      <a:ext cx="2313987" cy="1748396"/>
+                      <a:ext cx="2160000" cy="1620000"/>
                     </a:xfrm>
                     <a:prstGeom prst="rect">
                       <a:avLst/>
@@ -2898,7 +3902,14 @@
     <w:tbl>
       <w:tblPr>
         <w:tblW w:w="9360" w:type="dxa"/>
-        <w:tblLook w:val="04A0" w:firstRow="1" w:lastRow="0" w:firstColumn="1" w:lastColumn="0" w:noHBand="0" w:noVBand="1"/>
+        <w:tblBorders>
+          <w:top w:val="none" w:sz="0" w:space="0" w:color="auto"/>
+          <w:left w:val="none" w:sz="0" w:space="0" w:color="auto"/>
+          <w:bottom w:val="none" w:sz="0" w:space="0" w:color="auto"/>
+          <w:right w:val="none" w:sz="0" w:space="0" w:color="auto"/>
+          <w:insideH w:val="none" w:sz="0" w:space="0" w:color="auto"/>
+          <w:insideV w:val="none" w:sz="0" w:space="0" w:color="auto"/>
+        </w:tblBorders>
       </w:tblPr>
       <w:tblGrid>
         <w:gridCol w:w="3800"/>
@@ -2909,87 +3920,163 @@
         <w:tc>
           <w:tcPr>
             <w:tcW w:w="3800" w:type="dxa"/>
+            <w:tcBorders>
+              <w:top w:val="none" w:sz="0" w:space="0" w:color="auto"/>
+              <w:left w:val="none" w:sz="0" w:space="0" w:color="auto"/>
+              <w:bottom w:val="none" w:sz="0" w:space="0" w:color="auto"/>
+              <w:right w:val="none" w:sz="0" w:space="0" w:color="auto"/>
+            </w:tcBorders>
           </w:tcPr>
           <w:p>
             <w:pPr>
               <w:pStyle w:val="BodyText"/>
-            </w:pPr>
-            <w:r>
-              <w:rPr>
-                <w:color w:val="000000"/>
-                <w:sz w:val="20"/>
-                <w:szCs w:val="20"/>
-              </w:rPr>
-              <w:t>Menejment fakulteti talabasi:</w:t>
-            </w:r>
-          </w:p>
-          <w:p>
-            <w:pPr>
-              <w:pStyle w:val="BodyText"/>
-            </w:pPr>
-            <w:r>
-              <w:rPr>
-                <w:color w:val="000000"/>
-                <w:sz w:val="20"/>
-                <w:szCs w:val="20"/>
-              </w:rPr>
-              <w:t>Lapasov D.O</w:t>
-            </w:r>
-          </w:p>
-          <w:p>
-            <w:pPr>
-              <w:pStyle w:val="BodyText"/>
-            </w:pPr>
+              <w:spacing w:after="0"/>
+            </w:pPr>
+            <w:r>
+              <w:rPr>
+                <w:color w:val="000000"/>
+                <w:sz w:val="20"/>
+                <w:szCs w:val="20"/>
+              </w:rPr>
+              <w:t xml:space="preserve">Menejment fakulteti talabasi:</w:t>
+            </w:r>
+          </w:p>
+          <w:p>
+            <w:pPr>
+              <w:pStyle w:val="BodyText"/>
+              <w:spacing w:after="0"/>
+            </w:pPr>
+            <w:r>
+              <w:rPr>
+                <w:color w:val="000000"/>
+                <w:sz w:val="20"/>
+                <w:szCs w:val="20"/>
+              </w:rPr>
+              <w:t xml:space="preserve">Lapasov D.O</w:t>
+            </w:r>
+          </w:p>
+          <w:p>
+            <w:pPr>
+              <w:pStyle w:val="BodyText"/>
+              <w:spacing w:after="0"/>
+            </w:pPr>
+            <w:r>
+              <w:rPr>
+                <w:color w:val="000000"/>
+                <w:sz w:val="20"/>
+                <w:szCs w:val="20"/>
+              </w:rPr>
+              <w:t xml:space="preserve"/>
+            </w:r>
           </w:p>
         </w:tc>
         <w:tc>
           <w:tcPr>
             <w:tcW w:w="2500" w:type="dxa"/>
+            <w:tcBorders>
+              <w:top w:val="none" w:sz="0" w:space="0" w:color="auto"/>
+              <w:left w:val="none" w:sz="0" w:space="0" w:color="auto"/>
+              <w:bottom w:val="none" w:sz="0" w:space="0" w:color="auto"/>
+              <w:right w:val="none" w:sz="0" w:space="0" w:color="auto"/>
+            </w:tcBorders>
           </w:tcPr>
           <w:p>
             <w:pPr>
               <w:pStyle w:val="BodyText"/>
               <w:jc w:val="center"/>
-            </w:pPr>
+              <w:spacing w:after="0"/>
+            </w:pPr>
+            <w:r>
+              <w:rPr>
+                <w:color w:val="000000"/>
+                <w:sz w:val="20"/>
+                <w:szCs w:val="20"/>
+              </w:rPr>
+              <w:t xml:space="preserve">imzo</w:t>
+            </w:r>
           </w:p>
           <w:p>
             <w:pPr>
               <w:pStyle w:val="BodyText"/>
               <w:jc w:val="center"/>
-            </w:pPr>
-          </w:p>
-          <w:p>
-            <w:pPr>
-              <w:pStyle w:val="BodyText"/>
-            </w:pPr>
+              <w:spacing w:after="0"/>
+            </w:pPr>
+            <w:r>
+              <w:rPr>
+                <w:u w:val="single"/>
+                <w:color w:val="000000"/>
+                <w:sz w:val="20"/>
+                <w:szCs w:val="20"/>
+              </w:rPr>
+              <w:t xml:space="preserve">__________________</w:t>
+            </w:r>
+          </w:p>
+          <w:p>
+            <w:pPr>
+              <w:pStyle w:val="BodyText"/>
+              <w:spacing w:after="0"/>
+            </w:pPr>
+            <w:r>
+              <w:rPr>
+                <w:color w:val="000000"/>
+                <w:sz w:val="20"/>
+                <w:szCs w:val="20"/>
+              </w:rPr>
+              <w:t xml:space="preserve"/>
+            </w:r>
           </w:p>
         </w:tc>
         <w:tc>
           <w:tcPr>
             <w:tcW w:w="3060" w:type="dxa"/>
+            <w:tcBorders>
+              <w:top w:val="none" w:sz="0" w:space="0" w:color="auto"/>
+              <w:left w:val="none" w:sz="0" w:space="0" w:color="auto"/>
+              <w:bottom w:val="none" w:sz="0" w:space="0" w:color="auto"/>
+              <w:right w:val="none" w:sz="0" w:space="0" w:color="auto"/>
+            </w:tcBorders>
           </w:tcPr>
           <w:p>
             <w:pPr>
               <w:pStyle w:val="BodyText"/>
-            </w:pPr>
-            <w:r>
-              <w:rPr>
-                <w:color w:val="000000"/>
-                <w:sz w:val="20"/>
-                <w:szCs w:val="20"/>
-              </w:rPr>
-              <w:t>Lapasov Davron Oybek o’g‘li</w:t>
-            </w:r>
-          </w:p>
-          <w:p>
-            <w:pPr>
-              <w:pStyle w:val="BodyText"/>
-            </w:pPr>
-          </w:p>
-          <w:p>
-            <w:pPr>
-              <w:pStyle w:val="BodyText"/>
-            </w:pPr>
+              <w:spacing w:after="0"/>
+            </w:pPr>
+            <w:r>
+              <w:rPr>
+                <w:color w:val="000000"/>
+                <w:sz w:val="20"/>
+                <w:szCs w:val="20"/>
+              </w:rPr>
+              <w:t xml:space="preserve">Lapasov Davron Oybek o’g‘li</w:t>
+            </w:r>
+          </w:p>
+          <w:p>
+            <w:pPr>
+              <w:pStyle w:val="BodyText"/>
+              <w:spacing w:after="0"/>
+            </w:pPr>
+            <w:r>
+              <w:rPr>
+                <w:color w:val="000000"/>
+                <w:sz w:val="20"/>
+                <w:szCs w:val="20"/>
+              </w:rPr>
+              <w:t xml:space="preserve"/>
+            </w:r>
+          </w:p>
+          <w:p>
+            <w:pPr>
+              <w:pStyle w:val="BodyText"/>
+              <w:spacing w:after="0"/>
+            </w:pPr>
+            <w:r>
+              <w:rPr>
+                <w:color w:val="000000"/>
+                <w:sz w:val="20"/>
+                <w:szCs w:val="20"/>
+              </w:rPr>
+              <w:t xml:space="preserve"/>
+            </w:r>
           </w:p>
         </w:tc>
       </w:tr>
@@ -2997,95 +4084,163 @@
         <w:tc>
           <w:tcPr>
             <w:tcW w:w="3800" w:type="dxa"/>
+            <w:tcBorders>
+              <w:top w:val="none" w:sz="0" w:space="0" w:color="auto"/>
+              <w:left w:val="none" w:sz="0" w:space="0" w:color="auto"/>
+              <w:bottom w:val="none" w:sz="0" w:space="0" w:color="auto"/>
+              <w:right w:val="none" w:sz="0" w:space="0" w:color="auto"/>
+            </w:tcBorders>
           </w:tcPr>
           <w:p>
             <w:pPr>
               <w:pStyle w:val="BodyText"/>
-            </w:pPr>
-            <w:r>
-              <w:rPr>
-                <w:color w:val="000000"/>
-                <w:sz w:val="20"/>
-                <w:szCs w:val="20"/>
-              </w:rPr>
-              <w:t>Tyutorlar faoliyatini</w:t>
-            </w:r>
-          </w:p>
-          <w:p>
-            <w:pPr>
-              <w:pStyle w:val="BodyText"/>
-            </w:pPr>
-            <w:r>
-              <w:rPr>
-                <w:color w:val="000000"/>
-                <w:sz w:val="20"/>
-                <w:szCs w:val="20"/>
-              </w:rPr>
-              <w:t>muvofiqlashtirish bo’limi tyutori:</w:t>
-            </w:r>
-          </w:p>
-          <w:p>
-            <w:pPr>
-              <w:pStyle w:val="BodyText"/>
-            </w:pPr>
-            <w:r>
-              <w:rPr>
-                <w:color w:val="000000"/>
-                <w:sz w:val="20"/>
-                <w:szCs w:val="20"/>
-              </w:rPr>
-              <w:t>Maxsimov A.Q</w:t>
+              <w:spacing w:after="0"/>
+            </w:pPr>
+            <w:r>
+              <w:rPr>
+                <w:color w:val="000000"/>
+                <w:sz w:val="20"/>
+                <w:szCs w:val="20"/>
+              </w:rPr>
+              <w:t xml:space="preserve">Tyutorlar faoliyatini</w:t>
+            </w:r>
+          </w:p>
+          <w:p>
+            <w:pPr>
+              <w:pStyle w:val="BodyText"/>
+              <w:spacing w:after="0"/>
+            </w:pPr>
+            <w:r>
+              <w:rPr>
+                <w:color w:val="000000"/>
+                <w:sz w:val="20"/>
+                <w:szCs w:val="20"/>
+              </w:rPr>
+              <w:t xml:space="preserve">muvofiqlashtirish bo’limi tyutori:</w:t>
+            </w:r>
+          </w:p>
+          <w:p>
+            <w:pPr>
+              <w:pStyle w:val="BodyText"/>
+              <w:spacing w:after="0"/>
+            </w:pPr>
+            <w:r>
+              <w:rPr>
+                <w:color w:val="000000"/>
+                <w:sz w:val="20"/>
+                <w:szCs w:val="20"/>
+              </w:rPr>
+              <w:t xml:space="preserve">Maxsimov A.Q</w:t>
             </w:r>
           </w:p>
         </w:tc>
         <w:tc>
           <w:tcPr>
             <w:tcW w:w="2500" w:type="dxa"/>
+            <w:tcBorders>
+              <w:top w:val="none" w:sz="0" w:space="0" w:color="auto"/>
+              <w:left w:val="none" w:sz="0" w:space="0" w:color="auto"/>
+              <w:bottom w:val="none" w:sz="0" w:space="0" w:color="auto"/>
+              <w:right w:val="none" w:sz="0" w:space="0" w:color="auto"/>
+            </w:tcBorders>
           </w:tcPr>
           <w:p>
             <w:pPr>
               <w:pStyle w:val="BodyText"/>
               <w:jc w:val="center"/>
-            </w:pPr>
+              <w:spacing w:after="0"/>
+            </w:pPr>
+            <w:r>
+              <w:rPr>
+                <w:color w:val="000000"/>
+                <w:sz w:val="20"/>
+                <w:szCs w:val="20"/>
+              </w:rPr>
+              <w:t xml:space="preserve">imzo</w:t>
+            </w:r>
           </w:p>
           <w:p>
             <w:pPr>
               <w:pStyle w:val="BodyText"/>
               <w:jc w:val="center"/>
-            </w:pPr>
-          </w:p>
-          <w:p>
-            <w:pPr>
-              <w:pStyle w:val="BodyText"/>
-            </w:pPr>
+              <w:spacing w:after="0"/>
+            </w:pPr>
+            <w:r>
+              <w:rPr>
+                <w:u w:val="single"/>
+                <w:color w:val="000000"/>
+                <w:sz w:val="20"/>
+                <w:szCs w:val="20"/>
+              </w:rPr>
+              <w:t xml:space="preserve">__________________</w:t>
+            </w:r>
+          </w:p>
+          <w:p>
+            <w:pPr>
+              <w:pStyle w:val="BodyText"/>
+              <w:spacing w:after="0"/>
+            </w:pPr>
+            <w:r>
+              <w:rPr>
+                <w:color w:val="000000"/>
+                <w:sz w:val="20"/>
+                <w:szCs w:val="20"/>
+              </w:rPr>
+              <w:t xml:space="preserve"/>
+            </w:r>
           </w:p>
         </w:tc>
         <w:tc>
           <w:tcPr>
             <w:tcW w:w="3060" w:type="dxa"/>
+            <w:tcBorders>
+              <w:top w:val="none" w:sz="0" w:space="0" w:color="auto"/>
+              <w:left w:val="none" w:sz="0" w:space="0" w:color="auto"/>
+              <w:bottom w:val="none" w:sz="0" w:space="0" w:color="auto"/>
+              <w:right w:val="none" w:sz="0" w:space="0" w:color="auto"/>
+            </w:tcBorders>
           </w:tcPr>
           <w:p>
             <w:pPr>
               <w:pStyle w:val="BodyText"/>
-            </w:pPr>
-            <w:r>
-              <w:rPr>
-                <w:color w:val="000000"/>
-                <w:sz w:val="20"/>
-                <w:szCs w:val="20"/>
-              </w:rPr>
-              <w:t>Maxsimov Akmal Qosimovich</w:t>
-            </w:r>
-          </w:p>
-          <w:p>
-            <w:pPr>
-              <w:pStyle w:val="BodyText"/>
-            </w:pPr>
-          </w:p>
-          <w:p>
-            <w:pPr>
-              <w:pStyle w:val="BodyText"/>
-            </w:pPr>
+              <w:spacing w:after="0"/>
+            </w:pPr>
+            <w:r>
+              <w:rPr>
+                <w:color w:val="000000"/>
+                <w:sz w:val="20"/>
+                <w:szCs w:val="20"/>
+              </w:rPr>
+              <w:t xml:space="preserve">Maxsimov Akmal Qosimovich</w:t>
+            </w:r>
+          </w:p>
+          <w:p>
+            <w:pPr>
+              <w:pStyle w:val="BodyText"/>
+              <w:spacing w:after="0"/>
+            </w:pPr>
+            <w:r>
+              <w:rPr>
+                <w:color w:val="000000"/>
+                <w:sz w:val="20"/>
+                <w:szCs w:val="20"/>
+              </w:rPr>
+              <w:t xml:space="preserve"/>
+            </w:r>
+          </w:p>
+          <w:p>
+            <w:pPr>
+              <w:pStyle w:val="BodyText"/>
+              <w:spacing w:after="0"/>
+            </w:pPr>
+            <w:r>
+              <w:rPr>
+                <w:color w:val="000000"/>
+                <w:sz w:val="20"/>
+                <w:szCs w:val="20"/>
+              </w:rPr>
+              <w:t xml:space="preserve"/>
+            </w:r>
           </w:p>
         </w:tc>
       </w:tr>
@@ -3093,99 +4248,225 @@
         <w:tc>
           <w:tcPr>
             <w:tcW w:w="3800" w:type="dxa"/>
+            <w:tcBorders>
+              <w:top w:val="none" w:sz="0" w:space="0" w:color="auto"/>
+              <w:left w:val="none" w:sz="0" w:space="0" w:color="auto"/>
+              <w:bottom w:val="none" w:sz="0" w:space="0" w:color="auto"/>
+              <w:right w:val="none" w:sz="0" w:space="0" w:color="auto"/>
+            </w:tcBorders>
           </w:tcPr>
           <w:p>
             <w:pPr>
               <w:pStyle w:val="BodyText"/>
-            </w:pPr>
-            <w:r>
-              <w:rPr>
-                <w:color w:val="000000"/>
-                <w:sz w:val="20"/>
-                <w:szCs w:val="20"/>
-              </w:rPr>
-              <w:t>Yoshlar masalalari va ma’naviy-ma’rifiy</w:t>
-            </w:r>
-          </w:p>
-          <w:p>
-            <w:pPr>
-              <w:pStyle w:val="BodyText"/>
-            </w:pPr>
-            <w:r>
-              <w:rPr>
-                <w:color w:val="000000"/>
-                <w:sz w:val="20"/>
-                <w:szCs w:val="20"/>
-              </w:rPr>
-              <w:t>ishlar bo’yicha dekan o’rinbosari:</w:t>
-            </w:r>
-          </w:p>
-          <w:p>
-            <w:pPr>
-              <w:pStyle w:val="BodyText"/>
-            </w:pPr>
-            <w:r>
-              <w:rPr>
-                <w:color w:val="000000"/>
-                <w:sz w:val="20"/>
-                <w:szCs w:val="20"/>
-              </w:rPr>
-              <w:t>Yegamberdiyev Sh.S</w:t>
+              <w:spacing w:after="0"/>
+            </w:pPr>
+            <w:r>
+              <w:rPr>
+                <w:color w:val="000000"/>
+                <w:sz w:val="20"/>
+                <w:szCs w:val="20"/>
+              </w:rPr>
+              <w:t xml:space="preserve">Yoshlar masalalari va ma’naviy-ma’rifiy</w:t>
+            </w:r>
+          </w:p>
+          <w:p>
+            <w:pPr>
+              <w:pStyle w:val="BodyText"/>
+              <w:spacing w:after="0"/>
+            </w:pPr>
+            <w:r>
+              <w:rPr>
+                <w:color w:val="000000"/>
+                <w:sz w:val="20"/>
+                <w:szCs w:val="20"/>
+              </w:rPr>
+              <w:t xml:space="preserve">ishlar bo’yicha dekan o’rinbosari:</w:t>
+            </w:r>
+          </w:p>
+          <w:p>
+            <w:pPr>
+              <w:pStyle w:val="BodyText"/>
+              <w:spacing w:after="0"/>
+            </w:pPr>
+            <w:r>
+              <w:rPr>
+                <w:color w:val="000000"/>
+                <w:sz w:val="20"/>
+                <w:szCs w:val="20"/>
+              </w:rPr>
+              <w:t xml:space="preserve">Yegamberdiyev Sh.S</w:t>
             </w:r>
           </w:p>
         </w:tc>
         <w:tc>
           <w:tcPr>
             <w:tcW w:w="2500" w:type="dxa"/>
+            <w:tcBorders>
+              <w:top w:val="none" w:sz="0" w:space="0" w:color="auto"/>
+              <w:left w:val="none" w:sz="0" w:space="0" w:color="auto"/>
+              <w:bottom w:val="none" w:sz="0" w:space="0" w:color="auto"/>
+              <w:right w:val="none" w:sz="0" w:space="0" w:color="auto"/>
+            </w:tcBorders>
           </w:tcPr>
           <w:p>
             <w:pPr>
               <w:pStyle w:val="BodyText"/>
               <w:jc w:val="center"/>
-            </w:pPr>
+              <w:spacing w:after="0"/>
+            </w:pPr>
+            <w:r>
+              <w:rPr>
+                <w:color w:val="000000"/>
+                <w:sz w:val="20"/>
+                <w:szCs w:val="20"/>
+              </w:rPr>
+              <w:t xml:space="preserve">imzo</w:t>
+            </w:r>
           </w:p>
           <w:p>
             <w:pPr>
               <w:pStyle w:val="BodyText"/>
               <w:jc w:val="center"/>
-            </w:pPr>
-          </w:p>
-          <w:p>
-            <w:pPr>
-              <w:pStyle w:val="BodyText"/>
-            </w:pPr>
+              <w:spacing w:after="0"/>
+            </w:pPr>
+            <w:r>
+              <w:rPr>
+                <w:u w:val="single"/>
+                <w:color w:val="000000"/>
+                <w:sz w:val="20"/>
+                <w:szCs w:val="20"/>
+              </w:rPr>
+              <w:t xml:space="preserve">__________________</w:t>
+            </w:r>
+          </w:p>
+          <w:p>
+            <w:pPr>
+              <w:pStyle w:val="BodyText"/>
+              <w:spacing w:after="0"/>
+            </w:pPr>
+            <w:r>
+              <w:rPr>
+                <w:color w:val="000000"/>
+                <w:sz w:val="20"/>
+                <w:szCs w:val="20"/>
+              </w:rPr>
+              <w:t xml:space="preserve"/>
+            </w:r>
           </w:p>
         </w:tc>
         <w:tc>
           <w:tcPr>
             <w:tcW w:w="3060" w:type="dxa"/>
+            <w:tcBorders>
+              <w:top w:val="none" w:sz="0" w:space="0" w:color="auto"/>
+              <w:left w:val="none" w:sz="0" w:space="0" w:color="auto"/>
+              <w:bottom w:val="none" w:sz="0" w:space="0" w:color="auto"/>
+              <w:right w:val="none" w:sz="0" w:space="0" w:color="auto"/>
+            </w:tcBorders>
           </w:tcPr>
           <w:p>
             <w:pPr>
               <w:pStyle w:val="BodyText"/>
-            </w:pPr>
-            <w:r>
-              <w:rPr>
-                <w:color w:val="000000"/>
-                <w:sz w:val="20"/>
-                <w:szCs w:val="20"/>
-              </w:rPr>
-              <w:t>Yegamberdiyev Shuhrat Satimbayevich</w:t>
-            </w:r>
-          </w:p>
-          <w:p>
-            <w:pPr>
-              <w:pStyle w:val="BodyText"/>
-            </w:pPr>
-          </w:p>
-          <w:p>
-            <w:pPr>
-              <w:pStyle w:val="BodyText"/>
-            </w:pPr>
+              <w:spacing w:after="0"/>
+            </w:pPr>
+            <w:r>
+              <w:rPr>
+                <w:color w:val="000000"/>
+                <w:sz w:val="20"/>
+                <w:szCs w:val="20"/>
+              </w:rPr>
+              <w:t xml:space="preserve">Yegamberdiyev Shuhrat Satimbayevich</w:t>
+            </w:r>
+          </w:p>
+          <w:p>
+            <w:pPr>
+              <w:pStyle w:val="BodyText"/>
+              <w:spacing w:after="0"/>
+            </w:pPr>
+            <w:r>
+              <w:rPr>
+                <w:color w:val="000000"/>
+                <w:sz w:val="20"/>
+                <w:szCs w:val="20"/>
+              </w:rPr>
+              <w:t xml:space="preserve"/>
+            </w:r>
+          </w:p>
+          <w:p>
+            <w:pPr>
+              <w:pStyle w:val="BodyText"/>
+              <w:spacing w:after="0"/>
+            </w:pPr>
+            <w:r>
+              <w:rPr>
+                <w:color w:val="000000"/>
+                <w:sz w:val="20"/>
+                <w:szCs w:val="20"/>
+              </w:rPr>
+              <w:t xml:space="preserve"/>
+            </w:r>
           </w:p>
         </w:tc>
       </w:tr>
     </w:tbl>
+    <w:p>
+      <w:pPr>
+        <w:pStyle w:val="BodyText"/>
+      </w:pPr>
+    </w:p>
+    <w:p>
+      <w:pPr>
+        <w:pStyle w:val="BodyText"/>
+      </w:pPr>
+      <w:r>
+        <w:rPr>
+          <w:color w:val="000000"/>
+          <w:sz w:val="20"/>
+          <w:szCs w:val="20"/>
+        </w:rPr>
+        <w:t>Yegamberdiyev Sh.S</w:t>
+      </w:r>
+    </w:p>
+    <w:p>
+      <w:pPr>
+        <w:pStyle w:val="BodyText"/>
+        <w:jc w:val="center"/>
+      </w:pPr>
+    </w:p>
+    <w:p>
+      <w:pPr>
+        <w:pStyle w:val="BodyText"/>
+        <w:jc w:val="center"/>
+      </w:pPr>
+    </w:p>
+    <w:p>
+      <w:pPr>
+        <w:pStyle w:val="BodyText"/>
+      </w:pPr>
+    </w:p>
+    <w:p>
+      <w:pPr>
+        <w:pStyle w:val="BodyText"/>
+      </w:pPr>
+      <w:r>
+        <w:rPr>
+          <w:color w:val="000000"/>
+          <w:sz w:val="20"/>
+          <w:szCs w:val="20"/>
+        </w:rPr>
+        <w:t>Yegamberdiyev Shuhrat Satimbayevich</w:t>
+      </w:r>
+    </w:p>
+    <w:p>
+      <w:pPr>
+        <w:pStyle w:val="BodyText"/>
+      </w:pPr>
+    </w:p>
+    <w:p>
+      <w:pPr>
+        <w:pStyle w:val="BodyText"/>
+      </w:pPr>
+    </w:p>
     <w:p>
       <w:pPr>
         <w:pStyle w:val="BodyText"/>
@@ -3538,6 +4819,42 @@
           <w:sz w:val="24"/>
         </w:rPr>
         <w:t>18.03.2026</w:t>
+      </w:r>
+    </w:p>
+    <w:p>
+      <w:pPr>
+        <w:pStyle w:val="ListParagraph"/>
+        <w:numPr>
+          <w:ilvl w:val="0"/>
+          <w:numId w:val="1"/>
+        </w:numPr>
+        <w:tabs>
+          <w:tab w:pos="1416" w:val="left" w:leader="none"/>
+        </w:tabs>
+        <w:spacing w:line="240" w:lineRule="auto" w:before="23" w:after="20"/>
+        <w:ind w:left="1416" w:right="0" w:hanging="283"/>
+        <w:jc w:val="left"/>
+        <w:rPr>
+          <w:b/>
+          <w:sz w:val="24"/>
+        </w:rPr>
+      </w:pPr>
+      <w:r>
+        <w:rPr>
+          <w:b/>
+          <w:color w:val="000000"/>
+          <w:sz w:val="24"/>
+        </w:rPr>
+        <w:t xml:space="preserve">Link: </w:t>
+      </w:r>
+      <w:r>
+        <w:rPr>
+          <w:b/>
+          <w:color w:val="000000"/>
+          <w:u w:val="single"/>
+          <w:sz w:val="24"/>
+        </w:rPr>
+        <w:t>https://yandex.uz/maps/org/muqimiy_teatri/221451719398/</w:t>
       </w:r>
     </w:p>
     <w:p>
@@ -3596,7 +4913,7 @@
                   <pic:spPr>
                     <a:xfrm>
                       <a:off x="0" y="0"/>
-                      <a:ext cx="2160492" cy="1658149"/>
+                      <a:ext cx="2160000" cy="1620000"/>
                     </a:xfrm>
                     <a:prstGeom prst="rect">
                       <a:avLst/>
@@ -3643,7 +4960,7 @@
                   <pic:spPr>
                     <a:xfrm>
                       <a:off x="0" y="0"/>
-                      <a:ext cx="2160774" cy="1519402"/>
+                      <a:ext cx="2160000" cy="1620000"/>
                     </a:xfrm>
                     <a:prstGeom prst="rect">
                       <a:avLst/>
@@ -3809,7 +5126,14 @@
     <w:tbl>
       <w:tblPr>
         <w:tblW w:w="9360" w:type="dxa"/>
-        <w:tblLook w:val="04A0" w:firstRow="1" w:lastRow="0" w:firstColumn="1" w:lastColumn="0" w:noHBand="0" w:noVBand="1"/>
+        <w:tblBorders>
+          <w:top w:val="none" w:sz="0" w:space="0" w:color="auto"/>
+          <w:left w:val="none" w:sz="0" w:space="0" w:color="auto"/>
+          <w:bottom w:val="none" w:sz="0" w:space="0" w:color="auto"/>
+          <w:right w:val="none" w:sz="0" w:space="0" w:color="auto"/>
+          <w:insideH w:val="none" w:sz="0" w:space="0" w:color="auto"/>
+          <w:insideV w:val="none" w:sz="0" w:space="0" w:color="auto"/>
+        </w:tblBorders>
       </w:tblPr>
       <w:tblGrid>
         <w:gridCol w:w="3800"/>
@@ -3820,81 +5144,163 @@
         <w:tc>
           <w:tcPr>
             <w:tcW w:w="3800" w:type="dxa"/>
+            <w:tcBorders>
+              <w:top w:val="none" w:sz="0" w:space="0" w:color="auto"/>
+              <w:left w:val="none" w:sz="0" w:space="0" w:color="auto"/>
+              <w:bottom w:val="none" w:sz="0" w:space="0" w:color="auto"/>
+              <w:right w:val="none" w:sz="0" w:space="0" w:color="auto"/>
+            </w:tcBorders>
           </w:tcPr>
           <w:p>
             <w:pPr>
               <w:pStyle w:val="BodyText"/>
-            </w:pPr>
-            <w:r>
-              <w:rPr>
-                <w:color w:val="000000"/>
-              </w:rPr>
-              <w:t>Menejment fakulteti talabasi:</w:t>
-            </w:r>
-          </w:p>
-          <w:p>
-            <w:pPr>
-              <w:pStyle w:val="BodyText"/>
-            </w:pPr>
-            <w:r>
-              <w:rPr>
-                <w:color w:val="000000"/>
-              </w:rPr>
-              <w:t>Lapasov D.O</w:t>
-            </w:r>
-          </w:p>
-          <w:p>
-            <w:pPr>
-              <w:pStyle w:val="BodyText"/>
-            </w:pPr>
+              <w:spacing w:after="0"/>
+            </w:pPr>
+            <w:r>
+              <w:rPr>
+                <w:color w:val="000000"/>
+                <w:sz w:val="20"/>
+                <w:szCs w:val="20"/>
+              </w:rPr>
+              <w:t xml:space="preserve">Menejment fakulteti talabasi:</w:t>
+            </w:r>
+          </w:p>
+          <w:p>
+            <w:pPr>
+              <w:pStyle w:val="BodyText"/>
+              <w:spacing w:after="0"/>
+            </w:pPr>
+            <w:r>
+              <w:rPr>
+                <w:color w:val="000000"/>
+                <w:sz w:val="20"/>
+                <w:szCs w:val="20"/>
+              </w:rPr>
+              <w:t xml:space="preserve">Lapasov D.O</w:t>
+            </w:r>
+          </w:p>
+          <w:p>
+            <w:pPr>
+              <w:pStyle w:val="BodyText"/>
+              <w:spacing w:after="0"/>
+            </w:pPr>
+            <w:r>
+              <w:rPr>
+                <w:color w:val="000000"/>
+                <w:sz w:val="20"/>
+                <w:szCs w:val="20"/>
+              </w:rPr>
+              <w:t xml:space="preserve"/>
+            </w:r>
           </w:p>
         </w:tc>
         <w:tc>
           <w:tcPr>
             <w:tcW w:w="2500" w:type="dxa"/>
+            <w:tcBorders>
+              <w:top w:val="none" w:sz="0" w:space="0" w:color="auto"/>
+              <w:left w:val="none" w:sz="0" w:space="0" w:color="auto"/>
+              <w:bottom w:val="none" w:sz="0" w:space="0" w:color="auto"/>
+              <w:right w:val="none" w:sz="0" w:space="0" w:color="auto"/>
+            </w:tcBorders>
           </w:tcPr>
           <w:p>
             <w:pPr>
               <w:pStyle w:val="BodyText"/>
               <w:jc w:val="center"/>
-            </w:pPr>
+              <w:spacing w:after="0"/>
+            </w:pPr>
+            <w:r>
+              <w:rPr>
+                <w:color w:val="000000"/>
+                <w:sz w:val="20"/>
+                <w:szCs w:val="20"/>
+              </w:rPr>
+              <w:t xml:space="preserve">imzo</w:t>
+            </w:r>
           </w:p>
           <w:p>
             <w:pPr>
               <w:pStyle w:val="BodyText"/>
               <w:jc w:val="center"/>
-            </w:pPr>
-          </w:p>
-          <w:p>
-            <w:pPr>
-              <w:pStyle w:val="BodyText"/>
-            </w:pPr>
+              <w:spacing w:after="0"/>
+            </w:pPr>
+            <w:r>
+              <w:rPr>
+                <w:u w:val="single"/>
+                <w:color w:val="000000"/>
+                <w:sz w:val="20"/>
+                <w:szCs w:val="20"/>
+              </w:rPr>
+              <w:t xml:space="preserve">__________________</w:t>
+            </w:r>
+          </w:p>
+          <w:p>
+            <w:pPr>
+              <w:pStyle w:val="BodyText"/>
+              <w:spacing w:after="0"/>
+            </w:pPr>
+            <w:r>
+              <w:rPr>
+                <w:color w:val="000000"/>
+                <w:sz w:val="20"/>
+                <w:szCs w:val="20"/>
+              </w:rPr>
+              <w:t xml:space="preserve"/>
+            </w:r>
           </w:p>
         </w:tc>
         <w:tc>
           <w:tcPr>
             <w:tcW w:w="3060" w:type="dxa"/>
+            <w:tcBorders>
+              <w:top w:val="none" w:sz="0" w:space="0" w:color="auto"/>
+              <w:left w:val="none" w:sz="0" w:space="0" w:color="auto"/>
+              <w:bottom w:val="none" w:sz="0" w:space="0" w:color="auto"/>
+              <w:right w:val="none" w:sz="0" w:space="0" w:color="auto"/>
+            </w:tcBorders>
           </w:tcPr>
           <w:p>
             <w:pPr>
               <w:pStyle w:val="BodyText"/>
-            </w:pPr>
-            <w:r>
-              <w:rPr>
-                <w:color w:val="000000"/>
-              </w:rPr>
-              <w:t>Lapasov Davron Oybek o’g‘li</w:t>
-            </w:r>
-          </w:p>
-          <w:p>
-            <w:pPr>
-              <w:pStyle w:val="BodyText"/>
-            </w:pPr>
-          </w:p>
-          <w:p>
-            <w:pPr>
-              <w:pStyle w:val="BodyText"/>
-            </w:pPr>
+              <w:spacing w:after="0"/>
+            </w:pPr>
+            <w:r>
+              <w:rPr>
+                <w:color w:val="000000"/>
+                <w:sz w:val="20"/>
+                <w:szCs w:val="20"/>
+              </w:rPr>
+              <w:t xml:space="preserve">Lapasov Davron Oybek o’g‘li</w:t>
+            </w:r>
+          </w:p>
+          <w:p>
+            <w:pPr>
+              <w:pStyle w:val="BodyText"/>
+              <w:spacing w:after="0"/>
+            </w:pPr>
+            <w:r>
+              <w:rPr>
+                <w:color w:val="000000"/>
+                <w:sz w:val="20"/>
+                <w:szCs w:val="20"/>
+              </w:rPr>
+              <w:t xml:space="preserve"/>
+            </w:r>
+          </w:p>
+          <w:p>
+            <w:pPr>
+              <w:pStyle w:val="BodyText"/>
+              <w:spacing w:after="0"/>
+            </w:pPr>
+            <w:r>
+              <w:rPr>
+                <w:color w:val="000000"/>
+                <w:sz w:val="20"/>
+                <w:szCs w:val="20"/>
+              </w:rPr>
+              <w:t xml:space="preserve"/>
+            </w:r>
           </w:p>
         </w:tc>
       </w:tr>
@@ -3902,87 +5308,163 @@
         <w:tc>
           <w:tcPr>
             <w:tcW w:w="3800" w:type="dxa"/>
+            <w:tcBorders>
+              <w:top w:val="none" w:sz="0" w:space="0" w:color="auto"/>
+              <w:left w:val="none" w:sz="0" w:space="0" w:color="auto"/>
+              <w:bottom w:val="none" w:sz="0" w:space="0" w:color="auto"/>
+              <w:right w:val="none" w:sz="0" w:space="0" w:color="auto"/>
+            </w:tcBorders>
           </w:tcPr>
           <w:p>
             <w:pPr>
               <w:pStyle w:val="BodyText"/>
-            </w:pPr>
-            <w:r>
-              <w:rPr>
-                <w:color w:val="000000"/>
-              </w:rPr>
-              <w:t>Tyutorlar faoliyatini</w:t>
-            </w:r>
-          </w:p>
-          <w:p>
-            <w:pPr>
-              <w:pStyle w:val="BodyText"/>
-            </w:pPr>
-            <w:r>
-              <w:rPr>
-                <w:color w:val="000000"/>
-              </w:rPr>
-              <w:t>muvofiqlashtirish bo’limi tyutori:</w:t>
-            </w:r>
-          </w:p>
-          <w:p>
-            <w:pPr>
-              <w:pStyle w:val="BodyText"/>
-            </w:pPr>
-            <w:r>
-              <w:rPr>
-                <w:color w:val="000000"/>
-              </w:rPr>
-              <w:t>Maxsimov A.Q</w:t>
+              <w:spacing w:after="0"/>
+            </w:pPr>
+            <w:r>
+              <w:rPr>
+                <w:color w:val="000000"/>
+                <w:sz w:val="20"/>
+                <w:szCs w:val="20"/>
+              </w:rPr>
+              <w:t xml:space="preserve">Tyutorlar faoliyatini</w:t>
+            </w:r>
+          </w:p>
+          <w:p>
+            <w:pPr>
+              <w:pStyle w:val="BodyText"/>
+              <w:spacing w:after="0"/>
+            </w:pPr>
+            <w:r>
+              <w:rPr>
+                <w:color w:val="000000"/>
+                <w:sz w:val="20"/>
+                <w:szCs w:val="20"/>
+              </w:rPr>
+              <w:t xml:space="preserve">muvofiqlashtirish bo’limi tyutori:</w:t>
+            </w:r>
+          </w:p>
+          <w:p>
+            <w:pPr>
+              <w:pStyle w:val="BodyText"/>
+              <w:spacing w:after="0"/>
+            </w:pPr>
+            <w:r>
+              <w:rPr>
+                <w:color w:val="000000"/>
+                <w:sz w:val="20"/>
+                <w:szCs w:val="20"/>
+              </w:rPr>
+              <w:t xml:space="preserve">Maxsimov A.Q</w:t>
             </w:r>
           </w:p>
         </w:tc>
         <w:tc>
           <w:tcPr>
             <w:tcW w:w="2500" w:type="dxa"/>
+            <w:tcBorders>
+              <w:top w:val="none" w:sz="0" w:space="0" w:color="auto"/>
+              <w:left w:val="none" w:sz="0" w:space="0" w:color="auto"/>
+              <w:bottom w:val="none" w:sz="0" w:space="0" w:color="auto"/>
+              <w:right w:val="none" w:sz="0" w:space="0" w:color="auto"/>
+            </w:tcBorders>
           </w:tcPr>
           <w:p>
             <w:pPr>
               <w:pStyle w:val="BodyText"/>
               <w:jc w:val="center"/>
-            </w:pPr>
+              <w:spacing w:after="0"/>
+            </w:pPr>
+            <w:r>
+              <w:rPr>
+                <w:color w:val="000000"/>
+                <w:sz w:val="20"/>
+                <w:szCs w:val="20"/>
+              </w:rPr>
+              <w:t xml:space="preserve">imzo</w:t>
+            </w:r>
           </w:p>
           <w:p>
             <w:pPr>
               <w:pStyle w:val="BodyText"/>
               <w:jc w:val="center"/>
-            </w:pPr>
-          </w:p>
-          <w:p>
-            <w:pPr>
-              <w:pStyle w:val="BodyText"/>
-            </w:pPr>
+              <w:spacing w:after="0"/>
+            </w:pPr>
+            <w:r>
+              <w:rPr>
+                <w:u w:val="single"/>
+                <w:color w:val="000000"/>
+                <w:sz w:val="20"/>
+                <w:szCs w:val="20"/>
+              </w:rPr>
+              <w:t xml:space="preserve">__________________</w:t>
+            </w:r>
+          </w:p>
+          <w:p>
+            <w:pPr>
+              <w:pStyle w:val="BodyText"/>
+              <w:spacing w:after="0"/>
+            </w:pPr>
+            <w:r>
+              <w:rPr>
+                <w:color w:val="000000"/>
+                <w:sz w:val="20"/>
+                <w:szCs w:val="20"/>
+              </w:rPr>
+              <w:t xml:space="preserve"/>
+            </w:r>
           </w:p>
         </w:tc>
         <w:tc>
           <w:tcPr>
             <w:tcW w:w="3060" w:type="dxa"/>
+            <w:tcBorders>
+              <w:top w:val="none" w:sz="0" w:space="0" w:color="auto"/>
+              <w:left w:val="none" w:sz="0" w:space="0" w:color="auto"/>
+              <w:bottom w:val="none" w:sz="0" w:space="0" w:color="auto"/>
+              <w:right w:val="none" w:sz="0" w:space="0" w:color="auto"/>
+            </w:tcBorders>
           </w:tcPr>
           <w:p>
             <w:pPr>
               <w:pStyle w:val="BodyText"/>
-            </w:pPr>
-            <w:r>
-              <w:rPr>
-                <w:color w:val="000000"/>
-              </w:rPr>
-              <w:t>Maxsimov Akmal Qosimovich</w:t>
-            </w:r>
-          </w:p>
-          <w:p>
-            <w:pPr>
-              <w:pStyle w:val="BodyText"/>
-            </w:pPr>
-          </w:p>
-          <w:p>
-            <w:pPr>
-              <w:pStyle w:val="BodyText"/>
-            </w:pPr>
+              <w:spacing w:after="0"/>
+            </w:pPr>
+            <w:r>
+              <w:rPr>
+                <w:color w:val="000000"/>
+                <w:sz w:val="20"/>
+                <w:szCs w:val="20"/>
+              </w:rPr>
+              <w:t xml:space="preserve">Maxsimov Akmal Qosimovich</w:t>
+            </w:r>
+          </w:p>
+          <w:p>
+            <w:pPr>
+              <w:pStyle w:val="BodyText"/>
+              <w:spacing w:after="0"/>
+            </w:pPr>
+            <w:r>
+              <w:rPr>
+                <w:color w:val="000000"/>
+                <w:sz w:val="20"/>
+                <w:szCs w:val="20"/>
+              </w:rPr>
+              <w:t xml:space="preserve"/>
+            </w:r>
+          </w:p>
+          <w:p>
+            <w:pPr>
+              <w:pStyle w:val="BodyText"/>
+              <w:spacing w:after="0"/>
+            </w:pPr>
+            <w:r>
+              <w:rPr>
+                <w:color w:val="000000"/>
+                <w:sz w:val="20"/>
+                <w:szCs w:val="20"/>
+              </w:rPr>
+              <w:t xml:space="preserve"/>
+            </w:r>
           </w:p>
         </w:tc>
       </w:tr>
@@ -3990,91 +5472,221 @@
         <w:tc>
           <w:tcPr>
             <w:tcW w:w="3800" w:type="dxa"/>
+            <w:tcBorders>
+              <w:top w:val="none" w:sz="0" w:space="0" w:color="auto"/>
+              <w:left w:val="none" w:sz="0" w:space="0" w:color="auto"/>
+              <w:bottom w:val="none" w:sz="0" w:space="0" w:color="auto"/>
+              <w:right w:val="none" w:sz="0" w:space="0" w:color="auto"/>
+            </w:tcBorders>
           </w:tcPr>
           <w:p>
             <w:pPr>
               <w:pStyle w:val="BodyText"/>
-            </w:pPr>
-            <w:r>
-              <w:rPr>
-                <w:color w:val="000000"/>
-              </w:rPr>
-              <w:t>Yoshlar masalalari va ma’naviy-ma’rifiy</w:t>
-            </w:r>
-          </w:p>
-          <w:p>
-            <w:pPr>
-              <w:pStyle w:val="BodyText"/>
-            </w:pPr>
-            <w:r>
-              <w:rPr>
-                <w:color w:val="000000"/>
-              </w:rPr>
-              <w:t>ishlar bo’yicha dekan o’rinbosari:</w:t>
-            </w:r>
-          </w:p>
-          <w:p>
-            <w:pPr>
-              <w:pStyle w:val="BodyText"/>
-            </w:pPr>
-            <w:r>
-              <w:rPr>
-                <w:color w:val="000000"/>
-              </w:rPr>
-              <w:t>Yegamberdiyev Sh.S</w:t>
+              <w:spacing w:after="0"/>
+            </w:pPr>
+            <w:r>
+              <w:rPr>
+                <w:color w:val="000000"/>
+                <w:sz w:val="20"/>
+                <w:szCs w:val="20"/>
+              </w:rPr>
+              <w:t xml:space="preserve">Yoshlar masalalari va ma’naviy-ma’rifiy</w:t>
+            </w:r>
+          </w:p>
+          <w:p>
+            <w:pPr>
+              <w:pStyle w:val="BodyText"/>
+              <w:spacing w:after="0"/>
+            </w:pPr>
+            <w:r>
+              <w:rPr>
+                <w:color w:val="000000"/>
+                <w:sz w:val="20"/>
+                <w:szCs w:val="20"/>
+              </w:rPr>
+              <w:t xml:space="preserve">ishlar bo’yicha dekan o’rinbosari:</w:t>
+            </w:r>
+          </w:p>
+          <w:p>
+            <w:pPr>
+              <w:pStyle w:val="BodyText"/>
+              <w:spacing w:after="0"/>
+            </w:pPr>
+            <w:r>
+              <w:rPr>
+                <w:color w:val="000000"/>
+                <w:sz w:val="20"/>
+                <w:szCs w:val="20"/>
+              </w:rPr>
+              <w:t xml:space="preserve">Yegamberdiyev Sh.S</w:t>
             </w:r>
           </w:p>
         </w:tc>
         <w:tc>
           <w:tcPr>
             <w:tcW w:w="2500" w:type="dxa"/>
+            <w:tcBorders>
+              <w:top w:val="none" w:sz="0" w:space="0" w:color="auto"/>
+              <w:left w:val="none" w:sz="0" w:space="0" w:color="auto"/>
+              <w:bottom w:val="none" w:sz="0" w:space="0" w:color="auto"/>
+              <w:right w:val="none" w:sz="0" w:space="0" w:color="auto"/>
+            </w:tcBorders>
           </w:tcPr>
           <w:p>
             <w:pPr>
               <w:pStyle w:val="BodyText"/>
               <w:jc w:val="center"/>
-            </w:pPr>
+              <w:spacing w:after="0"/>
+            </w:pPr>
+            <w:r>
+              <w:rPr>
+                <w:color w:val="000000"/>
+                <w:sz w:val="20"/>
+                <w:szCs w:val="20"/>
+              </w:rPr>
+              <w:t xml:space="preserve">imzo</w:t>
+            </w:r>
           </w:p>
           <w:p>
             <w:pPr>
               <w:pStyle w:val="BodyText"/>
               <w:jc w:val="center"/>
-            </w:pPr>
-          </w:p>
-          <w:p>
-            <w:pPr>
-              <w:pStyle w:val="BodyText"/>
-            </w:pPr>
+              <w:spacing w:after="0"/>
+            </w:pPr>
+            <w:r>
+              <w:rPr>
+                <w:u w:val="single"/>
+                <w:color w:val="000000"/>
+                <w:sz w:val="20"/>
+                <w:szCs w:val="20"/>
+              </w:rPr>
+              <w:t xml:space="preserve">__________________</w:t>
+            </w:r>
+          </w:p>
+          <w:p>
+            <w:pPr>
+              <w:pStyle w:val="BodyText"/>
+              <w:spacing w:after="0"/>
+            </w:pPr>
+            <w:r>
+              <w:rPr>
+                <w:color w:val="000000"/>
+                <w:sz w:val="20"/>
+                <w:szCs w:val="20"/>
+              </w:rPr>
+              <w:t xml:space="preserve"/>
+            </w:r>
           </w:p>
         </w:tc>
         <w:tc>
           <w:tcPr>
             <w:tcW w:w="3060" w:type="dxa"/>
+            <w:tcBorders>
+              <w:top w:val="none" w:sz="0" w:space="0" w:color="auto"/>
+              <w:left w:val="none" w:sz="0" w:space="0" w:color="auto"/>
+              <w:bottom w:val="none" w:sz="0" w:space="0" w:color="auto"/>
+              <w:right w:val="none" w:sz="0" w:space="0" w:color="auto"/>
+            </w:tcBorders>
           </w:tcPr>
           <w:p>
             <w:pPr>
               <w:pStyle w:val="BodyText"/>
-            </w:pPr>
-            <w:r>
-              <w:rPr>
-                <w:color w:val="000000"/>
-              </w:rPr>
-              <w:t>Yegamberdiyev Shuhrat Satimbayevich</w:t>
-            </w:r>
-          </w:p>
-          <w:p>
-            <w:pPr>
-              <w:pStyle w:val="BodyText"/>
-            </w:pPr>
-          </w:p>
-          <w:p>
-            <w:pPr>
-              <w:pStyle w:val="BodyText"/>
-            </w:pPr>
+              <w:spacing w:after="0"/>
+            </w:pPr>
+            <w:r>
+              <w:rPr>
+                <w:color w:val="000000"/>
+                <w:sz w:val="20"/>
+                <w:szCs w:val="20"/>
+              </w:rPr>
+              <w:t xml:space="preserve">Yegamberdiyev Shuhrat Satimbayevich</w:t>
+            </w:r>
+          </w:p>
+          <w:p>
+            <w:pPr>
+              <w:pStyle w:val="BodyText"/>
+              <w:spacing w:after="0"/>
+            </w:pPr>
+            <w:r>
+              <w:rPr>
+                <w:color w:val="000000"/>
+                <w:sz w:val="20"/>
+                <w:szCs w:val="20"/>
+              </w:rPr>
+              <w:t xml:space="preserve"/>
+            </w:r>
+          </w:p>
+          <w:p>
+            <w:pPr>
+              <w:pStyle w:val="BodyText"/>
+              <w:spacing w:after="0"/>
+            </w:pPr>
+            <w:r>
+              <w:rPr>
+                <w:color w:val="000000"/>
+                <w:sz w:val="20"/>
+                <w:szCs w:val="20"/>
+              </w:rPr>
+              <w:t xml:space="preserve"/>
+            </w:r>
           </w:p>
         </w:tc>
       </w:tr>
     </w:tbl>
+    <w:p>
+      <w:pPr>
+        <w:pStyle w:val="BodyText"/>
+      </w:pPr>
+    </w:p>
+    <w:p>
+      <w:pPr>
+        <w:pStyle w:val="BodyText"/>
+      </w:pPr>
+      <w:r>
+        <w:rPr>
+          <w:color w:val="000000"/>
+        </w:rPr>
+        <w:t>Yegamberdiyev Sh.S</w:t>
+      </w:r>
+    </w:p>
+    <w:p>
+      <w:pPr>
+        <w:pStyle w:val="BodyText"/>
+        <w:jc w:val="center"/>
+      </w:pPr>
+    </w:p>
+    <w:p>
+      <w:pPr>
+        <w:pStyle w:val="BodyText"/>
+        <w:jc w:val="center"/>
+      </w:pPr>
+    </w:p>
+    <w:p>
+      <w:pPr>
+        <w:pStyle w:val="BodyText"/>
+      </w:pPr>
+    </w:p>
+    <w:p>
+      <w:pPr>
+        <w:pStyle w:val="BodyText"/>
+      </w:pPr>
+      <w:r>
+        <w:rPr>
+          <w:color w:val="000000"/>
+        </w:rPr>
+        <w:t>Yegamberdiyev Shuhrat Satimbayevich</w:t>
+      </w:r>
+    </w:p>
+    <w:p>
+      <w:pPr>
+        <w:pStyle w:val="BodyText"/>
+      </w:pPr>
+    </w:p>
+    <w:p>
+      <w:pPr>
+        <w:pStyle w:val="BodyText"/>
+      </w:pPr>
+    </w:p>
     <w:p>
       <w:pPr>
         <w:pStyle w:val="Heading1"/>
@@ -4292,6 +5904,42 @@
           <w:sz w:val="24"/>
         </w:rPr>
         <w:t>18.03.2026</w:t>
+      </w:r>
+    </w:p>
+    <w:p>
+      <w:pPr>
+        <w:pStyle w:val="ListParagraph"/>
+        <w:numPr>
+          <w:ilvl w:val="0"/>
+          <w:numId w:val="1"/>
+        </w:numPr>
+        <w:tabs>
+          <w:tab w:pos="1416" w:val="left" w:leader="none"/>
+        </w:tabs>
+        <w:spacing w:line="240" w:lineRule="auto" w:before="23" w:after="20"/>
+        <w:ind w:left="1416" w:right="0" w:hanging="283"/>
+        <w:jc w:val="left"/>
+        <w:rPr>
+          <w:b/>
+          <w:sz w:val="24"/>
+        </w:rPr>
+      </w:pPr>
+      <w:r>
+        <w:rPr>
+          <w:b/>
+          <w:color w:val="000000"/>
+          <w:sz w:val="24"/>
+        </w:rPr>
+        <w:t xml:space="preserve">Link: </w:t>
+      </w:r>
+      <w:r>
+        <w:rPr>
+          <w:b/>
+          <w:color w:val="000000"/>
+          <w:u w:val="single"/>
+          <w:sz w:val="24"/>
+        </w:rPr>
+        <w:t>https://yandex.uz/maps/org/ibragim_yusupov/205538120334/</w:t>
       </w:r>
     </w:p>
     <w:p>
@@ -4396,7 +6044,7 @@
                   <pic:spPr>
                     <a:xfrm>
                       <a:off x="0" y="0"/>
-                      <a:ext cx="2244237" cy="2138210"/>
+                      <a:ext cx="2160000" cy="1620000"/>
                     </a:xfrm>
                     <a:prstGeom prst="rect">
                       <a:avLst/>
@@ -4562,7 +6210,14 @@
     <w:tbl>
       <w:tblPr>
         <w:tblW w:w="9360" w:type="dxa"/>
-        <w:tblLook w:val="04A0" w:firstRow="1" w:lastRow="0" w:firstColumn="1" w:lastColumn="0" w:noHBand="0" w:noVBand="1"/>
+        <w:tblBorders>
+          <w:top w:val="none" w:sz="0" w:space="0" w:color="auto"/>
+          <w:left w:val="none" w:sz="0" w:space="0" w:color="auto"/>
+          <w:bottom w:val="none" w:sz="0" w:space="0" w:color="auto"/>
+          <w:right w:val="none" w:sz="0" w:space="0" w:color="auto"/>
+          <w:insideH w:val="none" w:sz="0" w:space="0" w:color="auto"/>
+          <w:insideV w:val="none" w:sz="0" w:space="0" w:color="auto"/>
+        </w:tblBorders>
       </w:tblPr>
       <w:tblGrid>
         <w:gridCol w:w="3800"/>
@@ -4573,81 +6228,163 @@
         <w:tc>
           <w:tcPr>
             <w:tcW w:w="3800" w:type="dxa"/>
+            <w:tcBorders>
+              <w:top w:val="none" w:sz="0" w:space="0" w:color="auto"/>
+              <w:left w:val="none" w:sz="0" w:space="0" w:color="auto"/>
+              <w:bottom w:val="none" w:sz="0" w:space="0" w:color="auto"/>
+              <w:right w:val="none" w:sz="0" w:space="0" w:color="auto"/>
+            </w:tcBorders>
           </w:tcPr>
           <w:p>
             <w:pPr>
               <w:pStyle w:val="BodyText"/>
-            </w:pPr>
-            <w:r>
-              <w:rPr>
-                <w:color w:val="000000"/>
-              </w:rPr>
-              <w:t>Menejment fakulteti talabasi:</w:t>
-            </w:r>
-          </w:p>
-          <w:p>
-            <w:pPr>
-              <w:pStyle w:val="BodyText"/>
-            </w:pPr>
-            <w:r>
-              <w:rPr>
-                <w:color w:val="000000"/>
-              </w:rPr>
-              <w:t>Lapasov D.O</w:t>
-            </w:r>
-          </w:p>
-          <w:p>
-            <w:pPr>
-              <w:pStyle w:val="BodyText"/>
-            </w:pPr>
+              <w:spacing w:after="0"/>
+            </w:pPr>
+            <w:r>
+              <w:rPr>
+                <w:color w:val="000000"/>
+                <w:sz w:val="20"/>
+                <w:szCs w:val="20"/>
+              </w:rPr>
+              <w:t xml:space="preserve">Menejment fakulteti talabasi:</w:t>
+            </w:r>
+          </w:p>
+          <w:p>
+            <w:pPr>
+              <w:pStyle w:val="BodyText"/>
+              <w:spacing w:after="0"/>
+            </w:pPr>
+            <w:r>
+              <w:rPr>
+                <w:color w:val="000000"/>
+                <w:sz w:val="20"/>
+                <w:szCs w:val="20"/>
+              </w:rPr>
+              <w:t xml:space="preserve">Lapasov D.O</w:t>
+            </w:r>
+          </w:p>
+          <w:p>
+            <w:pPr>
+              <w:pStyle w:val="BodyText"/>
+              <w:spacing w:after="0"/>
+            </w:pPr>
+            <w:r>
+              <w:rPr>
+                <w:color w:val="000000"/>
+                <w:sz w:val="20"/>
+                <w:szCs w:val="20"/>
+              </w:rPr>
+              <w:t xml:space="preserve"/>
+            </w:r>
           </w:p>
         </w:tc>
         <w:tc>
           <w:tcPr>
             <w:tcW w:w="2500" w:type="dxa"/>
+            <w:tcBorders>
+              <w:top w:val="none" w:sz="0" w:space="0" w:color="auto"/>
+              <w:left w:val="none" w:sz="0" w:space="0" w:color="auto"/>
+              <w:bottom w:val="none" w:sz="0" w:space="0" w:color="auto"/>
+              <w:right w:val="none" w:sz="0" w:space="0" w:color="auto"/>
+            </w:tcBorders>
           </w:tcPr>
           <w:p>
             <w:pPr>
               <w:pStyle w:val="BodyText"/>
               <w:jc w:val="center"/>
-            </w:pPr>
+              <w:spacing w:after="0"/>
+            </w:pPr>
+            <w:r>
+              <w:rPr>
+                <w:color w:val="000000"/>
+                <w:sz w:val="20"/>
+                <w:szCs w:val="20"/>
+              </w:rPr>
+              <w:t xml:space="preserve">imzo</w:t>
+            </w:r>
           </w:p>
           <w:p>
             <w:pPr>
               <w:pStyle w:val="BodyText"/>
               <w:jc w:val="center"/>
-            </w:pPr>
-          </w:p>
-          <w:p>
-            <w:pPr>
-              <w:pStyle w:val="BodyText"/>
-            </w:pPr>
+              <w:spacing w:after="0"/>
+            </w:pPr>
+            <w:r>
+              <w:rPr>
+                <w:u w:val="single"/>
+                <w:color w:val="000000"/>
+                <w:sz w:val="20"/>
+                <w:szCs w:val="20"/>
+              </w:rPr>
+              <w:t xml:space="preserve">__________________</w:t>
+            </w:r>
+          </w:p>
+          <w:p>
+            <w:pPr>
+              <w:pStyle w:val="BodyText"/>
+              <w:spacing w:after="0"/>
+            </w:pPr>
+            <w:r>
+              <w:rPr>
+                <w:color w:val="000000"/>
+                <w:sz w:val="20"/>
+                <w:szCs w:val="20"/>
+              </w:rPr>
+              <w:t xml:space="preserve"/>
+            </w:r>
           </w:p>
         </w:tc>
         <w:tc>
           <w:tcPr>
             <w:tcW w:w="3060" w:type="dxa"/>
+            <w:tcBorders>
+              <w:top w:val="none" w:sz="0" w:space="0" w:color="auto"/>
+              <w:left w:val="none" w:sz="0" w:space="0" w:color="auto"/>
+              <w:bottom w:val="none" w:sz="0" w:space="0" w:color="auto"/>
+              <w:right w:val="none" w:sz="0" w:space="0" w:color="auto"/>
+            </w:tcBorders>
           </w:tcPr>
           <w:p>
             <w:pPr>
               <w:pStyle w:val="BodyText"/>
-            </w:pPr>
-            <w:r>
-              <w:rPr>
-                <w:color w:val="000000"/>
-              </w:rPr>
-              <w:t>Lapasov Davron Oybek o’g‘li</w:t>
-            </w:r>
-          </w:p>
-          <w:p>
-            <w:pPr>
-              <w:pStyle w:val="BodyText"/>
-            </w:pPr>
-          </w:p>
-          <w:p>
-            <w:pPr>
-              <w:pStyle w:val="BodyText"/>
-            </w:pPr>
+              <w:spacing w:after="0"/>
+            </w:pPr>
+            <w:r>
+              <w:rPr>
+                <w:color w:val="000000"/>
+                <w:sz w:val="20"/>
+                <w:szCs w:val="20"/>
+              </w:rPr>
+              <w:t xml:space="preserve">Lapasov Davron Oybek o’g‘li</w:t>
+            </w:r>
+          </w:p>
+          <w:p>
+            <w:pPr>
+              <w:pStyle w:val="BodyText"/>
+              <w:spacing w:after="0"/>
+            </w:pPr>
+            <w:r>
+              <w:rPr>
+                <w:color w:val="000000"/>
+                <w:sz w:val="20"/>
+                <w:szCs w:val="20"/>
+              </w:rPr>
+              <w:t xml:space="preserve"/>
+            </w:r>
+          </w:p>
+          <w:p>
+            <w:pPr>
+              <w:pStyle w:val="BodyText"/>
+              <w:spacing w:after="0"/>
+            </w:pPr>
+            <w:r>
+              <w:rPr>
+                <w:color w:val="000000"/>
+                <w:sz w:val="20"/>
+                <w:szCs w:val="20"/>
+              </w:rPr>
+              <w:t xml:space="preserve"/>
+            </w:r>
           </w:p>
         </w:tc>
       </w:tr>
@@ -4655,87 +6392,163 @@
         <w:tc>
           <w:tcPr>
             <w:tcW w:w="3800" w:type="dxa"/>
+            <w:tcBorders>
+              <w:top w:val="none" w:sz="0" w:space="0" w:color="auto"/>
+              <w:left w:val="none" w:sz="0" w:space="0" w:color="auto"/>
+              <w:bottom w:val="none" w:sz="0" w:space="0" w:color="auto"/>
+              <w:right w:val="none" w:sz="0" w:space="0" w:color="auto"/>
+            </w:tcBorders>
           </w:tcPr>
           <w:p>
             <w:pPr>
               <w:pStyle w:val="BodyText"/>
-            </w:pPr>
-            <w:r>
-              <w:rPr>
-                <w:color w:val="000000"/>
-              </w:rPr>
-              <w:t>Tyutorlar faoliyatini</w:t>
-            </w:r>
-          </w:p>
-          <w:p>
-            <w:pPr>
-              <w:pStyle w:val="BodyText"/>
-            </w:pPr>
-            <w:r>
-              <w:rPr>
-                <w:color w:val="000000"/>
-              </w:rPr>
-              <w:t>muvofiqlashtirish bo’limi tyutori:</w:t>
-            </w:r>
-          </w:p>
-          <w:p>
-            <w:pPr>
-              <w:pStyle w:val="BodyText"/>
-            </w:pPr>
-            <w:r>
-              <w:rPr>
-                <w:color w:val="000000"/>
-              </w:rPr>
-              <w:t>Maxsimov A.Q</w:t>
+              <w:spacing w:after="0"/>
+            </w:pPr>
+            <w:r>
+              <w:rPr>
+                <w:color w:val="000000"/>
+                <w:sz w:val="20"/>
+                <w:szCs w:val="20"/>
+              </w:rPr>
+              <w:t xml:space="preserve">Tyutorlar faoliyatini</w:t>
+            </w:r>
+          </w:p>
+          <w:p>
+            <w:pPr>
+              <w:pStyle w:val="BodyText"/>
+              <w:spacing w:after="0"/>
+            </w:pPr>
+            <w:r>
+              <w:rPr>
+                <w:color w:val="000000"/>
+                <w:sz w:val="20"/>
+                <w:szCs w:val="20"/>
+              </w:rPr>
+              <w:t xml:space="preserve">muvofiqlashtirish bo’limi tyutori:</w:t>
+            </w:r>
+          </w:p>
+          <w:p>
+            <w:pPr>
+              <w:pStyle w:val="BodyText"/>
+              <w:spacing w:after="0"/>
+            </w:pPr>
+            <w:r>
+              <w:rPr>
+                <w:color w:val="000000"/>
+                <w:sz w:val="20"/>
+                <w:szCs w:val="20"/>
+              </w:rPr>
+              <w:t xml:space="preserve">Maxsimov A.Q</w:t>
             </w:r>
           </w:p>
         </w:tc>
         <w:tc>
           <w:tcPr>
             <w:tcW w:w="2500" w:type="dxa"/>
+            <w:tcBorders>
+              <w:top w:val="none" w:sz="0" w:space="0" w:color="auto"/>
+              <w:left w:val="none" w:sz="0" w:space="0" w:color="auto"/>
+              <w:bottom w:val="none" w:sz="0" w:space="0" w:color="auto"/>
+              <w:right w:val="none" w:sz="0" w:space="0" w:color="auto"/>
+            </w:tcBorders>
           </w:tcPr>
           <w:p>
             <w:pPr>
               <w:pStyle w:val="BodyText"/>
               <w:jc w:val="center"/>
-            </w:pPr>
+              <w:spacing w:after="0"/>
+            </w:pPr>
+            <w:r>
+              <w:rPr>
+                <w:color w:val="000000"/>
+                <w:sz w:val="20"/>
+                <w:szCs w:val="20"/>
+              </w:rPr>
+              <w:t xml:space="preserve">imzo</w:t>
+            </w:r>
           </w:p>
           <w:p>
             <w:pPr>
               <w:pStyle w:val="BodyText"/>
               <w:jc w:val="center"/>
-            </w:pPr>
-          </w:p>
-          <w:p>
-            <w:pPr>
-              <w:pStyle w:val="BodyText"/>
-            </w:pPr>
+              <w:spacing w:after="0"/>
+            </w:pPr>
+            <w:r>
+              <w:rPr>
+                <w:u w:val="single"/>
+                <w:color w:val="000000"/>
+                <w:sz w:val="20"/>
+                <w:szCs w:val="20"/>
+              </w:rPr>
+              <w:t xml:space="preserve">__________________</w:t>
+            </w:r>
+          </w:p>
+          <w:p>
+            <w:pPr>
+              <w:pStyle w:val="BodyText"/>
+              <w:spacing w:after="0"/>
+            </w:pPr>
+            <w:r>
+              <w:rPr>
+                <w:color w:val="000000"/>
+                <w:sz w:val="20"/>
+                <w:szCs w:val="20"/>
+              </w:rPr>
+              <w:t xml:space="preserve"/>
+            </w:r>
           </w:p>
         </w:tc>
         <w:tc>
           <w:tcPr>
             <w:tcW w:w="3060" w:type="dxa"/>
+            <w:tcBorders>
+              <w:top w:val="none" w:sz="0" w:space="0" w:color="auto"/>
+              <w:left w:val="none" w:sz="0" w:space="0" w:color="auto"/>
+              <w:bottom w:val="none" w:sz="0" w:space="0" w:color="auto"/>
+              <w:right w:val="none" w:sz="0" w:space="0" w:color="auto"/>
+            </w:tcBorders>
           </w:tcPr>
           <w:p>
             <w:pPr>
               <w:pStyle w:val="BodyText"/>
-            </w:pPr>
-            <w:r>
-              <w:rPr>
-                <w:color w:val="000000"/>
-              </w:rPr>
-              <w:t>Maxsimov Akmal Qosimovich</w:t>
-            </w:r>
-          </w:p>
-          <w:p>
-            <w:pPr>
-              <w:pStyle w:val="BodyText"/>
-            </w:pPr>
-          </w:p>
-          <w:p>
-            <w:pPr>
-              <w:pStyle w:val="BodyText"/>
-            </w:pPr>
+              <w:spacing w:after="0"/>
+            </w:pPr>
+            <w:r>
+              <w:rPr>
+                <w:color w:val="000000"/>
+                <w:sz w:val="20"/>
+                <w:szCs w:val="20"/>
+              </w:rPr>
+              <w:t xml:space="preserve">Maxsimov Akmal Qosimovich</w:t>
+            </w:r>
+          </w:p>
+          <w:p>
+            <w:pPr>
+              <w:pStyle w:val="BodyText"/>
+              <w:spacing w:after="0"/>
+            </w:pPr>
+            <w:r>
+              <w:rPr>
+                <w:color w:val="000000"/>
+                <w:sz w:val="20"/>
+                <w:szCs w:val="20"/>
+              </w:rPr>
+              <w:t xml:space="preserve"/>
+            </w:r>
+          </w:p>
+          <w:p>
+            <w:pPr>
+              <w:pStyle w:val="BodyText"/>
+              <w:spacing w:after="0"/>
+            </w:pPr>
+            <w:r>
+              <w:rPr>
+                <w:color w:val="000000"/>
+                <w:sz w:val="20"/>
+                <w:szCs w:val="20"/>
+              </w:rPr>
+              <w:t xml:space="preserve"/>
+            </w:r>
           </w:p>
         </w:tc>
       </w:tr>
@@ -4743,91 +6556,221 @@
         <w:tc>
           <w:tcPr>
             <w:tcW w:w="3800" w:type="dxa"/>
+            <w:tcBorders>
+              <w:top w:val="none" w:sz="0" w:space="0" w:color="auto"/>
+              <w:left w:val="none" w:sz="0" w:space="0" w:color="auto"/>
+              <w:bottom w:val="none" w:sz="0" w:space="0" w:color="auto"/>
+              <w:right w:val="none" w:sz="0" w:space="0" w:color="auto"/>
+            </w:tcBorders>
           </w:tcPr>
           <w:p>
             <w:pPr>
               <w:pStyle w:val="BodyText"/>
-            </w:pPr>
-            <w:r>
-              <w:rPr>
-                <w:color w:val="000000"/>
-              </w:rPr>
-              <w:t>Yoshlar masalalari va ma’naviy-ma’rifiy</w:t>
-            </w:r>
-          </w:p>
-          <w:p>
-            <w:pPr>
-              <w:pStyle w:val="BodyText"/>
-            </w:pPr>
-            <w:r>
-              <w:rPr>
-                <w:color w:val="000000"/>
-              </w:rPr>
-              <w:t>ishlar bo’yicha dekan o’rinbosari:</w:t>
-            </w:r>
-          </w:p>
-          <w:p>
-            <w:pPr>
-              <w:pStyle w:val="BodyText"/>
-            </w:pPr>
-            <w:r>
-              <w:rPr>
-                <w:color w:val="000000"/>
-              </w:rPr>
-              <w:t>Yegamberdiyev Sh.S</w:t>
+              <w:spacing w:after="0"/>
+            </w:pPr>
+            <w:r>
+              <w:rPr>
+                <w:color w:val="000000"/>
+                <w:sz w:val="20"/>
+                <w:szCs w:val="20"/>
+              </w:rPr>
+              <w:t xml:space="preserve">Yoshlar masalalari va ma’naviy-ma’rifiy</w:t>
+            </w:r>
+          </w:p>
+          <w:p>
+            <w:pPr>
+              <w:pStyle w:val="BodyText"/>
+              <w:spacing w:after="0"/>
+            </w:pPr>
+            <w:r>
+              <w:rPr>
+                <w:color w:val="000000"/>
+                <w:sz w:val="20"/>
+                <w:szCs w:val="20"/>
+              </w:rPr>
+              <w:t xml:space="preserve">ishlar bo’yicha dekan o’rinbosari:</w:t>
+            </w:r>
+          </w:p>
+          <w:p>
+            <w:pPr>
+              <w:pStyle w:val="BodyText"/>
+              <w:spacing w:after="0"/>
+            </w:pPr>
+            <w:r>
+              <w:rPr>
+                <w:color w:val="000000"/>
+                <w:sz w:val="20"/>
+                <w:szCs w:val="20"/>
+              </w:rPr>
+              <w:t xml:space="preserve">Yegamberdiyev Sh.S</w:t>
             </w:r>
           </w:p>
         </w:tc>
         <w:tc>
           <w:tcPr>
             <w:tcW w:w="2500" w:type="dxa"/>
+            <w:tcBorders>
+              <w:top w:val="none" w:sz="0" w:space="0" w:color="auto"/>
+              <w:left w:val="none" w:sz="0" w:space="0" w:color="auto"/>
+              <w:bottom w:val="none" w:sz="0" w:space="0" w:color="auto"/>
+              <w:right w:val="none" w:sz="0" w:space="0" w:color="auto"/>
+            </w:tcBorders>
           </w:tcPr>
           <w:p>
             <w:pPr>
               <w:pStyle w:val="BodyText"/>
               <w:jc w:val="center"/>
-            </w:pPr>
+              <w:spacing w:after="0"/>
+            </w:pPr>
+            <w:r>
+              <w:rPr>
+                <w:color w:val="000000"/>
+                <w:sz w:val="20"/>
+                <w:szCs w:val="20"/>
+              </w:rPr>
+              <w:t xml:space="preserve">imzo</w:t>
+            </w:r>
           </w:p>
           <w:p>
             <w:pPr>
               <w:pStyle w:val="BodyText"/>
               <w:jc w:val="center"/>
-            </w:pPr>
-          </w:p>
-          <w:p>
-            <w:pPr>
-              <w:pStyle w:val="BodyText"/>
-            </w:pPr>
+              <w:spacing w:after="0"/>
+            </w:pPr>
+            <w:r>
+              <w:rPr>
+                <w:u w:val="single"/>
+                <w:color w:val="000000"/>
+                <w:sz w:val="20"/>
+                <w:szCs w:val="20"/>
+              </w:rPr>
+              <w:t xml:space="preserve">__________________</w:t>
+            </w:r>
+          </w:p>
+          <w:p>
+            <w:pPr>
+              <w:pStyle w:val="BodyText"/>
+              <w:spacing w:after="0"/>
+            </w:pPr>
+            <w:r>
+              <w:rPr>
+                <w:color w:val="000000"/>
+                <w:sz w:val="20"/>
+                <w:szCs w:val="20"/>
+              </w:rPr>
+              <w:t xml:space="preserve"/>
+            </w:r>
           </w:p>
         </w:tc>
         <w:tc>
           <w:tcPr>
             <w:tcW w:w="3060" w:type="dxa"/>
+            <w:tcBorders>
+              <w:top w:val="none" w:sz="0" w:space="0" w:color="auto"/>
+              <w:left w:val="none" w:sz="0" w:space="0" w:color="auto"/>
+              <w:bottom w:val="none" w:sz="0" w:space="0" w:color="auto"/>
+              <w:right w:val="none" w:sz="0" w:space="0" w:color="auto"/>
+            </w:tcBorders>
           </w:tcPr>
           <w:p>
             <w:pPr>
               <w:pStyle w:val="BodyText"/>
-            </w:pPr>
-            <w:r>
-              <w:rPr>
-                <w:color w:val="000000"/>
-              </w:rPr>
-              <w:t>Yegamberdiyev Shuhrat Satimbayevich</w:t>
-            </w:r>
-          </w:p>
-          <w:p>
-            <w:pPr>
-              <w:pStyle w:val="BodyText"/>
-            </w:pPr>
-          </w:p>
-          <w:p>
-            <w:pPr>
-              <w:pStyle w:val="BodyText"/>
-            </w:pPr>
+              <w:spacing w:after="0"/>
+            </w:pPr>
+            <w:r>
+              <w:rPr>
+                <w:color w:val="000000"/>
+                <w:sz w:val="20"/>
+                <w:szCs w:val="20"/>
+              </w:rPr>
+              <w:t xml:space="preserve">Yegamberdiyev Shuhrat Satimbayevich</w:t>
+            </w:r>
+          </w:p>
+          <w:p>
+            <w:pPr>
+              <w:pStyle w:val="BodyText"/>
+              <w:spacing w:after="0"/>
+            </w:pPr>
+            <w:r>
+              <w:rPr>
+                <w:color w:val="000000"/>
+                <w:sz w:val="20"/>
+                <w:szCs w:val="20"/>
+              </w:rPr>
+              <w:t xml:space="preserve"/>
+            </w:r>
+          </w:p>
+          <w:p>
+            <w:pPr>
+              <w:pStyle w:val="BodyText"/>
+              <w:spacing w:after="0"/>
+            </w:pPr>
+            <w:r>
+              <w:rPr>
+                <w:color w:val="000000"/>
+                <w:sz w:val="20"/>
+                <w:szCs w:val="20"/>
+              </w:rPr>
+              <w:t xml:space="preserve"/>
+            </w:r>
           </w:p>
         </w:tc>
       </w:tr>
     </w:tbl>
+    <w:p>
+      <w:pPr>
+        <w:pStyle w:val="BodyText"/>
+      </w:pPr>
+    </w:p>
+    <w:p>
+      <w:pPr>
+        <w:pStyle w:val="BodyText"/>
+      </w:pPr>
+      <w:r>
+        <w:rPr>
+          <w:color w:val="000000"/>
+        </w:rPr>
+        <w:t>Yegamberdiyev Sh.S</w:t>
+      </w:r>
+    </w:p>
+    <w:p>
+      <w:pPr>
+        <w:pStyle w:val="BodyText"/>
+        <w:jc w:val="center"/>
+      </w:pPr>
+    </w:p>
+    <w:p>
+      <w:pPr>
+        <w:pStyle w:val="BodyText"/>
+        <w:jc w:val="center"/>
+      </w:pPr>
+    </w:p>
+    <w:p>
+      <w:pPr>
+        <w:pStyle w:val="BodyText"/>
+      </w:pPr>
+    </w:p>
+    <w:p>
+      <w:pPr>
+        <w:pStyle w:val="BodyText"/>
+      </w:pPr>
+      <w:r>
+        <w:rPr>
+          <w:color w:val="000000"/>
+        </w:rPr>
+        <w:t>Yegamberdiyev Shuhrat Satimbayevich</w:t>
+      </w:r>
+    </w:p>
+    <w:p>
+      <w:pPr>
+        <w:pStyle w:val="BodyText"/>
+      </w:pPr>
+    </w:p>
+    <w:p>
+      <w:pPr>
+        <w:pStyle w:val="BodyText"/>
+      </w:pPr>
+    </w:p>
     <w:p>
       <w:pPr>
         <w:pStyle w:val="BodyText"/>
@@ -5042,6 +6985,42 @@
           <w:sz w:val="24"/>
         </w:rPr>
         <w:t>08.05.2026</w:t>
+      </w:r>
+    </w:p>
+    <w:p>
+      <w:pPr>
+        <w:pStyle w:val="ListParagraph"/>
+        <w:numPr>
+          <w:ilvl w:val="0"/>
+          <w:numId w:val="1"/>
+        </w:numPr>
+        <w:tabs>
+          <w:tab w:pos="1416" w:val="left" w:leader="none"/>
+        </w:tabs>
+        <w:spacing w:line="240" w:lineRule="auto" w:before="23" w:after="20"/>
+        <w:ind w:left="1416" w:right="0" w:hanging="283"/>
+        <w:jc w:val="left"/>
+        <w:rPr>
+          <w:b/>
+          <w:sz w:val="24"/>
+        </w:rPr>
+      </w:pPr>
+      <w:r>
+        <w:rPr>
+          <w:b/>
+          <w:color w:val="000000"/>
+          <w:sz w:val="24"/>
+        </w:rPr>
+        <w:t xml:space="preserve">Link: </w:t>
+      </w:r>
+      <w:r>
+        <w:rPr>
+          <w:b/>
+          <w:color w:val="000000"/>
+          <w:u w:val="single"/>
+          <w:sz w:val="24"/>
+        </w:rPr>
+        <w:t>https://yandex.uz/maps/-/CDRLjVP8</w:t>
       </w:r>
     </w:p>
     <w:p>
@@ -5100,7 +7079,7 @@
                   <pic:spPr>
                     <a:xfrm>
                       <a:off x="0" y="0"/>
-                      <a:ext cx="2162583" cy="1668158"/>
+                      <a:ext cx="2160000" cy="1620000"/>
                     </a:xfrm>
                     <a:prstGeom prst="rect">
                       <a:avLst/>
@@ -5148,7 +7127,7 @@
                   <pic:spPr>
                     <a:xfrm>
                       <a:off x="0" y="0"/>
-                      <a:ext cx="2078176" cy="1284798"/>
+                      <a:ext cx="2160000" cy="1620000"/>
                     </a:xfrm>
                     <a:prstGeom prst="rect">
                       <a:avLst/>
@@ -5314,7 +7293,14 @@
     <w:tbl>
       <w:tblPr>
         <w:tblW w:w="9360" w:type="dxa"/>
-        <w:tblLook w:val="04A0" w:firstRow="1" w:lastRow="0" w:firstColumn="1" w:lastColumn="0" w:noHBand="0" w:noVBand="1"/>
+        <w:tblBorders>
+          <w:top w:val="none" w:sz="0" w:space="0" w:color="auto"/>
+          <w:left w:val="none" w:sz="0" w:space="0" w:color="auto"/>
+          <w:bottom w:val="none" w:sz="0" w:space="0" w:color="auto"/>
+          <w:right w:val="none" w:sz="0" w:space="0" w:color="auto"/>
+          <w:insideH w:val="none" w:sz="0" w:space="0" w:color="auto"/>
+          <w:insideV w:val="none" w:sz="0" w:space="0" w:color="auto"/>
+        </w:tblBorders>
       </w:tblPr>
       <w:tblGrid>
         <w:gridCol w:w="3800"/>
@@ -5325,81 +7311,163 @@
         <w:tc>
           <w:tcPr>
             <w:tcW w:w="3800" w:type="dxa"/>
+            <w:tcBorders>
+              <w:top w:val="none" w:sz="0" w:space="0" w:color="auto"/>
+              <w:left w:val="none" w:sz="0" w:space="0" w:color="auto"/>
+              <w:bottom w:val="none" w:sz="0" w:space="0" w:color="auto"/>
+              <w:right w:val="none" w:sz="0" w:space="0" w:color="auto"/>
+            </w:tcBorders>
           </w:tcPr>
           <w:p>
             <w:pPr>
               <w:pStyle w:val="BodyText"/>
-            </w:pPr>
-            <w:r>
-              <w:rPr>
-                <w:color w:val="000000"/>
-              </w:rPr>
-              <w:t>Menejment fakulteti talabasi:</w:t>
-            </w:r>
-          </w:p>
-          <w:p>
-            <w:pPr>
-              <w:pStyle w:val="BodyText"/>
-            </w:pPr>
-            <w:r>
-              <w:rPr>
-                <w:color w:val="000000"/>
-              </w:rPr>
-              <w:t>Lapasov D.O</w:t>
-            </w:r>
-          </w:p>
-          <w:p>
-            <w:pPr>
-              <w:pStyle w:val="BodyText"/>
-            </w:pPr>
+              <w:spacing w:after="0"/>
+            </w:pPr>
+            <w:r>
+              <w:rPr>
+                <w:color w:val="000000"/>
+                <w:sz w:val="20"/>
+                <w:szCs w:val="20"/>
+              </w:rPr>
+              <w:t xml:space="preserve">Menejment fakulteti talabasi:</w:t>
+            </w:r>
+          </w:p>
+          <w:p>
+            <w:pPr>
+              <w:pStyle w:val="BodyText"/>
+              <w:spacing w:after="0"/>
+            </w:pPr>
+            <w:r>
+              <w:rPr>
+                <w:color w:val="000000"/>
+                <w:sz w:val="20"/>
+                <w:szCs w:val="20"/>
+              </w:rPr>
+              <w:t xml:space="preserve">Lapasov D.O</w:t>
+            </w:r>
+          </w:p>
+          <w:p>
+            <w:pPr>
+              <w:pStyle w:val="BodyText"/>
+              <w:spacing w:after="0"/>
+            </w:pPr>
+            <w:r>
+              <w:rPr>
+                <w:color w:val="000000"/>
+                <w:sz w:val="20"/>
+                <w:szCs w:val="20"/>
+              </w:rPr>
+              <w:t xml:space="preserve"/>
+            </w:r>
           </w:p>
         </w:tc>
         <w:tc>
           <w:tcPr>
             <w:tcW w:w="2500" w:type="dxa"/>
+            <w:tcBorders>
+              <w:top w:val="none" w:sz="0" w:space="0" w:color="auto"/>
+              <w:left w:val="none" w:sz="0" w:space="0" w:color="auto"/>
+              <w:bottom w:val="none" w:sz="0" w:space="0" w:color="auto"/>
+              <w:right w:val="none" w:sz="0" w:space="0" w:color="auto"/>
+            </w:tcBorders>
           </w:tcPr>
           <w:p>
             <w:pPr>
               <w:pStyle w:val="BodyText"/>
               <w:jc w:val="center"/>
-            </w:pPr>
+              <w:spacing w:after="0"/>
+            </w:pPr>
+            <w:r>
+              <w:rPr>
+                <w:color w:val="000000"/>
+                <w:sz w:val="20"/>
+                <w:szCs w:val="20"/>
+              </w:rPr>
+              <w:t xml:space="preserve">imzo</w:t>
+            </w:r>
           </w:p>
           <w:p>
             <w:pPr>
               <w:pStyle w:val="BodyText"/>
               <w:jc w:val="center"/>
-            </w:pPr>
-          </w:p>
-          <w:p>
-            <w:pPr>
-              <w:pStyle w:val="BodyText"/>
-            </w:pPr>
+              <w:spacing w:after="0"/>
+            </w:pPr>
+            <w:r>
+              <w:rPr>
+                <w:u w:val="single"/>
+                <w:color w:val="000000"/>
+                <w:sz w:val="20"/>
+                <w:szCs w:val="20"/>
+              </w:rPr>
+              <w:t xml:space="preserve">__________________</w:t>
+            </w:r>
+          </w:p>
+          <w:p>
+            <w:pPr>
+              <w:pStyle w:val="BodyText"/>
+              <w:spacing w:after="0"/>
+            </w:pPr>
+            <w:r>
+              <w:rPr>
+                <w:color w:val="000000"/>
+                <w:sz w:val="20"/>
+                <w:szCs w:val="20"/>
+              </w:rPr>
+              <w:t xml:space="preserve"/>
+            </w:r>
           </w:p>
         </w:tc>
         <w:tc>
           <w:tcPr>
             <w:tcW w:w="3060" w:type="dxa"/>
+            <w:tcBorders>
+              <w:top w:val="none" w:sz="0" w:space="0" w:color="auto"/>
+              <w:left w:val="none" w:sz="0" w:space="0" w:color="auto"/>
+              <w:bottom w:val="none" w:sz="0" w:space="0" w:color="auto"/>
+              <w:right w:val="none" w:sz="0" w:space="0" w:color="auto"/>
+            </w:tcBorders>
           </w:tcPr>
           <w:p>
             <w:pPr>
               <w:pStyle w:val="BodyText"/>
-            </w:pPr>
-            <w:r>
-              <w:rPr>
-                <w:color w:val="000000"/>
-              </w:rPr>
-              <w:t>Lapasov Davron Oybek o’g‘li</w:t>
-            </w:r>
-          </w:p>
-          <w:p>
-            <w:pPr>
-              <w:pStyle w:val="BodyText"/>
-            </w:pPr>
-          </w:p>
-          <w:p>
-            <w:pPr>
-              <w:pStyle w:val="BodyText"/>
-            </w:pPr>
+              <w:spacing w:after="0"/>
+            </w:pPr>
+            <w:r>
+              <w:rPr>
+                <w:color w:val="000000"/>
+                <w:sz w:val="20"/>
+                <w:szCs w:val="20"/>
+              </w:rPr>
+              <w:t xml:space="preserve">Lapasov Davron Oybek o’g‘li</w:t>
+            </w:r>
+          </w:p>
+          <w:p>
+            <w:pPr>
+              <w:pStyle w:val="BodyText"/>
+              <w:spacing w:after="0"/>
+            </w:pPr>
+            <w:r>
+              <w:rPr>
+                <w:color w:val="000000"/>
+                <w:sz w:val="20"/>
+                <w:szCs w:val="20"/>
+              </w:rPr>
+              <w:t xml:space="preserve"/>
+            </w:r>
+          </w:p>
+          <w:p>
+            <w:pPr>
+              <w:pStyle w:val="BodyText"/>
+              <w:spacing w:after="0"/>
+            </w:pPr>
+            <w:r>
+              <w:rPr>
+                <w:color w:val="000000"/>
+                <w:sz w:val="20"/>
+                <w:szCs w:val="20"/>
+              </w:rPr>
+              <w:t xml:space="preserve"/>
+            </w:r>
           </w:p>
         </w:tc>
       </w:tr>
@@ -5407,87 +7475,163 @@
         <w:tc>
           <w:tcPr>
             <w:tcW w:w="3800" w:type="dxa"/>
+            <w:tcBorders>
+              <w:top w:val="none" w:sz="0" w:space="0" w:color="auto"/>
+              <w:left w:val="none" w:sz="0" w:space="0" w:color="auto"/>
+              <w:bottom w:val="none" w:sz="0" w:space="0" w:color="auto"/>
+              <w:right w:val="none" w:sz="0" w:space="0" w:color="auto"/>
+            </w:tcBorders>
           </w:tcPr>
           <w:p>
             <w:pPr>
               <w:pStyle w:val="BodyText"/>
-            </w:pPr>
-            <w:r>
-              <w:rPr>
-                <w:color w:val="000000"/>
-              </w:rPr>
-              <w:t>Tyutorlar faoliyatini</w:t>
-            </w:r>
-          </w:p>
-          <w:p>
-            <w:pPr>
-              <w:pStyle w:val="BodyText"/>
-            </w:pPr>
-            <w:r>
-              <w:rPr>
-                <w:color w:val="000000"/>
-              </w:rPr>
-              <w:t>muvofiqlashtirish bo’limi tyutori:</w:t>
-            </w:r>
-          </w:p>
-          <w:p>
-            <w:pPr>
-              <w:pStyle w:val="BodyText"/>
-            </w:pPr>
-            <w:r>
-              <w:rPr>
-                <w:color w:val="000000"/>
-              </w:rPr>
-              <w:t>Maxsimov A.Q</w:t>
+              <w:spacing w:after="0"/>
+            </w:pPr>
+            <w:r>
+              <w:rPr>
+                <w:color w:val="000000"/>
+                <w:sz w:val="20"/>
+                <w:szCs w:val="20"/>
+              </w:rPr>
+              <w:t xml:space="preserve">Tyutorlar faoliyatini</w:t>
+            </w:r>
+          </w:p>
+          <w:p>
+            <w:pPr>
+              <w:pStyle w:val="BodyText"/>
+              <w:spacing w:after="0"/>
+            </w:pPr>
+            <w:r>
+              <w:rPr>
+                <w:color w:val="000000"/>
+                <w:sz w:val="20"/>
+                <w:szCs w:val="20"/>
+              </w:rPr>
+              <w:t xml:space="preserve">muvofiqlashtirish bo’limi tyutori:</w:t>
+            </w:r>
+          </w:p>
+          <w:p>
+            <w:pPr>
+              <w:pStyle w:val="BodyText"/>
+              <w:spacing w:after="0"/>
+            </w:pPr>
+            <w:r>
+              <w:rPr>
+                <w:color w:val="000000"/>
+                <w:sz w:val="20"/>
+                <w:szCs w:val="20"/>
+              </w:rPr>
+              <w:t xml:space="preserve">Maxsimov A.Q</w:t>
             </w:r>
           </w:p>
         </w:tc>
         <w:tc>
           <w:tcPr>
             <w:tcW w:w="2500" w:type="dxa"/>
+            <w:tcBorders>
+              <w:top w:val="none" w:sz="0" w:space="0" w:color="auto"/>
+              <w:left w:val="none" w:sz="0" w:space="0" w:color="auto"/>
+              <w:bottom w:val="none" w:sz="0" w:space="0" w:color="auto"/>
+              <w:right w:val="none" w:sz="0" w:space="0" w:color="auto"/>
+            </w:tcBorders>
           </w:tcPr>
           <w:p>
             <w:pPr>
               <w:pStyle w:val="BodyText"/>
               <w:jc w:val="center"/>
-            </w:pPr>
+              <w:spacing w:after="0"/>
+            </w:pPr>
+            <w:r>
+              <w:rPr>
+                <w:color w:val="000000"/>
+                <w:sz w:val="20"/>
+                <w:szCs w:val="20"/>
+              </w:rPr>
+              <w:t xml:space="preserve">imzo</w:t>
+            </w:r>
           </w:p>
           <w:p>
             <w:pPr>
               <w:pStyle w:val="BodyText"/>
               <w:jc w:val="center"/>
-            </w:pPr>
-          </w:p>
-          <w:p>
-            <w:pPr>
-              <w:pStyle w:val="BodyText"/>
-            </w:pPr>
+              <w:spacing w:after="0"/>
+            </w:pPr>
+            <w:r>
+              <w:rPr>
+                <w:u w:val="single"/>
+                <w:color w:val="000000"/>
+                <w:sz w:val="20"/>
+                <w:szCs w:val="20"/>
+              </w:rPr>
+              <w:t xml:space="preserve">__________________</w:t>
+            </w:r>
+          </w:p>
+          <w:p>
+            <w:pPr>
+              <w:pStyle w:val="BodyText"/>
+              <w:spacing w:after="0"/>
+            </w:pPr>
+            <w:r>
+              <w:rPr>
+                <w:color w:val="000000"/>
+                <w:sz w:val="20"/>
+                <w:szCs w:val="20"/>
+              </w:rPr>
+              <w:t xml:space="preserve"/>
+            </w:r>
           </w:p>
         </w:tc>
         <w:tc>
           <w:tcPr>
             <w:tcW w:w="3060" w:type="dxa"/>
+            <w:tcBorders>
+              <w:top w:val="none" w:sz="0" w:space="0" w:color="auto"/>
+              <w:left w:val="none" w:sz="0" w:space="0" w:color="auto"/>
+              <w:bottom w:val="none" w:sz="0" w:space="0" w:color="auto"/>
+              <w:right w:val="none" w:sz="0" w:space="0" w:color="auto"/>
+            </w:tcBorders>
           </w:tcPr>
           <w:p>
             <w:pPr>
               <w:pStyle w:val="BodyText"/>
-            </w:pPr>
-            <w:r>
-              <w:rPr>
-                <w:color w:val="000000"/>
-              </w:rPr>
-              <w:t>Maxsimov Akmal Qosimovich</w:t>
-            </w:r>
-          </w:p>
-          <w:p>
-            <w:pPr>
-              <w:pStyle w:val="BodyText"/>
-            </w:pPr>
-          </w:p>
-          <w:p>
-            <w:pPr>
-              <w:pStyle w:val="BodyText"/>
-            </w:pPr>
+              <w:spacing w:after="0"/>
+            </w:pPr>
+            <w:r>
+              <w:rPr>
+                <w:color w:val="000000"/>
+                <w:sz w:val="20"/>
+                <w:szCs w:val="20"/>
+              </w:rPr>
+              <w:t xml:space="preserve">Maxsimov Akmal Qosimovich</w:t>
+            </w:r>
+          </w:p>
+          <w:p>
+            <w:pPr>
+              <w:pStyle w:val="BodyText"/>
+              <w:spacing w:after="0"/>
+            </w:pPr>
+            <w:r>
+              <w:rPr>
+                <w:color w:val="000000"/>
+                <w:sz w:val="20"/>
+                <w:szCs w:val="20"/>
+              </w:rPr>
+              <w:t xml:space="preserve"/>
+            </w:r>
+          </w:p>
+          <w:p>
+            <w:pPr>
+              <w:pStyle w:val="BodyText"/>
+              <w:spacing w:after="0"/>
+            </w:pPr>
+            <w:r>
+              <w:rPr>
+                <w:color w:val="000000"/>
+                <w:sz w:val="20"/>
+                <w:szCs w:val="20"/>
+              </w:rPr>
+              <w:t xml:space="preserve"/>
+            </w:r>
           </w:p>
         </w:tc>
       </w:tr>
@@ -5495,91 +7639,221 @@
         <w:tc>
           <w:tcPr>
             <w:tcW w:w="3800" w:type="dxa"/>
+            <w:tcBorders>
+              <w:top w:val="none" w:sz="0" w:space="0" w:color="auto"/>
+              <w:left w:val="none" w:sz="0" w:space="0" w:color="auto"/>
+              <w:bottom w:val="none" w:sz="0" w:space="0" w:color="auto"/>
+              <w:right w:val="none" w:sz="0" w:space="0" w:color="auto"/>
+            </w:tcBorders>
           </w:tcPr>
           <w:p>
             <w:pPr>
               <w:pStyle w:val="BodyText"/>
-            </w:pPr>
-            <w:r>
-              <w:rPr>
-                <w:color w:val="000000"/>
-              </w:rPr>
-              <w:t>Yoshlar masalalari va ma’naviy-ma’rifiy</w:t>
-            </w:r>
-          </w:p>
-          <w:p>
-            <w:pPr>
-              <w:pStyle w:val="BodyText"/>
-            </w:pPr>
-            <w:r>
-              <w:rPr>
-                <w:color w:val="000000"/>
-              </w:rPr>
-              <w:t>ishlar bo’yicha dekan o’rinbosari:</w:t>
-            </w:r>
-          </w:p>
-          <w:p>
-            <w:pPr>
-              <w:pStyle w:val="BodyText"/>
-            </w:pPr>
-            <w:r>
-              <w:rPr>
-                <w:color w:val="000000"/>
-              </w:rPr>
-              <w:t>Yegamberdiyev Sh.S</w:t>
+              <w:spacing w:after="0"/>
+            </w:pPr>
+            <w:r>
+              <w:rPr>
+                <w:color w:val="000000"/>
+                <w:sz w:val="20"/>
+                <w:szCs w:val="20"/>
+              </w:rPr>
+              <w:t xml:space="preserve">Yoshlar masalalari va ma’naviy-ma’rifiy</w:t>
+            </w:r>
+          </w:p>
+          <w:p>
+            <w:pPr>
+              <w:pStyle w:val="BodyText"/>
+              <w:spacing w:after="0"/>
+            </w:pPr>
+            <w:r>
+              <w:rPr>
+                <w:color w:val="000000"/>
+                <w:sz w:val="20"/>
+                <w:szCs w:val="20"/>
+              </w:rPr>
+              <w:t xml:space="preserve">ishlar bo’yicha dekan o’rinbosari:</w:t>
+            </w:r>
+          </w:p>
+          <w:p>
+            <w:pPr>
+              <w:pStyle w:val="BodyText"/>
+              <w:spacing w:after="0"/>
+            </w:pPr>
+            <w:r>
+              <w:rPr>
+                <w:color w:val="000000"/>
+                <w:sz w:val="20"/>
+                <w:szCs w:val="20"/>
+              </w:rPr>
+              <w:t xml:space="preserve">Yegamberdiyev Sh.S</w:t>
             </w:r>
           </w:p>
         </w:tc>
         <w:tc>
           <w:tcPr>
             <w:tcW w:w="2500" w:type="dxa"/>
+            <w:tcBorders>
+              <w:top w:val="none" w:sz="0" w:space="0" w:color="auto"/>
+              <w:left w:val="none" w:sz="0" w:space="0" w:color="auto"/>
+              <w:bottom w:val="none" w:sz="0" w:space="0" w:color="auto"/>
+              <w:right w:val="none" w:sz="0" w:space="0" w:color="auto"/>
+            </w:tcBorders>
           </w:tcPr>
           <w:p>
             <w:pPr>
               <w:pStyle w:val="BodyText"/>
               <w:jc w:val="center"/>
-            </w:pPr>
+              <w:spacing w:after="0"/>
+            </w:pPr>
+            <w:r>
+              <w:rPr>
+                <w:color w:val="000000"/>
+                <w:sz w:val="20"/>
+                <w:szCs w:val="20"/>
+              </w:rPr>
+              <w:t xml:space="preserve">imzo</w:t>
+            </w:r>
           </w:p>
           <w:p>
             <w:pPr>
               <w:pStyle w:val="BodyText"/>
               <w:jc w:val="center"/>
-            </w:pPr>
-          </w:p>
-          <w:p>
-            <w:pPr>
-              <w:pStyle w:val="BodyText"/>
-            </w:pPr>
+              <w:spacing w:after="0"/>
+            </w:pPr>
+            <w:r>
+              <w:rPr>
+                <w:u w:val="single"/>
+                <w:color w:val="000000"/>
+                <w:sz w:val="20"/>
+                <w:szCs w:val="20"/>
+              </w:rPr>
+              <w:t xml:space="preserve">__________________</w:t>
+            </w:r>
+          </w:p>
+          <w:p>
+            <w:pPr>
+              <w:pStyle w:val="BodyText"/>
+              <w:spacing w:after="0"/>
+            </w:pPr>
+            <w:r>
+              <w:rPr>
+                <w:color w:val="000000"/>
+                <w:sz w:val="20"/>
+                <w:szCs w:val="20"/>
+              </w:rPr>
+              <w:t xml:space="preserve"/>
+            </w:r>
           </w:p>
         </w:tc>
         <w:tc>
           <w:tcPr>
             <w:tcW w:w="3060" w:type="dxa"/>
+            <w:tcBorders>
+              <w:top w:val="none" w:sz="0" w:space="0" w:color="auto"/>
+              <w:left w:val="none" w:sz="0" w:space="0" w:color="auto"/>
+              <w:bottom w:val="none" w:sz="0" w:space="0" w:color="auto"/>
+              <w:right w:val="none" w:sz="0" w:space="0" w:color="auto"/>
+            </w:tcBorders>
           </w:tcPr>
           <w:p>
             <w:pPr>
               <w:pStyle w:val="BodyText"/>
-            </w:pPr>
-            <w:r>
-              <w:rPr>
-                <w:color w:val="000000"/>
-              </w:rPr>
-              <w:t>Yegamberdiyev Shuhrat Satimbayevich</w:t>
-            </w:r>
-          </w:p>
-          <w:p>
-            <w:pPr>
-              <w:pStyle w:val="BodyText"/>
-            </w:pPr>
-          </w:p>
-          <w:p>
-            <w:pPr>
-              <w:pStyle w:val="BodyText"/>
-            </w:pPr>
+              <w:spacing w:after="0"/>
+            </w:pPr>
+            <w:r>
+              <w:rPr>
+                <w:color w:val="000000"/>
+                <w:sz w:val="20"/>
+                <w:szCs w:val="20"/>
+              </w:rPr>
+              <w:t xml:space="preserve">Yegamberdiyev Shuhrat Satimbayevich</w:t>
+            </w:r>
+          </w:p>
+          <w:p>
+            <w:pPr>
+              <w:pStyle w:val="BodyText"/>
+              <w:spacing w:after="0"/>
+            </w:pPr>
+            <w:r>
+              <w:rPr>
+                <w:color w:val="000000"/>
+                <w:sz w:val="20"/>
+                <w:szCs w:val="20"/>
+              </w:rPr>
+              <w:t xml:space="preserve"/>
+            </w:r>
+          </w:p>
+          <w:p>
+            <w:pPr>
+              <w:pStyle w:val="BodyText"/>
+              <w:spacing w:after="0"/>
+            </w:pPr>
+            <w:r>
+              <w:rPr>
+                <w:color w:val="000000"/>
+                <w:sz w:val="20"/>
+                <w:szCs w:val="20"/>
+              </w:rPr>
+              <w:t xml:space="preserve"/>
+            </w:r>
           </w:p>
         </w:tc>
       </w:tr>
     </w:tbl>
+    <w:p>
+      <w:pPr>
+        <w:pStyle w:val="BodyText"/>
+      </w:pPr>
+    </w:p>
+    <w:p>
+      <w:pPr>
+        <w:pStyle w:val="BodyText"/>
+      </w:pPr>
+      <w:r>
+        <w:rPr>
+          <w:color w:val="000000"/>
+        </w:rPr>
+        <w:t>Yegamberdiyev Sh.S</w:t>
+      </w:r>
+    </w:p>
+    <w:p>
+      <w:pPr>
+        <w:pStyle w:val="BodyText"/>
+        <w:jc w:val="center"/>
+      </w:pPr>
+    </w:p>
+    <w:p>
+      <w:pPr>
+        <w:pStyle w:val="BodyText"/>
+        <w:jc w:val="center"/>
+      </w:pPr>
+    </w:p>
+    <w:p>
+      <w:pPr>
+        <w:pStyle w:val="BodyText"/>
+      </w:pPr>
+    </w:p>
+    <w:p>
+      <w:pPr>
+        <w:pStyle w:val="BodyText"/>
+      </w:pPr>
+      <w:r>
+        <w:rPr>
+          <w:color w:val="000000"/>
+        </w:rPr>
+        <w:t>Yegamberdiyev Shuhrat Satimbayevich</w:t>
+      </w:r>
+    </w:p>
+    <w:p>
+      <w:pPr>
+        <w:pStyle w:val="BodyText"/>
+      </w:pPr>
+    </w:p>
+    <w:p>
+      <w:pPr>
+        <w:pStyle w:val="BodyText"/>
+      </w:pPr>
+    </w:p>
     <w:p>
       <w:pPr>
         <w:pStyle w:val="BodyText"/>
@@ -5795,6 +8069,42 @@
           <w:sz w:val="24"/>
         </w:rPr>
         <w:t>08.05.2026</w:t>
+      </w:r>
+    </w:p>
+    <w:p>
+      <w:pPr>
+        <w:pStyle w:val="ListParagraph"/>
+        <w:numPr>
+          <w:ilvl w:val="0"/>
+          <w:numId w:val="1"/>
+        </w:numPr>
+        <w:tabs>
+          <w:tab w:pos="1416" w:val="left" w:leader="none"/>
+        </w:tabs>
+        <w:spacing w:line="240" w:lineRule="auto" w:before="23" w:after="20"/>
+        <w:ind w:left="1416" w:right="0" w:hanging="283"/>
+        <w:jc w:val="left"/>
+        <w:rPr>
+          <w:b/>
+          <w:sz w:val="24"/>
+        </w:rPr>
+      </w:pPr>
+      <w:r>
+        <w:rPr>
+          <w:b/>
+          <w:color w:val="000000"/>
+          <w:sz w:val="24"/>
+        </w:rPr>
+        <w:t xml:space="preserve">Link: </w:t>
+      </w:r>
+      <w:r>
+        <w:rPr>
+          <w:b/>
+          <w:color w:val="000000"/>
+          <w:u w:val="single"/>
+          <w:sz w:val="24"/>
+        </w:rPr>
+        <w:t>https://yandex.uz/maps/org/galaba_bogi/229219923835/</w:t>
       </w:r>
     </w:p>
     <w:p>
@@ -5853,7 +8163,7 @@
                   <pic:spPr>
                     <a:xfrm>
                       <a:off x="0" y="0"/>
-                      <a:ext cx="2173137" cy="1776785"/>
+                      <a:ext cx="2160000" cy="1620000"/>
                     </a:xfrm>
                     <a:prstGeom prst="rect">
                       <a:avLst/>
@@ -5901,7 +8211,7 @@
                   <pic:spPr>
                     <a:xfrm>
                       <a:off x="0" y="0"/>
-                      <a:ext cx="1867508" cy="1247757"/>
+                      <a:ext cx="2160000" cy="1620000"/>
                     </a:xfrm>
                     <a:prstGeom prst="rect">
                       <a:avLst/>
@@ -6077,7 +8387,14 @@
     <w:tbl>
       <w:tblPr>
         <w:tblW w:w="9360" w:type="dxa"/>
-        <w:tblLook w:val="04A0" w:firstRow="1" w:lastRow="0" w:firstColumn="1" w:lastColumn="0" w:noHBand="0" w:noVBand="1"/>
+        <w:tblBorders>
+          <w:top w:val="none" w:sz="0" w:space="0" w:color="auto"/>
+          <w:left w:val="none" w:sz="0" w:space="0" w:color="auto"/>
+          <w:bottom w:val="none" w:sz="0" w:space="0" w:color="auto"/>
+          <w:right w:val="none" w:sz="0" w:space="0" w:color="auto"/>
+          <w:insideH w:val="none" w:sz="0" w:space="0" w:color="auto"/>
+          <w:insideV w:val="none" w:sz="0" w:space="0" w:color="auto"/>
+        </w:tblBorders>
       </w:tblPr>
       <w:tblGrid>
         <w:gridCol w:w="3800"/>
@@ -6088,81 +8405,163 @@
         <w:tc>
           <w:tcPr>
             <w:tcW w:w="3800" w:type="dxa"/>
+            <w:tcBorders>
+              <w:top w:val="none" w:sz="0" w:space="0" w:color="auto"/>
+              <w:left w:val="none" w:sz="0" w:space="0" w:color="auto"/>
+              <w:bottom w:val="none" w:sz="0" w:space="0" w:color="auto"/>
+              <w:right w:val="none" w:sz="0" w:space="0" w:color="auto"/>
+            </w:tcBorders>
           </w:tcPr>
           <w:p>
             <w:pPr>
               <w:pStyle w:val="BodyText"/>
-            </w:pPr>
-            <w:r>
-              <w:rPr>
-                <w:color w:val="000000"/>
-              </w:rPr>
-              <w:t>Menejment fakulteti talabasi:</w:t>
-            </w:r>
-          </w:p>
-          <w:p>
-            <w:pPr>
-              <w:pStyle w:val="BodyText"/>
-            </w:pPr>
-            <w:r>
-              <w:rPr>
-                <w:color w:val="000000"/>
-              </w:rPr>
-              <w:t>Lapasov D.O</w:t>
-            </w:r>
-          </w:p>
-          <w:p>
-            <w:pPr>
-              <w:pStyle w:val="BodyText"/>
-            </w:pPr>
+              <w:spacing w:after="0"/>
+            </w:pPr>
+            <w:r>
+              <w:rPr>
+                <w:color w:val="000000"/>
+                <w:sz w:val="20"/>
+                <w:szCs w:val="20"/>
+              </w:rPr>
+              <w:t xml:space="preserve">Menejment fakulteti talabasi:</w:t>
+            </w:r>
+          </w:p>
+          <w:p>
+            <w:pPr>
+              <w:pStyle w:val="BodyText"/>
+              <w:spacing w:after="0"/>
+            </w:pPr>
+            <w:r>
+              <w:rPr>
+                <w:color w:val="000000"/>
+                <w:sz w:val="20"/>
+                <w:szCs w:val="20"/>
+              </w:rPr>
+              <w:t xml:space="preserve">Lapasov D.O</w:t>
+            </w:r>
+          </w:p>
+          <w:p>
+            <w:pPr>
+              <w:pStyle w:val="BodyText"/>
+              <w:spacing w:after="0"/>
+            </w:pPr>
+            <w:r>
+              <w:rPr>
+                <w:color w:val="000000"/>
+                <w:sz w:val="20"/>
+                <w:szCs w:val="20"/>
+              </w:rPr>
+              <w:t xml:space="preserve"/>
+            </w:r>
           </w:p>
         </w:tc>
         <w:tc>
           <w:tcPr>
             <w:tcW w:w="2500" w:type="dxa"/>
+            <w:tcBorders>
+              <w:top w:val="none" w:sz="0" w:space="0" w:color="auto"/>
+              <w:left w:val="none" w:sz="0" w:space="0" w:color="auto"/>
+              <w:bottom w:val="none" w:sz="0" w:space="0" w:color="auto"/>
+              <w:right w:val="none" w:sz="0" w:space="0" w:color="auto"/>
+            </w:tcBorders>
           </w:tcPr>
           <w:p>
             <w:pPr>
               <w:pStyle w:val="BodyText"/>
               <w:jc w:val="center"/>
-            </w:pPr>
+              <w:spacing w:after="0"/>
+            </w:pPr>
+            <w:r>
+              <w:rPr>
+                <w:color w:val="000000"/>
+                <w:sz w:val="20"/>
+                <w:szCs w:val="20"/>
+              </w:rPr>
+              <w:t xml:space="preserve">imzo</w:t>
+            </w:r>
           </w:p>
           <w:p>
             <w:pPr>
               <w:pStyle w:val="BodyText"/>
               <w:jc w:val="center"/>
-            </w:pPr>
-          </w:p>
-          <w:p>
-            <w:pPr>
-              <w:pStyle w:val="BodyText"/>
-            </w:pPr>
+              <w:spacing w:after="0"/>
+            </w:pPr>
+            <w:r>
+              <w:rPr>
+                <w:u w:val="single"/>
+                <w:color w:val="000000"/>
+                <w:sz w:val="20"/>
+                <w:szCs w:val="20"/>
+              </w:rPr>
+              <w:t xml:space="preserve">__________________</w:t>
+            </w:r>
+          </w:p>
+          <w:p>
+            <w:pPr>
+              <w:pStyle w:val="BodyText"/>
+              <w:spacing w:after="0"/>
+            </w:pPr>
+            <w:r>
+              <w:rPr>
+                <w:color w:val="000000"/>
+                <w:sz w:val="20"/>
+                <w:szCs w:val="20"/>
+              </w:rPr>
+              <w:t xml:space="preserve"/>
+            </w:r>
           </w:p>
         </w:tc>
         <w:tc>
           <w:tcPr>
             <w:tcW w:w="3060" w:type="dxa"/>
+            <w:tcBorders>
+              <w:top w:val="none" w:sz="0" w:space="0" w:color="auto"/>
+              <w:left w:val="none" w:sz="0" w:space="0" w:color="auto"/>
+              <w:bottom w:val="none" w:sz="0" w:space="0" w:color="auto"/>
+              <w:right w:val="none" w:sz="0" w:space="0" w:color="auto"/>
+            </w:tcBorders>
           </w:tcPr>
           <w:p>
             <w:pPr>
               <w:pStyle w:val="BodyText"/>
-            </w:pPr>
-            <w:r>
-              <w:rPr>
-                <w:color w:val="000000"/>
-              </w:rPr>
-              <w:t>Lapasov Davron Oybek o’g‘li</w:t>
-            </w:r>
-          </w:p>
-          <w:p>
-            <w:pPr>
-              <w:pStyle w:val="BodyText"/>
-            </w:pPr>
-          </w:p>
-          <w:p>
-            <w:pPr>
-              <w:pStyle w:val="BodyText"/>
-            </w:pPr>
+              <w:spacing w:after="0"/>
+            </w:pPr>
+            <w:r>
+              <w:rPr>
+                <w:color w:val="000000"/>
+                <w:sz w:val="20"/>
+                <w:szCs w:val="20"/>
+              </w:rPr>
+              <w:t xml:space="preserve">Lapasov Davron Oybek o’g‘li</w:t>
+            </w:r>
+          </w:p>
+          <w:p>
+            <w:pPr>
+              <w:pStyle w:val="BodyText"/>
+              <w:spacing w:after="0"/>
+            </w:pPr>
+            <w:r>
+              <w:rPr>
+                <w:color w:val="000000"/>
+                <w:sz w:val="20"/>
+                <w:szCs w:val="20"/>
+              </w:rPr>
+              <w:t xml:space="preserve"/>
+            </w:r>
+          </w:p>
+          <w:p>
+            <w:pPr>
+              <w:pStyle w:val="BodyText"/>
+              <w:spacing w:after="0"/>
+            </w:pPr>
+            <w:r>
+              <w:rPr>
+                <w:color w:val="000000"/>
+                <w:sz w:val="20"/>
+                <w:szCs w:val="20"/>
+              </w:rPr>
+              <w:t xml:space="preserve"/>
+            </w:r>
           </w:p>
         </w:tc>
       </w:tr>
@@ -6170,87 +8569,163 @@
         <w:tc>
           <w:tcPr>
             <w:tcW w:w="3800" w:type="dxa"/>
+            <w:tcBorders>
+              <w:top w:val="none" w:sz="0" w:space="0" w:color="auto"/>
+              <w:left w:val="none" w:sz="0" w:space="0" w:color="auto"/>
+              <w:bottom w:val="none" w:sz="0" w:space="0" w:color="auto"/>
+              <w:right w:val="none" w:sz="0" w:space="0" w:color="auto"/>
+            </w:tcBorders>
           </w:tcPr>
           <w:p>
             <w:pPr>
               <w:pStyle w:val="BodyText"/>
-            </w:pPr>
-            <w:r>
-              <w:rPr>
-                <w:color w:val="000000"/>
-              </w:rPr>
-              <w:t>Tyutorlar faoliyatini</w:t>
-            </w:r>
-          </w:p>
-          <w:p>
-            <w:pPr>
-              <w:pStyle w:val="BodyText"/>
-            </w:pPr>
-            <w:r>
-              <w:rPr>
-                <w:color w:val="000000"/>
-              </w:rPr>
-              <w:t>muvofiqlashtirish bo’limi tyutori:</w:t>
-            </w:r>
-          </w:p>
-          <w:p>
-            <w:pPr>
-              <w:pStyle w:val="BodyText"/>
-            </w:pPr>
-            <w:r>
-              <w:rPr>
-                <w:color w:val="000000"/>
-              </w:rPr>
-              <w:t>Maxsimov A.Q</w:t>
+              <w:spacing w:after="0"/>
+            </w:pPr>
+            <w:r>
+              <w:rPr>
+                <w:color w:val="000000"/>
+                <w:sz w:val="20"/>
+                <w:szCs w:val="20"/>
+              </w:rPr>
+              <w:t xml:space="preserve">Tyutorlar faoliyatini</w:t>
+            </w:r>
+          </w:p>
+          <w:p>
+            <w:pPr>
+              <w:pStyle w:val="BodyText"/>
+              <w:spacing w:after="0"/>
+            </w:pPr>
+            <w:r>
+              <w:rPr>
+                <w:color w:val="000000"/>
+                <w:sz w:val="20"/>
+                <w:szCs w:val="20"/>
+              </w:rPr>
+              <w:t xml:space="preserve">muvofiqlashtirish bo’limi tyutori:</w:t>
+            </w:r>
+          </w:p>
+          <w:p>
+            <w:pPr>
+              <w:pStyle w:val="BodyText"/>
+              <w:spacing w:after="0"/>
+            </w:pPr>
+            <w:r>
+              <w:rPr>
+                <w:color w:val="000000"/>
+                <w:sz w:val="20"/>
+                <w:szCs w:val="20"/>
+              </w:rPr>
+              <w:t xml:space="preserve">Maxsimov A.Q</w:t>
             </w:r>
           </w:p>
         </w:tc>
         <w:tc>
           <w:tcPr>
             <w:tcW w:w="2500" w:type="dxa"/>
+            <w:tcBorders>
+              <w:top w:val="none" w:sz="0" w:space="0" w:color="auto"/>
+              <w:left w:val="none" w:sz="0" w:space="0" w:color="auto"/>
+              <w:bottom w:val="none" w:sz="0" w:space="0" w:color="auto"/>
+              <w:right w:val="none" w:sz="0" w:space="0" w:color="auto"/>
+            </w:tcBorders>
           </w:tcPr>
           <w:p>
             <w:pPr>
               <w:pStyle w:val="BodyText"/>
               <w:jc w:val="center"/>
-            </w:pPr>
+              <w:spacing w:after="0"/>
+            </w:pPr>
+            <w:r>
+              <w:rPr>
+                <w:color w:val="000000"/>
+                <w:sz w:val="20"/>
+                <w:szCs w:val="20"/>
+              </w:rPr>
+              <w:t xml:space="preserve">imzo</w:t>
+            </w:r>
           </w:p>
           <w:p>
             <w:pPr>
               <w:pStyle w:val="BodyText"/>
               <w:jc w:val="center"/>
-            </w:pPr>
-          </w:p>
-          <w:p>
-            <w:pPr>
-              <w:pStyle w:val="BodyText"/>
-            </w:pPr>
+              <w:spacing w:after="0"/>
+            </w:pPr>
+            <w:r>
+              <w:rPr>
+                <w:u w:val="single"/>
+                <w:color w:val="000000"/>
+                <w:sz w:val="20"/>
+                <w:szCs w:val="20"/>
+              </w:rPr>
+              <w:t xml:space="preserve">__________________</w:t>
+            </w:r>
+          </w:p>
+          <w:p>
+            <w:pPr>
+              <w:pStyle w:val="BodyText"/>
+              <w:spacing w:after="0"/>
+            </w:pPr>
+            <w:r>
+              <w:rPr>
+                <w:color w:val="000000"/>
+                <w:sz w:val="20"/>
+                <w:szCs w:val="20"/>
+              </w:rPr>
+              <w:t xml:space="preserve"/>
+            </w:r>
           </w:p>
         </w:tc>
         <w:tc>
           <w:tcPr>
             <w:tcW w:w="3060" w:type="dxa"/>
+            <w:tcBorders>
+              <w:top w:val="none" w:sz="0" w:space="0" w:color="auto"/>
+              <w:left w:val="none" w:sz="0" w:space="0" w:color="auto"/>
+              <w:bottom w:val="none" w:sz="0" w:space="0" w:color="auto"/>
+              <w:right w:val="none" w:sz="0" w:space="0" w:color="auto"/>
+            </w:tcBorders>
           </w:tcPr>
           <w:p>
             <w:pPr>
               <w:pStyle w:val="BodyText"/>
-            </w:pPr>
-            <w:r>
-              <w:rPr>
-                <w:color w:val="000000"/>
-              </w:rPr>
-              <w:t>Maxsimov Akmal Qosimovich</w:t>
-            </w:r>
-          </w:p>
-          <w:p>
-            <w:pPr>
-              <w:pStyle w:val="BodyText"/>
-            </w:pPr>
-          </w:p>
-          <w:p>
-            <w:pPr>
-              <w:pStyle w:val="BodyText"/>
-            </w:pPr>
+              <w:spacing w:after="0"/>
+            </w:pPr>
+            <w:r>
+              <w:rPr>
+                <w:color w:val="000000"/>
+                <w:sz w:val="20"/>
+                <w:szCs w:val="20"/>
+              </w:rPr>
+              <w:t xml:space="preserve">Maxsimov Akmal Qosimovich</w:t>
+            </w:r>
+          </w:p>
+          <w:p>
+            <w:pPr>
+              <w:pStyle w:val="BodyText"/>
+              <w:spacing w:after="0"/>
+            </w:pPr>
+            <w:r>
+              <w:rPr>
+                <w:color w:val="000000"/>
+                <w:sz w:val="20"/>
+                <w:szCs w:val="20"/>
+              </w:rPr>
+              <w:t xml:space="preserve"/>
+            </w:r>
+          </w:p>
+          <w:p>
+            <w:pPr>
+              <w:pStyle w:val="BodyText"/>
+              <w:spacing w:after="0"/>
+            </w:pPr>
+            <w:r>
+              <w:rPr>
+                <w:color w:val="000000"/>
+                <w:sz w:val="20"/>
+                <w:szCs w:val="20"/>
+              </w:rPr>
+              <w:t xml:space="preserve"/>
+            </w:r>
           </w:p>
         </w:tc>
       </w:tr>
@@ -6258,91 +8733,221 @@
         <w:tc>
           <w:tcPr>
             <w:tcW w:w="3800" w:type="dxa"/>
+            <w:tcBorders>
+              <w:top w:val="none" w:sz="0" w:space="0" w:color="auto"/>
+              <w:left w:val="none" w:sz="0" w:space="0" w:color="auto"/>
+              <w:bottom w:val="none" w:sz="0" w:space="0" w:color="auto"/>
+              <w:right w:val="none" w:sz="0" w:space="0" w:color="auto"/>
+            </w:tcBorders>
           </w:tcPr>
           <w:p>
             <w:pPr>
               <w:pStyle w:val="BodyText"/>
-            </w:pPr>
-            <w:r>
-              <w:rPr>
-                <w:color w:val="000000"/>
-              </w:rPr>
-              <w:t>Yoshlar masalalari va ma’naviy-ma’rifiy</w:t>
-            </w:r>
-          </w:p>
-          <w:p>
-            <w:pPr>
-              <w:pStyle w:val="BodyText"/>
-            </w:pPr>
-            <w:r>
-              <w:rPr>
-                <w:color w:val="000000"/>
-              </w:rPr>
-              <w:t>ishlar bo’yicha dekan o’rinbosari:</w:t>
-            </w:r>
-          </w:p>
-          <w:p>
-            <w:pPr>
-              <w:pStyle w:val="BodyText"/>
-            </w:pPr>
-            <w:r>
-              <w:rPr>
-                <w:color w:val="000000"/>
-              </w:rPr>
-              <w:t>Yegamberdiyev Sh.S</w:t>
+              <w:spacing w:after="0"/>
+            </w:pPr>
+            <w:r>
+              <w:rPr>
+                <w:color w:val="000000"/>
+                <w:sz w:val="20"/>
+                <w:szCs w:val="20"/>
+              </w:rPr>
+              <w:t xml:space="preserve">Yoshlar masalalari va ma’naviy-ma’rifiy</w:t>
+            </w:r>
+          </w:p>
+          <w:p>
+            <w:pPr>
+              <w:pStyle w:val="BodyText"/>
+              <w:spacing w:after="0"/>
+            </w:pPr>
+            <w:r>
+              <w:rPr>
+                <w:color w:val="000000"/>
+                <w:sz w:val="20"/>
+                <w:szCs w:val="20"/>
+              </w:rPr>
+              <w:t xml:space="preserve">ishlar bo’yicha dekan o’rinbosari:</w:t>
+            </w:r>
+          </w:p>
+          <w:p>
+            <w:pPr>
+              <w:pStyle w:val="BodyText"/>
+              <w:spacing w:after="0"/>
+            </w:pPr>
+            <w:r>
+              <w:rPr>
+                <w:color w:val="000000"/>
+                <w:sz w:val="20"/>
+                <w:szCs w:val="20"/>
+              </w:rPr>
+              <w:t xml:space="preserve">Yegamberdiyev Sh.S</w:t>
             </w:r>
           </w:p>
         </w:tc>
         <w:tc>
           <w:tcPr>
             <w:tcW w:w="2500" w:type="dxa"/>
+            <w:tcBorders>
+              <w:top w:val="none" w:sz="0" w:space="0" w:color="auto"/>
+              <w:left w:val="none" w:sz="0" w:space="0" w:color="auto"/>
+              <w:bottom w:val="none" w:sz="0" w:space="0" w:color="auto"/>
+              <w:right w:val="none" w:sz="0" w:space="0" w:color="auto"/>
+            </w:tcBorders>
           </w:tcPr>
           <w:p>
             <w:pPr>
               <w:pStyle w:val="BodyText"/>
               <w:jc w:val="center"/>
-            </w:pPr>
+              <w:spacing w:after="0"/>
+            </w:pPr>
+            <w:r>
+              <w:rPr>
+                <w:color w:val="000000"/>
+                <w:sz w:val="20"/>
+                <w:szCs w:val="20"/>
+              </w:rPr>
+              <w:t xml:space="preserve">imzo</w:t>
+            </w:r>
           </w:p>
           <w:p>
             <w:pPr>
               <w:pStyle w:val="BodyText"/>
               <w:jc w:val="center"/>
-            </w:pPr>
-          </w:p>
-          <w:p>
-            <w:pPr>
-              <w:pStyle w:val="BodyText"/>
-            </w:pPr>
+              <w:spacing w:after="0"/>
+            </w:pPr>
+            <w:r>
+              <w:rPr>
+                <w:u w:val="single"/>
+                <w:color w:val="000000"/>
+                <w:sz w:val="20"/>
+                <w:szCs w:val="20"/>
+              </w:rPr>
+              <w:t xml:space="preserve">__________________</w:t>
+            </w:r>
+          </w:p>
+          <w:p>
+            <w:pPr>
+              <w:pStyle w:val="BodyText"/>
+              <w:spacing w:after="0"/>
+            </w:pPr>
+            <w:r>
+              <w:rPr>
+                <w:color w:val="000000"/>
+                <w:sz w:val="20"/>
+                <w:szCs w:val="20"/>
+              </w:rPr>
+              <w:t xml:space="preserve"/>
+            </w:r>
           </w:p>
         </w:tc>
         <w:tc>
           <w:tcPr>
             <w:tcW w:w="3060" w:type="dxa"/>
+            <w:tcBorders>
+              <w:top w:val="none" w:sz="0" w:space="0" w:color="auto"/>
+              <w:left w:val="none" w:sz="0" w:space="0" w:color="auto"/>
+              <w:bottom w:val="none" w:sz="0" w:space="0" w:color="auto"/>
+              <w:right w:val="none" w:sz="0" w:space="0" w:color="auto"/>
+            </w:tcBorders>
           </w:tcPr>
           <w:p>
             <w:pPr>
               <w:pStyle w:val="BodyText"/>
-            </w:pPr>
-            <w:r>
-              <w:rPr>
-                <w:color w:val="000000"/>
-              </w:rPr>
-              <w:t>Yegamberdiyev Shuhrat Satimbayevich</w:t>
-            </w:r>
-          </w:p>
-          <w:p>
-            <w:pPr>
-              <w:pStyle w:val="BodyText"/>
-            </w:pPr>
-          </w:p>
-          <w:p>
-            <w:pPr>
-              <w:pStyle w:val="BodyText"/>
-            </w:pPr>
+              <w:spacing w:after="0"/>
+            </w:pPr>
+            <w:r>
+              <w:rPr>
+                <w:color w:val="000000"/>
+                <w:sz w:val="20"/>
+                <w:szCs w:val="20"/>
+              </w:rPr>
+              <w:t xml:space="preserve">Yegamberdiyev Shuhrat Satimbayevich</w:t>
+            </w:r>
+          </w:p>
+          <w:p>
+            <w:pPr>
+              <w:pStyle w:val="BodyText"/>
+              <w:spacing w:after="0"/>
+            </w:pPr>
+            <w:r>
+              <w:rPr>
+                <w:color w:val="000000"/>
+                <w:sz w:val="20"/>
+                <w:szCs w:val="20"/>
+              </w:rPr>
+              <w:t xml:space="preserve"/>
+            </w:r>
+          </w:p>
+          <w:p>
+            <w:pPr>
+              <w:pStyle w:val="BodyText"/>
+              <w:spacing w:after="0"/>
+            </w:pPr>
+            <w:r>
+              <w:rPr>
+                <w:color w:val="000000"/>
+                <w:sz w:val="20"/>
+                <w:szCs w:val="20"/>
+              </w:rPr>
+              <w:t xml:space="preserve"/>
+            </w:r>
           </w:p>
         </w:tc>
       </w:tr>
     </w:tbl>
+    <w:p>
+      <w:pPr>
+        <w:pStyle w:val="BodyText"/>
+      </w:pPr>
+    </w:p>
+    <w:p>
+      <w:pPr>
+        <w:pStyle w:val="BodyText"/>
+      </w:pPr>
+      <w:r>
+        <w:rPr>
+          <w:color w:val="000000"/>
+        </w:rPr>
+        <w:t>Yegamberdiyev Sh.S</w:t>
+      </w:r>
+    </w:p>
+    <w:p>
+      <w:pPr>
+        <w:pStyle w:val="BodyText"/>
+        <w:jc w:val="center"/>
+      </w:pPr>
+    </w:p>
+    <w:p>
+      <w:pPr>
+        <w:pStyle w:val="BodyText"/>
+        <w:jc w:val="center"/>
+      </w:pPr>
+    </w:p>
+    <w:p>
+      <w:pPr>
+        <w:pStyle w:val="BodyText"/>
+      </w:pPr>
+    </w:p>
+    <w:p>
+      <w:pPr>
+        <w:pStyle w:val="BodyText"/>
+      </w:pPr>
+      <w:r>
+        <w:rPr>
+          <w:color w:val="000000"/>
+        </w:rPr>
+        <w:t>Yegamberdiyev Shuhrat Satimbayevich</w:t>
+      </w:r>
+    </w:p>
+    <w:p>
+      <w:pPr>
+        <w:pStyle w:val="BodyText"/>
+      </w:pPr>
+    </w:p>
+    <w:p>
+      <w:pPr>
+        <w:pStyle w:val="BodyText"/>
+      </w:pPr>
+    </w:p>
     <w:p>
       <w:pPr>
         <w:pStyle w:val="BodyText"/>
@@ -6625,6 +9230,42 @@
           <w:sz w:val="24"/>
         </w:rPr>
         <w:t>11.05.2026</w:t>
+      </w:r>
+    </w:p>
+    <w:p>
+      <w:pPr>
+        <w:pStyle w:val="ListParagraph"/>
+        <w:numPr>
+          <w:ilvl w:val="0"/>
+          <w:numId w:val="1"/>
+        </w:numPr>
+        <w:tabs>
+          <w:tab w:pos="1416" w:val="left" w:leader="none"/>
+        </w:tabs>
+        <w:spacing w:line="240" w:lineRule="auto" w:before="23" w:after="20"/>
+        <w:ind w:left="1416" w:right="0" w:hanging="283"/>
+        <w:jc w:val="left"/>
+        <w:rPr>
+          <w:b/>
+          <w:sz w:val="24"/>
+        </w:rPr>
+      </w:pPr>
+      <w:r>
+        <w:rPr>
+          <w:b/>
+          <w:color w:val="000000"/>
+          <w:sz w:val="24"/>
+        </w:rPr>
+        <w:t xml:space="preserve">Link: </w:t>
+      </w:r>
+      <w:r>
+        <w:rPr>
+          <w:b/>
+          <w:color w:val="000000"/>
+          <w:u w:val="single"/>
+          <w:sz w:val="24"/>
+        </w:rPr>
+        <w:t>https://yandex.uz/maps/-/CTayqA-M</w:t>
       </w:r>
     </w:p>
     <w:p>
@@ -6673,7 +9314,7 @@
                   <pic:spPr>
                     <a:xfrm>
                       <a:off x="0" y="0"/>
-                      <a:ext cx="2160003" cy="1865457"/>
+                      <a:ext cx="2160000" cy="1620000"/>
                     </a:xfrm>
                     <a:prstGeom prst="rect">
                       <a:avLst/>
@@ -6721,7 +9362,7 @@
                   <pic:spPr>
                     <a:xfrm>
                       <a:off x="0" y="0"/>
-                      <a:ext cx="1910451" cy="1230078"/>
+                      <a:ext cx="2160000" cy="1620000"/>
                     </a:xfrm>
                     <a:prstGeom prst="rect">
                       <a:avLst/>
@@ -6887,7 +9528,14 @@
     <w:tbl>
       <w:tblPr>
         <w:tblW w:w="9360" w:type="dxa"/>
-        <w:tblLook w:val="04A0" w:firstRow="1" w:lastRow="0" w:firstColumn="1" w:lastColumn="0" w:noHBand="0" w:noVBand="1"/>
+        <w:tblBorders>
+          <w:top w:val="none" w:sz="0" w:space="0" w:color="auto"/>
+          <w:left w:val="none" w:sz="0" w:space="0" w:color="auto"/>
+          <w:bottom w:val="none" w:sz="0" w:space="0" w:color="auto"/>
+          <w:right w:val="none" w:sz="0" w:space="0" w:color="auto"/>
+          <w:insideH w:val="none" w:sz="0" w:space="0" w:color="auto"/>
+          <w:insideV w:val="none" w:sz="0" w:space="0" w:color="auto"/>
+        </w:tblBorders>
       </w:tblPr>
       <w:tblGrid>
         <w:gridCol w:w="3800"/>
@@ -6898,81 +9546,163 @@
         <w:tc>
           <w:tcPr>
             <w:tcW w:w="3800" w:type="dxa"/>
+            <w:tcBorders>
+              <w:top w:val="none" w:sz="0" w:space="0" w:color="auto"/>
+              <w:left w:val="none" w:sz="0" w:space="0" w:color="auto"/>
+              <w:bottom w:val="none" w:sz="0" w:space="0" w:color="auto"/>
+              <w:right w:val="none" w:sz="0" w:space="0" w:color="auto"/>
+            </w:tcBorders>
           </w:tcPr>
           <w:p>
             <w:pPr>
               <w:pStyle w:val="BodyText"/>
-            </w:pPr>
-            <w:r>
-              <w:rPr>
-                <w:color w:val="000000"/>
-              </w:rPr>
-              <w:t>Menejment fakulteti talabasi:</w:t>
-            </w:r>
-          </w:p>
-          <w:p>
-            <w:pPr>
-              <w:pStyle w:val="BodyText"/>
-            </w:pPr>
-            <w:r>
-              <w:rPr>
-                <w:color w:val="000000"/>
-              </w:rPr>
-              <w:t>Lapasov D.O</w:t>
-            </w:r>
-          </w:p>
-          <w:p>
-            <w:pPr>
-              <w:pStyle w:val="BodyText"/>
-            </w:pPr>
+              <w:spacing w:after="0"/>
+            </w:pPr>
+            <w:r>
+              <w:rPr>
+                <w:color w:val="000000"/>
+                <w:sz w:val="20"/>
+                <w:szCs w:val="20"/>
+              </w:rPr>
+              <w:t xml:space="preserve">Menejment fakulteti talabasi:</w:t>
+            </w:r>
+          </w:p>
+          <w:p>
+            <w:pPr>
+              <w:pStyle w:val="BodyText"/>
+              <w:spacing w:after="0"/>
+            </w:pPr>
+            <w:r>
+              <w:rPr>
+                <w:color w:val="000000"/>
+                <w:sz w:val="20"/>
+                <w:szCs w:val="20"/>
+              </w:rPr>
+              <w:t xml:space="preserve">Lapasov D.O</w:t>
+            </w:r>
+          </w:p>
+          <w:p>
+            <w:pPr>
+              <w:pStyle w:val="BodyText"/>
+              <w:spacing w:after="0"/>
+            </w:pPr>
+            <w:r>
+              <w:rPr>
+                <w:color w:val="000000"/>
+                <w:sz w:val="20"/>
+                <w:szCs w:val="20"/>
+              </w:rPr>
+              <w:t xml:space="preserve"/>
+            </w:r>
           </w:p>
         </w:tc>
         <w:tc>
           <w:tcPr>
             <w:tcW w:w="2500" w:type="dxa"/>
+            <w:tcBorders>
+              <w:top w:val="none" w:sz="0" w:space="0" w:color="auto"/>
+              <w:left w:val="none" w:sz="0" w:space="0" w:color="auto"/>
+              <w:bottom w:val="none" w:sz="0" w:space="0" w:color="auto"/>
+              <w:right w:val="none" w:sz="0" w:space="0" w:color="auto"/>
+            </w:tcBorders>
           </w:tcPr>
           <w:p>
             <w:pPr>
               <w:pStyle w:val="BodyText"/>
               <w:jc w:val="center"/>
-            </w:pPr>
+              <w:spacing w:after="0"/>
+            </w:pPr>
+            <w:r>
+              <w:rPr>
+                <w:color w:val="000000"/>
+                <w:sz w:val="20"/>
+                <w:szCs w:val="20"/>
+              </w:rPr>
+              <w:t xml:space="preserve">imzo</w:t>
+            </w:r>
           </w:p>
           <w:p>
             <w:pPr>
               <w:pStyle w:val="BodyText"/>
               <w:jc w:val="center"/>
-            </w:pPr>
-          </w:p>
-          <w:p>
-            <w:pPr>
-              <w:pStyle w:val="BodyText"/>
-            </w:pPr>
+              <w:spacing w:after="0"/>
+            </w:pPr>
+            <w:r>
+              <w:rPr>
+                <w:u w:val="single"/>
+                <w:color w:val="000000"/>
+                <w:sz w:val="20"/>
+                <w:szCs w:val="20"/>
+              </w:rPr>
+              <w:t xml:space="preserve">__________________</w:t>
+            </w:r>
+          </w:p>
+          <w:p>
+            <w:pPr>
+              <w:pStyle w:val="BodyText"/>
+              <w:spacing w:after="0"/>
+            </w:pPr>
+            <w:r>
+              <w:rPr>
+                <w:color w:val="000000"/>
+                <w:sz w:val="20"/>
+                <w:szCs w:val="20"/>
+              </w:rPr>
+              <w:t xml:space="preserve"/>
+            </w:r>
           </w:p>
         </w:tc>
         <w:tc>
           <w:tcPr>
             <w:tcW w:w="3060" w:type="dxa"/>
+            <w:tcBorders>
+              <w:top w:val="none" w:sz="0" w:space="0" w:color="auto"/>
+              <w:left w:val="none" w:sz="0" w:space="0" w:color="auto"/>
+              <w:bottom w:val="none" w:sz="0" w:space="0" w:color="auto"/>
+              <w:right w:val="none" w:sz="0" w:space="0" w:color="auto"/>
+            </w:tcBorders>
           </w:tcPr>
           <w:p>
             <w:pPr>
               <w:pStyle w:val="BodyText"/>
-            </w:pPr>
-            <w:r>
-              <w:rPr>
-                <w:color w:val="000000"/>
-              </w:rPr>
-              <w:t>Lapasov Davron Oybek o’g‘li</w:t>
-            </w:r>
-          </w:p>
-          <w:p>
-            <w:pPr>
-              <w:pStyle w:val="BodyText"/>
-            </w:pPr>
-          </w:p>
-          <w:p>
-            <w:pPr>
-              <w:pStyle w:val="BodyText"/>
-            </w:pPr>
+              <w:spacing w:after="0"/>
+            </w:pPr>
+            <w:r>
+              <w:rPr>
+                <w:color w:val="000000"/>
+                <w:sz w:val="20"/>
+                <w:szCs w:val="20"/>
+              </w:rPr>
+              <w:t xml:space="preserve">Lapasov Davron Oybek o’g‘li</w:t>
+            </w:r>
+          </w:p>
+          <w:p>
+            <w:pPr>
+              <w:pStyle w:val="BodyText"/>
+              <w:spacing w:after="0"/>
+            </w:pPr>
+            <w:r>
+              <w:rPr>
+                <w:color w:val="000000"/>
+                <w:sz w:val="20"/>
+                <w:szCs w:val="20"/>
+              </w:rPr>
+              <w:t xml:space="preserve"/>
+            </w:r>
+          </w:p>
+          <w:p>
+            <w:pPr>
+              <w:pStyle w:val="BodyText"/>
+              <w:spacing w:after="0"/>
+            </w:pPr>
+            <w:r>
+              <w:rPr>
+                <w:color w:val="000000"/>
+                <w:sz w:val="20"/>
+                <w:szCs w:val="20"/>
+              </w:rPr>
+              <w:t xml:space="preserve"/>
+            </w:r>
           </w:p>
         </w:tc>
       </w:tr>
@@ -6980,87 +9710,163 @@
         <w:tc>
           <w:tcPr>
             <w:tcW w:w="3800" w:type="dxa"/>
+            <w:tcBorders>
+              <w:top w:val="none" w:sz="0" w:space="0" w:color="auto"/>
+              <w:left w:val="none" w:sz="0" w:space="0" w:color="auto"/>
+              <w:bottom w:val="none" w:sz="0" w:space="0" w:color="auto"/>
+              <w:right w:val="none" w:sz="0" w:space="0" w:color="auto"/>
+            </w:tcBorders>
           </w:tcPr>
           <w:p>
             <w:pPr>
               <w:pStyle w:val="BodyText"/>
-            </w:pPr>
-            <w:r>
-              <w:rPr>
-                <w:color w:val="000000"/>
-              </w:rPr>
-              <w:t>Tyutorlar faoliyatini</w:t>
-            </w:r>
-          </w:p>
-          <w:p>
-            <w:pPr>
-              <w:pStyle w:val="BodyText"/>
-            </w:pPr>
-            <w:r>
-              <w:rPr>
-                <w:color w:val="000000"/>
-              </w:rPr>
-              <w:t>muvofiqlashtirish bo’limi tyutori:</w:t>
-            </w:r>
-          </w:p>
-          <w:p>
-            <w:pPr>
-              <w:pStyle w:val="BodyText"/>
-            </w:pPr>
-            <w:r>
-              <w:rPr>
-                <w:color w:val="000000"/>
-              </w:rPr>
-              <w:t>Maxsimov A.Q</w:t>
+              <w:spacing w:after="0"/>
+            </w:pPr>
+            <w:r>
+              <w:rPr>
+                <w:color w:val="000000"/>
+                <w:sz w:val="20"/>
+                <w:szCs w:val="20"/>
+              </w:rPr>
+              <w:t xml:space="preserve">Tyutorlar faoliyatini</w:t>
+            </w:r>
+          </w:p>
+          <w:p>
+            <w:pPr>
+              <w:pStyle w:val="BodyText"/>
+              <w:spacing w:after="0"/>
+            </w:pPr>
+            <w:r>
+              <w:rPr>
+                <w:color w:val="000000"/>
+                <w:sz w:val="20"/>
+                <w:szCs w:val="20"/>
+              </w:rPr>
+              <w:t xml:space="preserve">muvofiqlashtirish bo’limi tyutori:</w:t>
+            </w:r>
+          </w:p>
+          <w:p>
+            <w:pPr>
+              <w:pStyle w:val="BodyText"/>
+              <w:spacing w:after="0"/>
+            </w:pPr>
+            <w:r>
+              <w:rPr>
+                <w:color w:val="000000"/>
+                <w:sz w:val="20"/>
+                <w:szCs w:val="20"/>
+              </w:rPr>
+              <w:t xml:space="preserve">Maxsimov A.Q</w:t>
             </w:r>
           </w:p>
         </w:tc>
         <w:tc>
           <w:tcPr>
             <w:tcW w:w="2500" w:type="dxa"/>
+            <w:tcBorders>
+              <w:top w:val="none" w:sz="0" w:space="0" w:color="auto"/>
+              <w:left w:val="none" w:sz="0" w:space="0" w:color="auto"/>
+              <w:bottom w:val="none" w:sz="0" w:space="0" w:color="auto"/>
+              <w:right w:val="none" w:sz="0" w:space="0" w:color="auto"/>
+            </w:tcBorders>
           </w:tcPr>
           <w:p>
             <w:pPr>
               <w:pStyle w:val="BodyText"/>
               <w:jc w:val="center"/>
-            </w:pPr>
+              <w:spacing w:after="0"/>
+            </w:pPr>
+            <w:r>
+              <w:rPr>
+                <w:color w:val="000000"/>
+                <w:sz w:val="20"/>
+                <w:szCs w:val="20"/>
+              </w:rPr>
+              <w:t xml:space="preserve">imzo</w:t>
+            </w:r>
           </w:p>
           <w:p>
             <w:pPr>
               <w:pStyle w:val="BodyText"/>
               <w:jc w:val="center"/>
-            </w:pPr>
-          </w:p>
-          <w:p>
-            <w:pPr>
-              <w:pStyle w:val="BodyText"/>
-            </w:pPr>
+              <w:spacing w:after="0"/>
+            </w:pPr>
+            <w:r>
+              <w:rPr>
+                <w:u w:val="single"/>
+                <w:color w:val="000000"/>
+                <w:sz w:val="20"/>
+                <w:szCs w:val="20"/>
+              </w:rPr>
+              <w:t xml:space="preserve">__________________</w:t>
+            </w:r>
+          </w:p>
+          <w:p>
+            <w:pPr>
+              <w:pStyle w:val="BodyText"/>
+              <w:spacing w:after="0"/>
+            </w:pPr>
+            <w:r>
+              <w:rPr>
+                <w:color w:val="000000"/>
+                <w:sz w:val="20"/>
+                <w:szCs w:val="20"/>
+              </w:rPr>
+              <w:t xml:space="preserve"/>
+            </w:r>
           </w:p>
         </w:tc>
         <w:tc>
           <w:tcPr>
             <w:tcW w:w="3060" w:type="dxa"/>
+            <w:tcBorders>
+              <w:top w:val="none" w:sz="0" w:space="0" w:color="auto"/>
+              <w:left w:val="none" w:sz="0" w:space="0" w:color="auto"/>
+              <w:bottom w:val="none" w:sz="0" w:space="0" w:color="auto"/>
+              <w:right w:val="none" w:sz="0" w:space="0" w:color="auto"/>
+            </w:tcBorders>
           </w:tcPr>
           <w:p>
             <w:pPr>
               <w:pStyle w:val="BodyText"/>
-            </w:pPr>
-            <w:r>
-              <w:rPr>
-                <w:color w:val="000000"/>
-              </w:rPr>
-              <w:t>Maxsimov Akmal Qosimovich</w:t>
-            </w:r>
-          </w:p>
-          <w:p>
-            <w:pPr>
-              <w:pStyle w:val="BodyText"/>
-            </w:pPr>
-          </w:p>
-          <w:p>
-            <w:pPr>
-              <w:pStyle w:val="BodyText"/>
-            </w:pPr>
+              <w:spacing w:after="0"/>
+            </w:pPr>
+            <w:r>
+              <w:rPr>
+                <w:color w:val="000000"/>
+                <w:sz w:val="20"/>
+                <w:szCs w:val="20"/>
+              </w:rPr>
+              <w:t xml:space="preserve">Maxsimov Akmal Qosimovich</w:t>
+            </w:r>
+          </w:p>
+          <w:p>
+            <w:pPr>
+              <w:pStyle w:val="BodyText"/>
+              <w:spacing w:after="0"/>
+            </w:pPr>
+            <w:r>
+              <w:rPr>
+                <w:color w:val="000000"/>
+                <w:sz w:val="20"/>
+                <w:szCs w:val="20"/>
+              </w:rPr>
+              <w:t xml:space="preserve"/>
+            </w:r>
+          </w:p>
+          <w:p>
+            <w:pPr>
+              <w:pStyle w:val="BodyText"/>
+              <w:spacing w:after="0"/>
+            </w:pPr>
+            <w:r>
+              <w:rPr>
+                <w:color w:val="000000"/>
+                <w:sz w:val="20"/>
+                <w:szCs w:val="20"/>
+              </w:rPr>
+              <w:t xml:space="preserve"/>
+            </w:r>
           </w:p>
         </w:tc>
       </w:tr>
@@ -7068,91 +9874,221 @@
         <w:tc>
           <w:tcPr>
             <w:tcW w:w="3800" w:type="dxa"/>
+            <w:tcBorders>
+              <w:top w:val="none" w:sz="0" w:space="0" w:color="auto"/>
+              <w:left w:val="none" w:sz="0" w:space="0" w:color="auto"/>
+              <w:bottom w:val="none" w:sz="0" w:space="0" w:color="auto"/>
+              <w:right w:val="none" w:sz="0" w:space="0" w:color="auto"/>
+            </w:tcBorders>
           </w:tcPr>
           <w:p>
             <w:pPr>
               <w:pStyle w:val="BodyText"/>
-            </w:pPr>
-            <w:r>
-              <w:rPr>
-                <w:color w:val="000000"/>
-              </w:rPr>
-              <w:t>Yoshlar masalalari va ma’naviy-ma’rifiy</w:t>
-            </w:r>
-          </w:p>
-          <w:p>
-            <w:pPr>
-              <w:pStyle w:val="BodyText"/>
-            </w:pPr>
-            <w:r>
-              <w:rPr>
-                <w:color w:val="000000"/>
-              </w:rPr>
-              <w:t>ishlar bo’yicha dekan o’rinbosari:</w:t>
-            </w:r>
-          </w:p>
-          <w:p>
-            <w:pPr>
-              <w:pStyle w:val="BodyText"/>
-            </w:pPr>
-            <w:r>
-              <w:rPr>
-                <w:color w:val="000000"/>
-              </w:rPr>
-              <w:t>Yegamberdiyev Sh.S</w:t>
+              <w:spacing w:after="0"/>
+            </w:pPr>
+            <w:r>
+              <w:rPr>
+                <w:color w:val="000000"/>
+                <w:sz w:val="20"/>
+                <w:szCs w:val="20"/>
+              </w:rPr>
+              <w:t xml:space="preserve">Yoshlar masalalari va ma’naviy-ma’rifiy</w:t>
+            </w:r>
+          </w:p>
+          <w:p>
+            <w:pPr>
+              <w:pStyle w:val="BodyText"/>
+              <w:spacing w:after="0"/>
+            </w:pPr>
+            <w:r>
+              <w:rPr>
+                <w:color w:val="000000"/>
+                <w:sz w:val="20"/>
+                <w:szCs w:val="20"/>
+              </w:rPr>
+              <w:t xml:space="preserve">ishlar bo’yicha dekan o’rinbosari:</w:t>
+            </w:r>
+          </w:p>
+          <w:p>
+            <w:pPr>
+              <w:pStyle w:val="BodyText"/>
+              <w:spacing w:after="0"/>
+            </w:pPr>
+            <w:r>
+              <w:rPr>
+                <w:color w:val="000000"/>
+                <w:sz w:val="20"/>
+                <w:szCs w:val="20"/>
+              </w:rPr>
+              <w:t xml:space="preserve">Yegamberdiyev Sh.S</w:t>
             </w:r>
           </w:p>
         </w:tc>
         <w:tc>
           <w:tcPr>
             <w:tcW w:w="2500" w:type="dxa"/>
+            <w:tcBorders>
+              <w:top w:val="none" w:sz="0" w:space="0" w:color="auto"/>
+              <w:left w:val="none" w:sz="0" w:space="0" w:color="auto"/>
+              <w:bottom w:val="none" w:sz="0" w:space="0" w:color="auto"/>
+              <w:right w:val="none" w:sz="0" w:space="0" w:color="auto"/>
+            </w:tcBorders>
           </w:tcPr>
           <w:p>
             <w:pPr>
               <w:pStyle w:val="BodyText"/>
               <w:jc w:val="center"/>
-            </w:pPr>
+              <w:spacing w:after="0"/>
+            </w:pPr>
+            <w:r>
+              <w:rPr>
+                <w:color w:val="000000"/>
+                <w:sz w:val="20"/>
+                <w:szCs w:val="20"/>
+              </w:rPr>
+              <w:t xml:space="preserve">imzo</w:t>
+            </w:r>
           </w:p>
           <w:p>
             <w:pPr>
               <w:pStyle w:val="BodyText"/>
               <w:jc w:val="center"/>
-            </w:pPr>
-          </w:p>
-          <w:p>
-            <w:pPr>
-              <w:pStyle w:val="BodyText"/>
-            </w:pPr>
+              <w:spacing w:after="0"/>
+            </w:pPr>
+            <w:r>
+              <w:rPr>
+                <w:u w:val="single"/>
+                <w:color w:val="000000"/>
+                <w:sz w:val="20"/>
+                <w:szCs w:val="20"/>
+              </w:rPr>
+              <w:t xml:space="preserve">__________________</w:t>
+            </w:r>
+          </w:p>
+          <w:p>
+            <w:pPr>
+              <w:pStyle w:val="BodyText"/>
+              <w:spacing w:after="0"/>
+            </w:pPr>
+            <w:r>
+              <w:rPr>
+                <w:color w:val="000000"/>
+                <w:sz w:val="20"/>
+                <w:szCs w:val="20"/>
+              </w:rPr>
+              <w:t xml:space="preserve"/>
+            </w:r>
           </w:p>
         </w:tc>
         <w:tc>
           <w:tcPr>
             <w:tcW w:w="3060" w:type="dxa"/>
+            <w:tcBorders>
+              <w:top w:val="none" w:sz="0" w:space="0" w:color="auto"/>
+              <w:left w:val="none" w:sz="0" w:space="0" w:color="auto"/>
+              <w:bottom w:val="none" w:sz="0" w:space="0" w:color="auto"/>
+              <w:right w:val="none" w:sz="0" w:space="0" w:color="auto"/>
+            </w:tcBorders>
           </w:tcPr>
           <w:p>
             <w:pPr>
               <w:pStyle w:val="BodyText"/>
-            </w:pPr>
-            <w:r>
-              <w:rPr>
-                <w:color w:val="000000"/>
-              </w:rPr>
-              <w:t>Yegamberdiyev Shuhrat Satimbayevich</w:t>
-            </w:r>
-          </w:p>
-          <w:p>
-            <w:pPr>
-              <w:pStyle w:val="BodyText"/>
-            </w:pPr>
-          </w:p>
-          <w:p>
-            <w:pPr>
-              <w:pStyle w:val="BodyText"/>
-            </w:pPr>
+              <w:spacing w:after="0"/>
+            </w:pPr>
+            <w:r>
+              <w:rPr>
+                <w:color w:val="000000"/>
+                <w:sz w:val="20"/>
+                <w:szCs w:val="20"/>
+              </w:rPr>
+              <w:t xml:space="preserve">Yegamberdiyev Shuhrat Satimbayevich</w:t>
+            </w:r>
+          </w:p>
+          <w:p>
+            <w:pPr>
+              <w:pStyle w:val="BodyText"/>
+              <w:spacing w:after="0"/>
+            </w:pPr>
+            <w:r>
+              <w:rPr>
+                <w:color w:val="000000"/>
+                <w:sz w:val="20"/>
+                <w:szCs w:val="20"/>
+              </w:rPr>
+              <w:t xml:space="preserve"/>
+            </w:r>
+          </w:p>
+          <w:p>
+            <w:pPr>
+              <w:pStyle w:val="BodyText"/>
+              <w:spacing w:after="0"/>
+            </w:pPr>
+            <w:r>
+              <w:rPr>
+                <w:color w:val="000000"/>
+                <w:sz w:val="20"/>
+                <w:szCs w:val="20"/>
+              </w:rPr>
+              <w:t xml:space="preserve"/>
+            </w:r>
           </w:p>
         </w:tc>
       </w:tr>
     </w:tbl>
+    <w:p>
+      <w:pPr>
+        <w:pStyle w:val="BodyText"/>
+      </w:pPr>
+    </w:p>
+    <w:p>
+      <w:pPr>
+        <w:pStyle w:val="BodyText"/>
+      </w:pPr>
+      <w:r>
+        <w:rPr>
+          <w:color w:val="000000"/>
+        </w:rPr>
+        <w:t>Yegamberdiyev Sh.S</w:t>
+      </w:r>
+    </w:p>
+    <w:p>
+      <w:pPr>
+        <w:pStyle w:val="BodyText"/>
+        <w:jc w:val="center"/>
+      </w:pPr>
+    </w:p>
+    <w:p>
+      <w:pPr>
+        <w:pStyle w:val="BodyText"/>
+        <w:jc w:val="center"/>
+      </w:pPr>
+    </w:p>
+    <w:p>
+      <w:pPr>
+        <w:pStyle w:val="BodyText"/>
+      </w:pPr>
+    </w:p>
+    <w:p>
+      <w:pPr>
+        <w:pStyle w:val="BodyText"/>
+      </w:pPr>
+      <w:r>
+        <w:rPr>
+          <w:color w:val="000000"/>
+        </w:rPr>
+        <w:t>Yegamberdiyev Shuhrat Satimbayevich</w:t>
+      </w:r>
+    </w:p>
+    <w:p>
+      <w:pPr>
+        <w:pStyle w:val="BodyText"/>
+      </w:pPr>
+    </w:p>
+    <w:p>
+      <w:pPr>
+        <w:pStyle w:val="BodyText"/>
+      </w:pPr>
+    </w:p>
     <w:p>
       <w:pPr>
         <w:pStyle w:val="BodyText"/>
